--- a/DISCUSIÓN y PRÁCTICA 3.docx
+++ b/DISCUSIÓN y PRÁCTICA 3.docx
@@ -1511,20 +1511,49 @@
           <w:lang w:val="es-ES" w:eastAsia="es-ES"/>
         </w:rPr>
       </w:pPr>
-      <w:r>
+    </w:p>
+    <w:p>
+      <w:pPr>
+        <w:pStyle w:val="Default"/>
         <w:rPr>
           <w:rFonts w:ascii="Calibri" w:eastAsia="Calibri" w:hAnsi="Calibri" w:cs="Calibri"/>
-          <w:noProof/>
           <w:sz w:val="22"/>
           <w:szCs w:val="22"/>
           <w:lang w:val="es-ES" w:eastAsia="es-ES"/>
         </w:rPr>
+      </w:pPr>
+    </w:p>
+    <w:p>
+      <w:pPr>
+        <w:pStyle w:val="Default"/>
+        <w:rPr>
+          <w:rFonts w:ascii="Calibri" w:eastAsia="Calibri" w:hAnsi="Calibri" w:cs="Calibri"/>
+          <w:sz w:val="22"/>
+          <w:szCs w:val="22"/>
+          <w:lang w:val="es-ES" w:eastAsia="es-ES"/>
+        </w:rPr>
+      </w:pPr>
+    </w:p>
+    <w:p>
+      <w:pPr>
+        <w:spacing w:after="160" w:line="259" w:lineRule="auto"/>
+        <w:ind w:left="0" w:firstLine="0"/>
+        <w:jc w:val="left"/>
+        <w:rPr>
+          <w:sz w:val="24"/>
+          <w:szCs w:val="24"/>
+        </w:rPr>
+      </w:pPr>
+      <w:r>
+        <w:rPr>
+          <w:noProof/>
+        </w:rPr>
         <w:lastRenderedPageBreak/>
         <w:drawing>
-          <wp:inline distT="0" distB="0" distL="0" distR="0" wp14:anchorId="23CD3390" wp14:editId="1B079482">
-            <wp:extent cx="5614035" cy="4040505"/>
-            <wp:effectExtent l="0" t="0" r="5715" b="0"/>
-            <wp:docPr id="1074267648" name="Imagen 4"/>
+          <wp:inline distT="0" distB="0" distL="0" distR="0" wp14:anchorId="0060EF58" wp14:editId="170F02B9">
+            <wp:extent cx="5607050" cy="3648710"/>
+            <wp:effectExtent l="0" t="0" r="0" b="8890"/>
+            <wp:docPr id="1975932228" name="Imagen 68"/>
             <wp:cNvGraphicFramePr>
               <a:graphicFrameLocks xmlns:a="http://schemas.openxmlformats.org/drawingml/2006/main" noChangeAspect="1"/>
             </wp:cNvGraphicFramePr>
@@ -1532,13 +1561,13 @@
               <a:graphicData uri="http://schemas.openxmlformats.org/drawingml/2006/picture">
                 <pic:pic xmlns:pic="http://schemas.openxmlformats.org/drawingml/2006/picture">
                   <pic:nvPicPr>
-                    <pic:cNvPr id="0" name="Picture 4"/>
+                    <pic:cNvPr id="0" name="Picture 25"/>
                     <pic:cNvPicPr>
                       <a:picLocks noChangeAspect="1" noChangeArrowheads="1"/>
                     </pic:cNvPicPr>
                   </pic:nvPicPr>
                   <pic:blipFill>
-                    <a:blip r:embed="rId5">
+                    <a:blip r:embed="rId7">
                       <a:extLst>
                         <a:ext uri="{28A0092B-C50C-407E-A947-70E740481C1C}">
                           <a14:useLocalDpi xmlns:a14="http://schemas.microsoft.com/office/drawing/2010/main" val="0"/>
@@ -1553,7 +1582,7 @@
                   <pic:spPr bwMode="auto">
                     <a:xfrm>
                       <a:off x="0" y="0"/>
-                      <a:ext cx="5614035" cy="4040505"/>
+                      <a:ext cx="5607050" cy="3648710"/>
                     </a:xfrm>
                     <a:prstGeom prst="rect">
                       <a:avLst/>
@@ -1569,259 +1598,9 @@
           </wp:inline>
         </w:drawing>
       </w:r>
-    </w:p>
-    <w:p>
-      <w:pPr>
-        <w:pStyle w:val="Default"/>
-        <w:rPr>
-          <w:rFonts w:ascii="Calibri" w:eastAsia="Calibri" w:hAnsi="Calibri" w:cs="Calibri"/>
-          <w:sz w:val="22"/>
-          <w:szCs w:val="22"/>
-          <w:lang w:val="es-ES" w:eastAsia="es-ES"/>
-        </w:rPr>
-      </w:pPr>
-    </w:p>
-    <w:p>
-      <w:pPr>
-        <w:pStyle w:val="Default"/>
-        <w:rPr>
-          <w:rFonts w:ascii="Calibri" w:eastAsia="Calibri" w:hAnsi="Calibri" w:cs="Calibri"/>
-          <w:sz w:val="22"/>
-          <w:szCs w:val="22"/>
-          <w:lang w:val="es-ES" w:eastAsia="es-ES"/>
-        </w:rPr>
-      </w:pPr>
-    </w:p>
-    <w:p>
-      <w:pPr>
-        <w:pStyle w:val="Default"/>
-        <w:rPr>
-          <w:rFonts w:ascii="Calibri" w:eastAsia="Calibri" w:hAnsi="Calibri" w:cs="Calibri"/>
-          <w:sz w:val="22"/>
-          <w:szCs w:val="22"/>
-          <w:lang w:val="es-ES" w:eastAsia="es-ES"/>
-        </w:rPr>
-      </w:pPr>
-    </w:p>
-    <w:p>
-      <w:pPr>
-        <w:pStyle w:val="Default"/>
-        <w:rPr>
-          <w:rFonts w:ascii="Calibri" w:eastAsia="Calibri" w:hAnsi="Calibri" w:cs="Calibri"/>
-          <w:sz w:val="22"/>
-          <w:szCs w:val="22"/>
-          <w:lang w:val="es-ES" w:eastAsia="es-ES"/>
-        </w:rPr>
-      </w:pPr>
-    </w:p>
-    <w:p>
-      <w:pPr>
-        <w:pStyle w:val="Default"/>
-        <w:rPr>
-          <w:rFonts w:ascii="Calibri" w:eastAsia="Calibri" w:hAnsi="Calibri" w:cs="Calibri"/>
-          <w:sz w:val="22"/>
-          <w:szCs w:val="22"/>
-          <w:lang w:val="es-ES" w:eastAsia="es-ES"/>
-        </w:rPr>
-      </w:pPr>
-    </w:p>
-    <w:p>
-      <w:pPr>
-        <w:pStyle w:val="Default"/>
-        <w:rPr>
-          <w:rFonts w:ascii="Calibri" w:eastAsia="Calibri" w:hAnsi="Calibri" w:cs="Calibri"/>
-          <w:sz w:val="22"/>
-          <w:szCs w:val="22"/>
-          <w:lang w:val="es-ES" w:eastAsia="es-ES"/>
-        </w:rPr>
-      </w:pPr>
-    </w:p>
-    <w:p>
-      <w:pPr>
-        <w:pStyle w:val="Default"/>
-        <w:rPr>
-          <w:rFonts w:ascii="Calibri" w:eastAsia="Calibri" w:hAnsi="Calibri" w:cs="Calibri"/>
-          <w:sz w:val="22"/>
-          <w:szCs w:val="22"/>
-          <w:lang w:val="es-ES" w:eastAsia="es-ES"/>
-        </w:rPr>
-      </w:pPr>
-    </w:p>
-    <w:p>
-      <w:pPr>
-        <w:pStyle w:val="Default"/>
-        <w:rPr>
-          <w:rFonts w:ascii="Calibri" w:eastAsia="Calibri" w:hAnsi="Calibri" w:cs="Calibri"/>
-          <w:sz w:val="22"/>
-          <w:szCs w:val="22"/>
-          <w:lang w:val="es-ES" w:eastAsia="es-ES"/>
-        </w:rPr>
-      </w:pPr>
-    </w:p>
-    <w:p>
-      <w:pPr>
-        <w:pStyle w:val="Default"/>
-        <w:rPr>
-          <w:rFonts w:ascii="Calibri" w:eastAsia="Calibri" w:hAnsi="Calibri" w:cs="Calibri"/>
-          <w:sz w:val="22"/>
-          <w:szCs w:val="22"/>
-          <w:lang w:val="es-ES" w:eastAsia="es-ES"/>
-        </w:rPr>
-      </w:pPr>
-    </w:p>
-    <w:p>
-      <w:pPr>
-        <w:pStyle w:val="Default"/>
-        <w:rPr>
-          <w:rFonts w:ascii="Calibri" w:eastAsia="Calibri" w:hAnsi="Calibri" w:cs="Calibri"/>
-          <w:sz w:val="22"/>
-          <w:szCs w:val="22"/>
-          <w:lang w:val="es-ES" w:eastAsia="es-ES"/>
-        </w:rPr>
-      </w:pPr>
-    </w:p>
-    <w:p>
-      <w:pPr>
-        <w:pStyle w:val="Default"/>
-        <w:rPr>
-          <w:rFonts w:ascii="Calibri" w:eastAsia="Calibri" w:hAnsi="Calibri" w:cs="Calibri"/>
-          <w:sz w:val="22"/>
-          <w:szCs w:val="22"/>
-          <w:lang w:val="es-ES" w:eastAsia="es-ES"/>
-        </w:rPr>
-      </w:pPr>
-    </w:p>
-    <w:p>
-      <w:pPr>
-        <w:pStyle w:val="Default"/>
-        <w:rPr>
-          <w:rFonts w:ascii="Calibri" w:eastAsia="Calibri" w:hAnsi="Calibri" w:cs="Calibri"/>
-          <w:sz w:val="22"/>
-          <w:szCs w:val="22"/>
-          <w:lang w:val="es-ES" w:eastAsia="es-ES"/>
-        </w:rPr>
-      </w:pPr>
-    </w:p>
-    <w:p>
-      <w:pPr>
-        <w:pStyle w:val="Default"/>
-        <w:rPr>
-          <w:rFonts w:ascii="Calibri" w:eastAsia="Calibri" w:hAnsi="Calibri" w:cs="Calibri"/>
-          <w:sz w:val="22"/>
-          <w:szCs w:val="22"/>
-          <w:lang w:val="es-ES" w:eastAsia="es-ES"/>
-        </w:rPr>
-      </w:pPr>
-    </w:p>
-    <w:p>
-      <w:pPr>
-        <w:pStyle w:val="Default"/>
-        <w:rPr>
-          <w:rFonts w:ascii="Calibri" w:eastAsia="Calibri" w:hAnsi="Calibri" w:cs="Calibri"/>
-          <w:sz w:val="22"/>
-          <w:szCs w:val="22"/>
-          <w:lang w:val="es-ES" w:eastAsia="es-ES"/>
-        </w:rPr>
-      </w:pPr>
-    </w:p>
-    <w:p>
-      <w:pPr>
-        <w:pStyle w:val="Default"/>
-        <w:rPr>
-          <w:rFonts w:ascii="Calibri" w:eastAsia="Calibri" w:hAnsi="Calibri" w:cs="Calibri"/>
-          <w:sz w:val="22"/>
-          <w:szCs w:val="22"/>
-          <w:lang w:val="es-ES" w:eastAsia="es-ES"/>
-        </w:rPr>
-      </w:pPr>
-    </w:p>
-    <w:p>
-      <w:pPr>
-        <w:pStyle w:val="Default"/>
-        <w:rPr>
-          <w:rFonts w:ascii="Calibri" w:eastAsia="Calibri" w:hAnsi="Calibri" w:cs="Calibri"/>
-          <w:sz w:val="22"/>
-          <w:szCs w:val="22"/>
-          <w:lang w:val="es-ES" w:eastAsia="es-ES"/>
-        </w:rPr>
-      </w:pPr>
-    </w:p>
-    <w:p>
-      <w:pPr>
-        <w:pStyle w:val="Default"/>
-        <w:rPr>
-          <w:rFonts w:ascii="Calibri" w:eastAsia="Calibri" w:hAnsi="Calibri" w:cs="Calibri"/>
-          <w:sz w:val="22"/>
-          <w:szCs w:val="22"/>
-          <w:lang w:val="es-ES" w:eastAsia="es-ES"/>
-        </w:rPr>
-      </w:pPr>
-    </w:p>
-    <w:p>
-      <w:pPr>
-        <w:pStyle w:val="Default"/>
-        <w:rPr>
-          <w:rFonts w:ascii="Calibri" w:eastAsia="Calibri" w:hAnsi="Calibri" w:cs="Calibri"/>
-          <w:sz w:val="22"/>
-          <w:szCs w:val="22"/>
-          <w:lang w:val="es-ES" w:eastAsia="es-ES"/>
-        </w:rPr>
-      </w:pPr>
-    </w:p>
-    <w:p>
-      <w:pPr>
-        <w:pStyle w:val="Default"/>
-        <w:rPr>
-          <w:rFonts w:ascii="Calibri" w:eastAsia="Calibri" w:hAnsi="Calibri" w:cs="Calibri"/>
-          <w:sz w:val="22"/>
-          <w:szCs w:val="22"/>
-          <w:lang w:val="es-ES" w:eastAsia="es-ES"/>
-        </w:rPr>
-      </w:pPr>
-    </w:p>
-    <w:p>
-      <w:pPr>
-        <w:pStyle w:val="Default"/>
-        <w:rPr>
-          <w:rFonts w:ascii="Calibri" w:eastAsia="Calibri" w:hAnsi="Calibri" w:cs="Calibri"/>
-          <w:sz w:val="22"/>
-          <w:szCs w:val="22"/>
-          <w:lang w:val="es-ES" w:eastAsia="es-ES"/>
-        </w:rPr>
-      </w:pPr>
-    </w:p>
-    <w:p>
-      <w:pPr>
-        <w:pStyle w:val="Default"/>
-        <w:rPr>
-          <w:rFonts w:ascii="Calibri" w:eastAsia="Calibri" w:hAnsi="Calibri" w:cs="Calibri"/>
-          <w:sz w:val="22"/>
-          <w:szCs w:val="22"/>
-          <w:lang w:val="es-ES" w:eastAsia="es-ES"/>
-        </w:rPr>
-      </w:pPr>
-    </w:p>
-    <w:p>
-      <w:pPr>
-        <w:pStyle w:val="Default"/>
-        <w:rPr>
-          <w:rFonts w:ascii="Calibri" w:eastAsia="Calibri" w:hAnsi="Calibri" w:cs="Calibri"/>
-          <w:sz w:val="22"/>
-          <w:szCs w:val="22"/>
-          <w:lang w:val="es-ES" w:eastAsia="es-ES"/>
-        </w:rPr>
-      </w:pPr>
-    </w:p>
-    <w:p>
-      <w:pPr>
-        <w:pStyle w:val="Default"/>
-        <w:rPr>
-          <w:rFonts w:ascii="Calibri" w:eastAsia="Calibri" w:hAnsi="Calibri" w:cs="Calibri"/>
-          <w:sz w:val="22"/>
-          <w:szCs w:val="22"/>
-          <w:lang w:val="es-ES" w:eastAsia="es-ES"/>
-        </w:rPr>
-      </w:pPr>
+      <w:r>
+        <w:br w:type="page"/>
+      </w:r>
     </w:p>
     <w:p>
       <w:pPr>
@@ -3116,16 +2895,163 @@
       <w:pPr>
         <w:ind w:left="0" w:firstLine="0"/>
       </w:pPr>
+    </w:p>
+    <w:p>
+      <w:pPr>
+        <w:ind w:left="0" w:firstLine="0"/>
+      </w:pPr>
+    </w:p>
+    <w:p>
+      <w:pPr>
+        <w:pStyle w:val="Default"/>
+        <w:ind w:left="720"/>
+        <w:rPr>
+          <w:rFonts w:ascii="Calibri" w:eastAsia="Calibri" w:hAnsi="Calibri" w:cs="Calibri"/>
+          <w:sz w:val="22"/>
+          <w:szCs w:val="22"/>
+          <w:lang w:val="es-ES" w:eastAsia="es-ES"/>
+        </w:rPr>
+      </w:pPr>
+    </w:p>
+    <w:p>
+      <w:pPr>
+        <w:pStyle w:val="Default"/>
+        <w:ind w:left="720"/>
+        <w:rPr>
+          <w:rFonts w:ascii="Calibri" w:eastAsia="Calibri" w:hAnsi="Calibri" w:cs="Calibri"/>
+          <w:sz w:val="22"/>
+          <w:szCs w:val="22"/>
+          <w:lang w:val="es-ES" w:eastAsia="es-ES"/>
+        </w:rPr>
+      </w:pPr>
+    </w:p>
+    <w:p>
+      <w:pPr>
+        <w:pStyle w:val="Default"/>
+        <w:ind w:left="720"/>
+        <w:rPr>
+          <w:rFonts w:ascii="Calibri" w:eastAsia="Calibri" w:hAnsi="Calibri" w:cs="Calibri"/>
+          <w:sz w:val="22"/>
+          <w:szCs w:val="22"/>
+          <w:lang w:val="es-ES" w:eastAsia="es-ES"/>
+        </w:rPr>
+      </w:pPr>
+    </w:p>
+    <w:p>
+      <w:pPr>
+        <w:pStyle w:val="Default"/>
+        <w:ind w:left="720"/>
+        <w:rPr>
+          <w:rFonts w:ascii="Calibri" w:eastAsia="Calibri" w:hAnsi="Calibri" w:cs="Calibri"/>
+          <w:sz w:val="22"/>
+          <w:szCs w:val="22"/>
+          <w:lang w:val="es-ES" w:eastAsia="es-ES"/>
+        </w:rPr>
+      </w:pPr>
+    </w:p>
+    <w:p>
+      <w:pPr>
+        <w:pStyle w:val="Default"/>
+        <w:ind w:left="720"/>
+        <w:rPr>
+          <w:rFonts w:ascii="Calibri" w:eastAsia="Calibri" w:hAnsi="Calibri" w:cs="Calibri"/>
+          <w:sz w:val="22"/>
+          <w:szCs w:val="22"/>
+          <w:lang w:val="es-ES" w:eastAsia="es-ES"/>
+        </w:rPr>
+      </w:pPr>
+    </w:p>
+    <w:p>
+      <w:pPr>
+        <w:pStyle w:val="Default"/>
+        <w:ind w:left="720"/>
+        <w:rPr>
+          <w:rFonts w:ascii="Calibri" w:eastAsia="Calibri" w:hAnsi="Calibri" w:cs="Calibri"/>
+          <w:sz w:val="22"/>
+          <w:szCs w:val="22"/>
+          <w:lang w:val="es-ES" w:eastAsia="es-ES"/>
+        </w:rPr>
+      </w:pPr>
+    </w:p>
+    <w:p>
+      <w:pPr>
+        <w:pStyle w:val="Default"/>
+        <w:ind w:left="720"/>
+        <w:rPr>
+          <w:rFonts w:ascii="Calibri" w:eastAsia="Calibri" w:hAnsi="Calibri" w:cs="Calibri"/>
+          <w:sz w:val="22"/>
+          <w:szCs w:val="22"/>
+          <w:lang w:val="es-ES" w:eastAsia="es-ES"/>
+        </w:rPr>
+      </w:pPr>
+    </w:p>
+    <w:p>
+      <w:pPr>
+        <w:pStyle w:val="Default"/>
+        <w:ind w:left="720"/>
+        <w:rPr>
+          <w:rFonts w:ascii="Calibri" w:eastAsia="Calibri" w:hAnsi="Calibri" w:cs="Calibri"/>
+          <w:sz w:val="22"/>
+          <w:szCs w:val="22"/>
+          <w:lang w:val="es-ES" w:eastAsia="es-ES"/>
+        </w:rPr>
+      </w:pPr>
+    </w:p>
+    <w:p>
+      <w:pPr>
+        <w:pStyle w:val="Default"/>
+        <w:ind w:left="720"/>
+        <w:rPr>
+          <w:rFonts w:ascii="Calibri" w:eastAsia="Calibri" w:hAnsi="Calibri" w:cs="Calibri"/>
+          <w:sz w:val="22"/>
+          <w:szCs w:val="22"/>
+          <w:lang w:val="es-ES" w:eastAsia="es-ES"/>
+        </w:rPr>
+      </w:pPr>
+    </w:p>
+    <w:p>
+      <w:pPr>
+        <w:pStyle w:val="Default"/>
+        <w:ind w:left="720"/>
+        <w:rPr>
+          <w:rFonts w:ascii="Calibri" w:eastAsia="Calibri" w:hAnsi="Calibri" w:cs="Calibri"/>
+          <w:sz w:val="22"/>
+          <w:szCs w:val="22"/>
+          <w:lang w:val="es-ES" w:eastAsia="es-ES"/>
+        </w:rPr>
+      </w:pPr>
+    </w:p>
+    <w:p>
+      <w:pPr>
+        <w:pStyle w:val="Default"/>
+        <w:rPr>
+          <w:rFonts w:ascii="Calibri" w:eastAsia="Calibri" w:hAnsi="Calibri" w:cs="Calibri"/>
+          <w:sz w:val="22"/>
+          <w:szCs w:val="22"/>
+          <w:lang w:val="es-ES" w:eastAsia="es-ES"/>
+        </w:rPr>
+      </w:pPr>
+    </w:p>
+    <w:p>
+      <w:pPr>
+        <w:spacing w:after="160" w:line="259" w:lineRule="auto"/>
+        <w:ind w:left="0" w:firstLine="0"/>
+        <w:jc w:val="left"/>
+        <w:rPr>
+          <w:sz w:val="24"/>
+          <w:szCs w:val="24"/>
+        </w:rPr>
+      </w:pPr>
       <w:r>
         <w:rPr>
           <w:noProof/>
         </w:rPr>
         <w:lastRenderedPageBreak/>
         <w:drawing>
-          <wp:inline distT="0" distB="0" distL="0" distR="0" wp14:anchorId="2DE9C932" wp14:editId="0D774190">
-            <wp:extent cx="5614035" cy="4040505"/>
-            <wp:effectExtent l="0" t="0" r="5715" b="0"/>
-            <wp:docPr id="1862500641" name="Imagen 6"/>
+          <wp:inline distT="0" distB="0" distL="0" distR="0" wp14:anchorId="7ECA0BA9" wp14:editId="6388917C">
+            <wp:extent cx="5607050" cy="3648710"/>
+            <wp:effectExtent l="0" t="0" r="0" b="8890"/>
+            <wp:docPr id="1495467885" name="Imagen 66"/>
             <wp:cNvGraphicFramePr>
               <a:graphicFrameLocks xmlns:a="http://schemas.openxmlformats.org/drawingml/2006/main" noChangeAspect="1"/>
             </wp:cNvGraphicFramePr>
@@ -3133,13 +3059,13 @@
               <a:graphicData uri="http://schemas.openxmlformats.org/drawingml/2006/picture">
                 <pic:pic xmlns:pic="http://schemas.openxmlformats.org/drawingml/2006/picture">
                   <pic:nvPicPr>
-                    <pic:cNvPr id="0" name="Picture 6"/>
+                    <pic:cNvPr id="0" name="Picture 23"/>
                     <pic:cNvPicPr>
                       <a:picLocks noChangeAspect="1" noChangeArrowheads="1"/>
                     </pic:cNvPicPr>
                   </pic:nvPicPr>
                   <pic:blipFill>
-                    <a:blip r:embed="rId6">
+                    <a:blip r:embed="rId8">
                       <a:extLst>
                         <a:ext uri="{28A0092B-C50C-407E-A947-70E740481C1C}">
                           <a14:useLocalDpi xmlns:a14="http://schemas.microsoft.com/office/drawing/2010/main" val="0"/>
@@ -3154,7 +3080,7 @@
                   <pic:spPr bwMode="auto">
                     <a:xfrm>
                       <a:off x="0" y="0"/>
-                      <a:ext cx="5614035" cy="4040505"/>
+                      <a:ext cx="5607050" cy="3648710"/>
                     </a:xfrm>
                     <a:prstGeom prst="rect">
                       <a:avLst/>
@@ -3170,275 +3096,9 @@
           </wp:inline>
         </w:drawing>
       </w:r>
-    </w:p>
-    <w:p>
-      <w:pPr>
-        <w:ind w:left="0" w:firstLine="0"/>
-      </w:pPr>
-    </w:p>
-    <w:p>
-      <w:pPr>
-        <w:pStyle w:val="Default"/>
-        <w:ind w:left="720"/>
-        <w:rPr>
-          <w:rFonts w:ascii="Calibri" w:eastAsia="Calibri" w:hAnsi="Calibri" w:cs="Calibri"/>
-          <w:sz w:val="22"/>
-          <w:szCs w:val="22"/>
-          <w:lang w:val="es-ES" w:eastAsia="es-ES"/>
-        </w:rPr>
-      </w:pPr>
-    </w:p>
-    <w:p>
-      <w:pPr>
-        <w:pStyle w:val="Default"/>
-        <w:ind w:left="720"/>
-        <w:rPr>
-          <w:rFonts w:ascii="Calibri" w:eastAsia="Calibri" w:hAnsi="Calibri" w:cs="Calibri"/>
-          <w:sz w:val="22"/>
-          <w:szCs w:val="22"/>
-          <w:lang w:val="es-ES" w:eastAsia="es-ES"/>
-        </w:rPr>
-      </w:pPr>
-    </w:p>
-    <w:p>
-      <w:pPr>
-        <w:pStyle w:val="Default"/>
-        <w:ind w:left="720"/>
-        <w:rPr>
-          <w:rFonts w:ascii="Calibri" w:eastAsia="Calibri" w:hAnsi="Calibri" w:cs="Calibri"/>
-          <w:sz w:val="22"/>
-          <w:szCs w:val="22"/>
-          <w:lang w:val="es-ES" w:eastAsia="es-ES"/>
-        </w:rPr>
-      </w:pPr>
-    </w:p>
-    <w:p>
-      <w:pPr>
-        <w:pStyle w:val="Default"/>
-        <w:ind w:left="720"/>
-        <w:rPr>
-          <w:rFonts w:ascii="Calibri" w:eastAsia="Calibri" w:hAnsi="Calibri" w:cs="Calibri"/>
-          <w:sz w:val="22"/>
-          <w:szCs w:val="22"/>
-          <w:lang w:val="es-ES" w:eastAsia="es-ES"/>
-        </w:rPr>
-      </w:pPr>
-    </w:p>
-    <w:p>
-      <w:pPr>
-        <w:pStyle w:val="Default"/>
-        <w:ind w:left="720"/>
-        <w:rPr>
-          <w:rFonts w:ascii="Calibri" w:eastAsia="Calibri" w:hAnsi="Calibri" w:cs="Calibri"/>
-          <w:sz w:val="22"/>
-          <w:szCs w:val="22"/>
-          <w:lang w:val="es-ES" w:eastAsia="es-ES"/>
-        </w:rPr>
-      </w:pPr>
-    </w:p>
-    <w:p>
-      <w:pPr>
-        <w:pStyle w:val="Default"/>
-        <w:ind w:left="720"/>
-        <w:rPr>
-          <w:rFonts w:ascii="Calibri" w:eastAsia="Calibri" w:hAnsi="Calibri" w:cs="Calibri"/>
-          <w:sz w:val="22"/>
-          <w:szCs w:val="22"/>
-          <w:lang w:val="es-ES" w:eastAsia="es-ES"/>
-        </w:rPr>
-      </w:pPr>
-    </w:p>
-    <w:p>
-      <w:pPr>
-        <w:pStyle w:val="Default"/>
-        <w:ind w:left="720"/>
-        <w:rPr>
-          <w:rFonts w:ascii="Calibri" w:eastAsia="Calibri" w:hAnsi="Calibri" w:cs="Calibri"/>
-          <w:sz w:val="22"/>
-          <w:szCs w:val="22"/>
-          <w:lang w:val="es-ES" w:eastAsia="es-ES"/>
-        </w:rPr>
-      </w:pPr>
-    </w:p>
-    <w:p>
-      <w:pPr>
-        <w:pStyle w:val="Default"/>
-        <w:ind w:left="720"/>
-        <w:rPr>
-          <w:rFonts w:ascii="Calibri" w:eastAsia="Calibri" w:hAnsi="Calibri" w:cs="Calibri"/>
-          <w:sz w:val="22"/>
-          <w:szCs w:val="22"/>
-          <w:lang w:val="es-ES" w:eastAsia="es-ES"/>
-        </w:rPr>
-      </w:pPr>
-    </w:p>
-    <w:p>
-      <w:pPr>
-        <w:pStyle w:val="Default"/>
-        <w:ind w:left="720"/>
-        <w:rPr>
-          <w:rFonts w:ascii="Calibri" w:eastAsia="Calibri" w:hAnsi="Calibri" w:cs="Calibri"/>
-          <w:sz w:val="22"/>
-          <w:szCs w:val="22"/>
-          <w:lang w:val="es-ES" w:eastAsia="es-ES"/>
-        </w:rPr>
-      </w:pPr>
-    </w:p>
-    <w:p>
-      <w:pPr>
-        <w:pStyle w:val="Default"/>
-        <w:ind w:left="720"/>
-        <w:rPr>
-          <w:rFonts w:ascii="Calibri" w:eastAsia="Calibri" w:hAnsi="Calibri" w:cs="Calibri"/>
-          <w:sz w:val="22"/>
-          <w:szCs w:val="22"/>
-          <w:lang w:val="es-ES" w:eastAsia="es-ES"/>
-        </w:rPr>
-      </w:pPr>
-    </w:p>
-    <w:p>
-      <w:pPr>
-        <w:pStyle w:val="Default"/>
-        <w:ind w:left="720"/>
-        <w:rPr>
-          <w:rFonts w:ascii="Calibri" w:eastAsia="Calibri" w:hAnsi="Calibri" w:cs="Calibri"/>
-          <w:sz w:val="22"/>
-          <w:szCs w:val="22"/>
-          <w:lang w:val="es-ES" w:eastAsia="es-ES"/>
-        </w:rPr>
-      </w:pPr>
-    </w:p>
-    <w:p>
-      <w:pPr>
-        <w:pStyle w:val="Default"/>
-        <w:ind w:left="720"/>
-        <w:rPr>
-          <w:rFonts w:ascii="Calibri" w:eastAsia="Calibri" w:hAnsi="Calibri" w:cs="Calibri"/>
-          <w:sz w:val="22"/>
-          <w:szCs w:val="22"/>
-          <w:lang w:val="es-ES" w:eastAsia="es-ES"/>
-        </w:rPr>
-      </w:pPr>
-    </w:p>
-    <w:p>
-      <w:pPr>
-        <w:pStyle w:val="Default"/>
-        <w:ind w:left="720"/>
-        <w:rPr>
-          <w:rFonts w:ascii="Calibri" w:eastAsia="Calibri" w:hAnsi="Calibri" w:cs="Calibri"/>
-          <w:sz w:val="22"/>
-          <w:szCs w:val="22"/>
-          <w:lang w:val="es-ES" w:eastAsia="es-ES"/>
-        </w:rPr>
-      </w:pPr>
-    </w:p>
-    <w:p>
-      <w:pPr>
-        <w:pStyle w:val="Default"/>
-        <w:ind w:left="720"/>
-        <w:rPr>
-          <w:rFonts w:ascii="Calibri" w:eastAsia="Calibri" w:hAnsi="Calibri" w:cs="Calibri"/>
-          <w:sz w:val="22"/>
-          <w:szCs w:val="22"/>
-          <w:lang w:val="es-ES" w:eastAsia="es-ES"/>
-        </w:rPr>
-      </w:pPr>
-    </w:p>
-    <w:p>
-      <w:pPr>
-        <w:pStyle w:val="Default"/>
-        <w:ind w:left="720"/>
-        <w:rPr>
-          <w:rFonts w:ascii="Calibri" w:eastAsia="Calibri" w:hAnsi="Calibri" w:cs="Calibri"/>
-          <w:sz w:val="22"/>
-          <w:szCs w:val="22"/>
-          <w:lang w:val="es-ES" w:eastAsia="es-ES"/>
-        </w:rPr>
-      </w:pPr>
-    </w:p>
-    <w:p>
-      <w:pPr>
-        <w:pStyle w:val="Default"/>
-        <w:ind w:left="720"/>
-        <w:rPr>
-          <w:rFonts w:ascii="Calibri" w:eastAsia="Calibri" w:hAnsi="Calibri" w:cs="Calibri"/>
-          <w:sz w:val="22"/>
-          <w:szCs w:val="22"/>
-          <w:lang w:val="es-ES" w:eastAsia="es-ES"/>
-        </w:rPr>
-      </w:pPr>
-    </w:p>
-    <w:p>
-      <w:pPr>
-        <w:pStyle w:val="Default"/>
-        <w:ind w:left="720"/>
-        <w:rPr>
-          <w:rFonts w:ascii="Calibri" w:eastAsia="Calibri" w:hAnsi="Calibri" w:cs="Calibri"/>
-          <w:sz w:val="22"/>
-          <w:szCs w:val="22"/>
-          <w:lang w:val="es-ES" w:eastAsia="es-ES"/>
-        </w:rPr>
-      </w:pPr>
-    </w:p>
-    <w:p>
-      <w:pPr>
-        <w:pStyle w:val="Default"/>
-        <w:ind w:left="720"/>
-        <w:rPr>
-          <w:rFonts w:ascii="Calibri" w:eastAsia="Calibri" w:hAnsi="Calibri" w:cs="Calibri"/>
-          <w:sz w:val="22"/>
-          <w:szCs w:val="22"/>
-          <w:lang w:val="es-ES" w:eastAsia="es-ES"/>
-        </w:rPr>
-      </w:pPr>
-    </w:p>
-    <w:p>
-      <w:pPr>
-        <w:pStyle w:val="Default"/>
-        <w:ind w:left="720"/>
-        <w:rPr>
-          <w:rFonts w:ascii="Calibri" w:eastAsia="Calibri" w:hAnsi="Calibri" w:cs="Calibri"/>
-          <w:sz w:val="22"/>
-          <w:szCs w:val="22"/>
-          <w:lang w:val="es-ES" w:eastAsia="es-ES"/>
-        </w:rPr>
-      </w:pPr>
-    </w:p>
-    <w:p>
-      <w:pPr>
-        <w:pStyle w:val="Default"/>
-        <w:ind w:left="720"/>
-        <w:rPr>
-          <w:rFonts w:ascii="Calibri" w:eastAsia="Calibri" w:hAnsi="Calibri" w:cs="Calibri"/>
-          <w:sz w:val="22"/>
-          <w:szCs w:val="22"/>
-          <w:lang w:val="es-ES" w:eastAsia="es-ES"/>
-        </w:rPr>
-      </w:pPr>
-    </w:p>
-    <w:p>
-      <w:pPr>
-        <w:pStyle w:val="Default"/>
-        <w:ind w:left="720"/>
-        <w:rPr>
-          <w:rFonts w:ascii="Calibri" w:eastAsia="Calibri" w:hAnsi="Calibri" w:cs="Calibri"/>
-          <w:sz w:val="22"/>
-          <w:szCs w:val="22"/>
-          <w:lang w:val="es-ES" w:eastAsia="es-ES"/>
-        </w:rPr>
-      </w:pPr>
-    </w:p>
-    <w:p>
-      <w:pPr>
-        <w:pStyle w:val="Default"/>
-        <w:ind w:left="720"/>
-        <w:rPr>
-          <w:rFonts w:ascii="Calibri" w:eastAsia="Calibri" w:hAnsi="Calibri" w:cs="Calibri"/>
-          <w:sz w:val="22"/>
-          <w:szCs w:val="22"/>
-          <w:lang w:val="es-ES" w:eastAsia="es-ES"/>
-        </w:rPr>
-      </w:pPr>
+      <w:r>
+        <w:br w:type="page"/>
+      </w:r>
     </w:p>
     <w:p>
       <w:pPr>
@@ -5035,6 +4695,16 @@
     </w:p>
     <w:p>
       <w:pPr>
+        <w:tabs>
+          <w:tab w:val="left" w:pos="1335"/>
+        </w:tabs>
+        <w:spacing w:after="160" w:line="259" w:lineRule="auto"/>
+        <w:ind w:left="0" w:firstLine="0"/>
+        <w:jc w:val="left"/>
+      </w:pPr>
+    </w:p>
+    <w:p>
+      <w:pPr>
         <w:pStyle w:val="Prrafodelista"/>
         <w:tabs>
           <w:tab w:val="left" w:pos="1335"/>
@@ -5043,47 +4713,16 @@
         <w:ind w:firstLine="0"/>
         <w:jc w:val="left"/>
       </w:pPr>
-    </w:p>
-    <w:p>
-      <w:pPr>
-        <w:pStyle w:val="Prrafodelista"/>
-        <w:tabs>
-          <w:tab w:val="left" w:pos="1335"/>
-        </w:tabs>
-        <w:spacing w:after="160" w:line="259" w:lineRule="auto"/>
-        <w:ind w:firstLine="0"/>
-        <w:jc w:val="left"/>
-      </w:pPr>
-    </w:p>
-    <w:p>
-      <w:pPr>
-        <w:tabs>
-          <w:tab w:val="left" w:pos="1335"/>
-        </w:tabs>
-        <w:spacing w:after="160" w:line="259" w:lineRule="auto"/>
-        <w:ind w:left="0" w:firstLine="0"/>
-        <w:jc w:val="left"/>
-      </w:pPr>
-    </w:p>
-    <w:p>
-      <w:pPr>
-        <w:pStyle w:val="Prrafodelista"/>
-        <w:tabs>
-          <w:tab w:val="left" w:pos="1335"/>
-        </w:tabs>
-        <w:spacing w:after="160" w:line="259" w:lineRule="auto"/>
-        <w:ind w:firstLine="0"/>
-        <w:jc w:val="left"/>
-      </w:pPr>
       <w:r>
         <w:rPr>
           <w:noProof/>
         </w:rPr>
+        <w:lastRenderedPageBreak/>
         <w:drawing>
-          <wp:inline distT="0" distB="0" distL="0" distR="0" wp14:anchorId="35D5E80A" wp14:editId="09EF5781">
-            <wp:extent cx="5607050" cy="4037330"/>
-            <wp:effectExtent l="0" t="0" r="0" b="1270"/>
-            <wp:docPr id="770235939" name="Imagen 7"/>
+          <wp:inline distT="0" distB="0" distL="0" distR="0" wp14:anchorId="3E22ADBA" wp14:editId="45090C08">
+            <wp:extent cx="5607050" cy="3648710"/>
+            <wp:effectExtent l="0" t="0" r="0" b="8890"/>
+            <wp:docPr id="877576585" name="Imagen 64"/>
             <wp:cNvGraphicFramePr>
               <a:graphicFrameLocks xmlns:a="http://schemas.openxmlformats.org/drawingml/2006/main" noChangeAspect="1"/>
             </wp:cNvGraphicFramePr>
@@ -5091,13 +4730,13 @@
               <a:graphicData uri="http://schemas.openxmlformats.org/drawingml/2006/picture">
                 <pic:pic xmlns:pic="http://schemas.openxmlformats.org/drawingml/2006/picture">
                   <pic:nvPicPr>
-                    <pic:cNvPr id="0" name="Picture 7"/>
+                    <pic:cNvPr id="0" name="Picture 21"/>
                     <pic:cNvPicPr>
                       <a:picLocks noChangeAspect="1" noChangeArrowheads="1"/>
                     </pic:cNvPicPr>
                   </pic:nvPicPr>
                   <pic:blipFill>
-                    <a:blip r:embed="rId7">
+                    <a:blip r:embed="rId9">
                       <a:extLst>
                         <a:ext uri="{28A0092B-C50C-407E-A947-70E740481C1C}">
                           <a14:useLocalDpi xmlns:a14="http://schemas.microsoft.com/office/drawing/2010/main" val="0"/>
@@ -5112,7 +4751,7 @@
                   <pic:spPr bwMode="auto">
                     <a:xfrm>
                       <a:off x="0" y="0"/>
-                      <a:ext cx="5607050" cy="4037330"/>
+                      <a:ext cx="5607050" cy="3648710"/>
                     </a:xfrm>
                     <a:prstGeom prst="rect">
                       <a:avLst/>
@@ -6705,17 +6344,75 @@
           <w:lang w:val="es-SV"/>
         </w:rPr>
       </w:pPr>
+    </w:p>
+    <w:p>
+      <w:pPr>
+        <w:pStyle w:val="Prrafodelista"/>
+        <w:tabs>
+          <w:tab w:val="left" w:pos="1335"/>
+        </w:tabs>
+        <w:spacing w:after="160" w:line="259" w:lineRule="auto"/>
+        <w:ind w:firstLine="0"/>
+        <w:jc w:val="left"/>
+        <w:rPr>
+          <w:lang w:val="es-SV"/>
+        </w:rPr>
+      </w:pPr>
+    </w:p>
+    <w:p>
+      <w:pPr>
+        <w:pStyle w:val="Prrafodelista"/>
+        <w:tabs>
+          <w:tab w:val="left" w:pos="1335"/>
+        </w:tabs>
+        <w:spacing w:after="160" w:line="259" w:lineRule="auto"/>
+        <w:ind w:firstLine="0"/>
+        <w:jc w:val="left"/>
+        <w:rPr>
+          <w:lang w:val="es-SV"/>
+        </w:rPr>
+      </w:pPr>
+    </w:p>
+    <w:p>
+      <w:pPr>
+        <w:spacing w:after="160" w:line="259" w:lineRule="auto"/>
+        <w:ind w:left="0" w:firstLine="0"/>
+        <w:jc w:val="left"/>
+        <w:rPr>
+          <w:lang w:val="es-SV"/>
+        </w:rPr>
+      </w:pPr>
       <w:r>
         <w:rPr>
+          <w:lang w:val="es-SV"/>
+        </w:rPr>
+        <w:br w:type="page"/>
+      </w:r>
+    </w:p>
+    <w:p>
+      <w:pPr>
+        <w:spacing w:after="160" w:line="259" w:lineRule="auto"/>
+        <w:ind w:left="0" w:firstLine="0"/>
+        <w:jc w:val="left"/>
+        <w:rPr>
+          <w:sz w:val="24"/>
+          <w:szCs w:val="24"/>
+          <w:lang w:val="en-US"/>
+        </w:rPr>
+      </w:pPr>
+      <w:r>
+        <w:rPr>
           <w:noProof/>
-          <w:lang w:val="es-SV"/>
+          <w:sz w:val="24"/>
+          <w:szCs w:val="24"/>
+          <w:lang w:val="en-US"/>
         </w:rPr>
         <w:lastRenderedPageBreak/>
         <w:drawing>
-          <wp:inline distT="0" distB="0" distL="0" distR="0" wp14:anchorId="27871F26" wp14:editId="4035FF6F">
-            <wp:extent cx="5614035" cy="4040505"/>
-            <wp:effectExtent l="0" t="0" r="5715" b="0"/>
-            <wp:docPr id="568249609" name="Imagen 10"/>
+          <wp:inline distT="0" distB="0" distL="0" distR="0" wp14:anchorId="2709216E" wp14:editId="37CCF4AB">
+            <wp:extent cx="5610225" cy="3648075"/>
+            <wp:effectExtent l="0" t="0" r="9525" b="9525"/>
+            <wp:docPr id="1802897615" name="Imagen 63"/>
             <wp:cNvGraphicFramePr>
               <a:graphicFrameLocks xmlns:a="http://schemas.openxmlformats.org/drawingml/2006/main" noChangeAspect="1"/>
             </wp:cNvGraphicFramePr>
@@ -6723,13 +6420,13 @@
               <a:graphicData uri="http://schemas.openxmlformats.org/drawingml/2006/picture">
                 <pic:pic xmlns:pic="http://schemas.openxmlformats.org/drawingml/2006/picture">
                   <pic:nvPicPr>
-                    <pic:cNvPr id="0" name="Picture 10"/>
+                    <pic:cNvPr id="0" name="Picture 20"/>
                     <pic:cNvPicPr>
                       <a:picLocks noChangeAspect="1" noChangeArrowheads="1"/>
                     </pic:cNvPicPr>
                   </pic:nvPicPr>
                   <pic:blipFill>
-                    <a:blip r:embed="rId8">
+                    <a:blip r:embed="rId10">
                       <a:extLst>
                         <a:ext uri="{28A0092B-C50C-407E-A947-70E740481C1C}">
                           <a14:useLocalDpi xmlns:a14="http://schemas.microsoft.com/office/drawing/2010/main" val="0"/>
@@ -6744,7 +6441,7 @@
                   <pic:spPr bwMode="auto">
                     <a:xfrm>
                       <a:off x="0" y="0"/>
-                      <a:ext cx="5614035" cy="4040505"/>
+                      <a:ext cx="5610225" cy="3648075"/>
                     </a:xfrm>
                     <a:prstGeom prst="rect">
                       <a:avLst/>
@@ -6760,47 +6457,11 @@
           </wp:inline>
         </w:drawing>
       </w:r>
-    </w:p>
-    <w:p>
-      <w:pPr>
-        <w:pStyle w:val="Prrafodelista"/>
-        <w:tabs>
-          <w:tab w:val="left" w:pos="1335"/>
-        </w:tabs>
-        <w:spacing w:after="160" w:line="259" w:lineRule="auto"/>
-        <w:ind w:firstLine="0"/>
-        <w:jc w:val="left"/>
-        <w:rPr>
-          <w:lang w:val="es-SV"/>
-        </w:rPr>
-      </w:pPr>
-    </w:p>
-    <w:p>
-      <w:pPr>
-        <w:pStyle w:val="Prrafodelista"/>
-        <w:tabs>
-          <w:tab w:val="left" w:pos="1335"/>
-        </w:tabs>
-        <w:spacing w:after="160" w:line="259" w:lineRule="auto"/>
-        <w:ind w:firstLine="0"/>
-        <w:jc w:val="left"/>
-        <w:rPr>
-          <w:lang w:val="es-SV"/>
-        </w:rPr>
-      </w:pPr>
-    </w:p>
-    <w:p>
-      <w:pPr>
-        <w:spacing w:after="160" w:line="259" w:lineRule="auto"/>
-        <w:ind w:left="0" w:firstLine="0"/>
-        <w:jc w:val="left"/>
-        <w:rPr>
-          <w:lang w:val="es-SV"/>
-        </w:rPr>
-      </w:pPr>
       <w:r>
         <w:rPr>
-          <w:lang w:val="es-SV"/>
+          <w:sz w:val="24"/>
+          <w:szCs w:val="24"/>
+          <w:lang w:val="en-US"/>
         </w:rPr>
         <w:br w:type="page"/>
       </w:r>
@@ -8474,22 +8135,49 @@
           <w:lang w:val="es-ES" w:eastAsia="es-ES"/>
         </w:rPr>
       </w:pPr>
+    </w:p>
+    <w:p>
+      <w:pPr>
+        <w:spacing w:after="160" w:line="259" w:lineRule="auto"/>
+        <w:ind w:left="0" w:firstLine="0"/>
+        <w:jc w:val="left"/>
+        <w:rPr>
+          <w:rFonts w:ascii="Comic Sans MS" w:eastAsiaTheme="minorHAnsi" w:hAnsi="Comic Sans MS" w:cs="Comic Sans MS"/>
+          <w:sz w:val="24"/>
+          <w:szCs w:val="24"/>
+          <w:lang w:val="en-US" w:eastAsia="en-US"/>
+        </w:rPr>
+      </w:pPr>
       <w:r>
         <w:rPr>
-          <w:rFonts w:ascii="Calibri" w:eastAsia="Calibri" w:hAnsi="Calibri" w:cs="Calibri"/>
-          <w:b/>
-          <w:bCs/>
+          <w:rFonts w:ascii="Comic Sans MS" w:eastAsiaTheme="minorHAnsi" w:hAnsi="Comic Sans MS" w:cs="Comic Sans MS"/>
+          <w:sz w:val="24"/>
+          <w:szCs w:val="24"/>
+          <w:lang w:val="en-US" w:eastAsia="en-US"/>
+        </w:rPr>
+        <w:br w:type="page"/>
+      </w:r>
+    </w:p>
+    <w:p>
+      <w:pPr>
+        <w:spacing w:after="160" w:line="259" w:lineRule="auto"/>
+        <w:ind w:left="0" w:firstLine="0"/>
+        <w:jc w:val="left"/>
+        <w:rPr>
+          <w:sz w:val="24"/>
+          <w:szCs w:val="24"/>
+        </w:rPr>
+      </w:pPr>
+      <w:r>
+        <w:rPr>
           <w:noProof/>
-          <w:sz w:val="22"/>
-          <w:szCs w:val="22"/>
-          <w:lang w:val="es-ES" w:eastAsia="es-ES"/>
         </w:rPr>
         <w:lastRenderedPageBreak/>
         <w:drawing>
-          <wp:inline distT="0" distB="0" distL="0" distR="0" wp14:anchorId="460FB69E" wp14:editId="33CE2EDE">
-            <wp:extent cx="5614035" cy="4040505"/>
-            <wp:effectExtent l="0" t="0" r="5715" b="0"/>
-            <wp:docPr id="278668385" name="Imagen 11"/>
+          <wp:inline distT="0" distB="0" distL="0" distR="0" wp14:anchorId="5A52C9A3" wp14:editId="7003FF6C">
+            <wp:extent cx="5610225" cy="3648075"/>
+            <wp:effectExtent l="0" t="0" r="9525" b="9525"/>
+            <wp:docPr id="596316922" name="Imagen 60"/>
             <wp:cNvGraphicFramePr>
               <a:graphicFrameLocks xmlns:a="http://schemas.openxmlformats.org/drawingml/2006/main" noChangeAspect="1"/>
             </wp:cNvGraphicFramePr>
@@ -8497,13 +8185,13 @@
               <a:graphicData uri="http://schemas.openxmlformats.org/drawingml/2006/picture">
                 <pic:pic xmlns:pic="http://schemas.openxmlformats.org/drawingml/2006/picture">
                   <pic:nvPicPr>
-                    <pic:cNvPr id="0" name="Picture 11"/>
+                    <pic:cNvPr id="0" name="Picture 17"/>
                     <pic:cNvPicPr>
                       <a:picLocks noChangeAspect="1" noChangeArrowheads="1"/>
                     </pic:cNvPicPr>
                   </pic:nvPicPr>
                   <pic:blipFill>
-                    <a:blip r:embed="rId9">
+                    <a:blip r:embed="rId11">
                       <a:extLst>
                         <a:ext uri="{28A0092B-C50C-407E-A947-70E740481C1C}">
                           <a14:useLocalDpi xmlns:a14="http://schemas.microsoft.com/office/drawing/2010/main" val="0"/>
@@ -8518,7 +8206,7 @@
                   <pic:spPr bwMode="auto">
                     <a:xfrm>
                       <a:off x="0" y="0"/>
-                      <a:ext cx="5614035" cy="4040505"/>
+                      <a:ext cx="5610225" cy="3648075"/>
                     </a:xfrm>
                     <a:prstGeom prst="rect">
                       <a:avLst/>
@@ -8534,26 +8222,7 @@
           </wp:inline>
         </w:drawing>
       </w:r>
-    </w:p>
-    <w:p>
-      <w:pPr>
-        <w:spacing w:after="160" w:line="259" w:lineRule="auto"/>
-        <w:ind w:left="0" w:firstLine="0"/>
-        <w:jc w:val="left"/>
-        <w:rPr>
-          <w:rFonts w:ascii="Comic Sans MS" w:eastAsiaTheme="minorHAnsi" w:hAnsi="Comic Sans MS" w:cs="Comic Sans MS"/>
-          <w:sz w:val="24"/>
-          <w:szCs w:val="24"/>
-          <w:lang w:val="en-US" w:eastAsia="en-US"/>
-        </w:rPr>
-      </w:pPr>
       <w:r>
-        <w:rPr>
-          <w:rFonts w:ascii="Comic Sans MS" w:eastAsiaTheme="minorHAnsi" w:hAnsi="Comic Sans MS" w:cs="Comic Sans MS"/>
-          <w:sz w:val="24"/>
-          <w:szCs w:val="24"/>
-          <w:lang w:val="en-US" w:eastAsia="en-US"/>
-        </w:rPr>
         <w:br w:type="page"/>
       </w:r>
     </w:p>
@@ -9704,20 +9373,26 @@
           <w:lang w:val="es-ES" w:eastAsia="es-ES"/>
         </w:rPr>
       </w:pPr>
+    </w:p>
+    <w:p>
+      <w:pPr>
+        <w:spacing w:after="160" w:line="259" w:lineRule="auto"/>
+        <w:ind w:left="0" w:firstLine="0"/>
+        <w:jc w:val="left"/>
+      </w:pPr>
       <w:r>
-        <w:rPr>
-          <w:rFonts w:ascii="Calibri" w:eastAsia="Calibri" w:hAnsi="Calibri" w:cs="Calibri"/>
+        <w:br w:type="page"/>
+      </w:r>
+      <w:r>
+        <w:rPr>
           <w:noProof/>
-          <w:sz w:val="22"/>
-          <w:szCs w:val="22"/>
-          <w:lang w:val="es-ES" w:eastAsia="es-ES"/>
         </w:rPr>
         <w:lastRenderedPageBreak/>
         <w:drawing>
-          <wp:inline distT="0" distB="0" distL="0" distR="0" wp14:anchorId="74EAD5C0" wp14:editId="3C8CF0B2">
-            <wp:extent cx="5614035" cy="4040505"/>
-            <wp:effectExtent l="0" t="0" r="5715" b="0"/>
-            <wp:docPr id="1362506732" name="Imagen 12"/>
+          <wp:inline distT="0" distB="0" distL="0" distR="0" wp14:anchorId="5C1D82FB" wp14:editId="4F62C654">
+            <wp:extent cx="5610225" cy="3648075"/>
+            <wp:effectExtent l="0" t="0" r="9525" b="9525"/>
+            <wp:docPr id="1888480239" name="Imagen 61"/>
             <wp:cNvGraphicFramePr>
               <a:graphicFrameLocks xmlns:a="http://schemas.openxmlformats.org/drawingml/2006/main" noChangeAspect="1"/>
             </wp:cNvGraphicFramePr>
@@ -9725,13 +9400,13 @@
               <a:graphicData uri="http://schemas.openxmlformats.org/drawingml/2006/picture">
                 <pic:pic xmlns:pic="http://schemas.openxmlformats.org/drawingml/2006/picture">
                   <pic:nvPicPr>
-                    <pic:cNvPr id="0" name="Picture 12"/>
+                    <pic:cNvPr id="0" name="Picture 18"/>
                     <pic:cNvPicPr>
                       <a:picLocks noChangeAspect="1" noChangeArrowheads="1"/>
                     </pic:cNvPicPr>
                   </pic:nvPicPr>
                   <pic:blipFill>
-                    <a:blip r:embed="rId10">
+                    <a:blip r:embed="rId12">
                       <a:extLst>
                         <a:ext uri="{28A0092B-C50C-407E-A947-70E740481C1C}">
                           <a14:useLocalDpi xmlns:a14="http://schemas.microsoft.com/office/drawing/2010/main" val="0"/>
@@ -9746,7 +9421,7 @@
                   <pic:spPr bwMode="auto">
                     <a:xfrm>
                       <a:off x="0" y="0"/>
-                      <a:ext cx="5614035" cy="4040505"/>
+                      <a:ext cx="5610225" cy="3648075"/>
                     </a:xfrm>
                     <a:prstGeom prst="rect">
                       <a:avLst/>
@@ -9762,13 +9437,6 @@
           </wp:inline>
         </w:drawing>
       </w:r>
-    </w:p>
-    <w:p>
-      <w:pPr>
-        <w:spacing w:after="160" w:line="259" w:lineRule="auto"/>
-        <w:ind w:left="0" w:firstLine="0"/>
-        <w:jc w:val="left"/>
-      </w:pPr>
       <w:r>
         <w:br w:type="page"/>
       </w:r>
@@ -11314,10 +10982,10 @@
         </w:rPr>
         <w:lastRenderedPageBreak/>
         <w:drawing>
-          <wp:inline distT="0" distB="0" distL="0" distR="0" wp14:anchorId="03BB34F0" wp14:editId="225893A3">
-            <wp:extent cx="5614035" cy="4040505"/>
-            <wp:effectExtent l="0" t="0" r="5715" b="0"/>
-            <wp:docPr id="1171146050" name="Imagen 13"/>
+          <wp:inline distT="0" distB="0" distL="0" distR="0" wp14:anchorId="5FDC92C4" wp14:editId="77366217">
+            <wp:extent cx="5610225" cy="3648075"/>
+            <wp:effectExtent l="0" t="0" r="9525" b="9525"/>
+            <wp:docPr id="211177310" name="Imagen 62"/>
             <wp:cNvGraphicFramePr>
               <a:graphicFrameLocks xmlns:a="http://schemas.openxmlformats.org/drawingml/2006/main" noChangeAspect="1"/>
             </wp:cNvGraphicFramePr>
@@ -11325,13 +10993,13 @@
               <a:graphicData uri="http://schemas.openxmlformats.org/drawingml/2006/picture">
                 <pic:pic xmlns:pic="http://schemas.openxmlformats.org/drawingml/2006/picture">
                   <pic:nvPicPr>
-                    <pic:cNvPr id="0" name="Picture 13"/>
+                    <pic:cNvPr id="0" name="Picture 19"/>
                     <pic:cNvPicPr>
                       <a:picLocks noChangeAspect="1" noChangeArrowheads="1"/>
                     </pic:cNvPicPr>
                   </pic:nvPicPr>
                   <pic:blipFill>
-                    <a:blip r:embed="rId11">
+                    <a:blip r:embed="rId13">
                       <a:extLst>
                         <a:ext uri="{28A0092B-C50C-407E-A947-70E740481C1C}">
                           <a14:useLocalDpi xmlns:a14="http://schemas.microsoft.com/office/drawing/2010/main" val="0"/>
@@ -11346,7 +11014,7 @@
                   <pic:spPr bwMode="auto">
                     <a:xfrm>
                       <a:off x="0" y="0"/>
-                      <a:ext cx="5614035" cy="4040505"/>
+                      <a:ext cx="5610225" cy="3648075"/>
                     </a:xfrm>
                     <a:prstGeom prst="rect">
                       <a:avLst/>
@@ -12492,6 +12160,9 @@
                   <m:t>θ = 180° + 75.96° = 255.96°</m:t>
                 </m:r>
                 <m:r>
+                  <m:rPr>
+                    <m:sty m:val="p"/>
+                  </m:rPr>
                   <w:rPr>
                     <w:sz w:val="24"/>
                     <w:szCs w:val="24"/>
@@ -12554,10 +12225,10 @@
         </w:rPr>
         <w:lastRenderedPageBreak/>
         <w:drawing>
-          <wp:inline distT="0" distB="0" distL="0" distR="0" wp14:anchorId="35AE875D" wp14:editId="1C7AB6B2">
-            <wp:extent cx="5614035" cy="4040505"/>
-            <wp:effectExtent l="0" t="0" r="5715" b="0"/>
-            <wp:docPr id="1051743340" name="Imagen 14"/>
+          <wp:inline distT="0" distB="0" distL="0" distR="0" wp14:anchorId="25307E18" wp14:editId="1EE11B80">
+            <wp:extent cx="5607050" cy="3648710"/>
+            <wp:effectExtent l="0" t="0" r="0" b="8890"/>
+            <wp:docPr id="36035763" name="Imagen 55"/>
             <wp:cNvGraphicFramePr>
               <a:graphicFrameLocks xmlns:a="http://schemas.openxmlformats.org/drawingml/2006/main" noChangeAspect="1"/>
             </wp:cNvGraphicFramePr>
@@ -12565,13 +12236,13 @@
               <a:graphicData uri="http://schemas.openxmlformats.org/drawingml/2006/picture">
                 <pic:pic xmlns:pic="http://schemas.openxmlformats.org/drawingml/2006/picture">
                   <pic:nvPicPr>
-                    <pic:cNvPr id="0" name="Picture 14"/>
+                    <pic:cNvPr id="0" name="Picture 12"/>
                     <pic:cNvPicPr>
                       <a:picLocks noChangeAspect="1" noChangeArrowheads="1"/>
                     </pic:cNvPicPr>
                   </pic:nvPicPr>
                   <pic:blipFill>
-                    <a:blip r:embed="rId12">
+                    <a:blip r:embed="rId14">
                       <a:extLst>
                         <a:ext uri="{28A0092B-C50C-407E-A947-70E740481C1C}">
                           <a14:useLocalDpi xmlns:a14="http://schemas.microsoft.com/office/drawing/2010/main" val="0"/>
@@ -12586,7 +12257,7 @@
                   <pic:spPr bwMode="auto">
                     <a:xfrm>
                       <a:off x="0" y="0"/>
-                      <a:ext cx="5614035" cy="4040505"/>
+                      <a:ext cx="5607050" cy="3648710"/>
                     </a:xfrm>
                     <a:prstGeom prst="rect">
                       <a:avLst/>
@@ -13952,10 +13623,10 @@
         </w:rPr>
         <w:lastRenderedPageBreak/>
         <w:drawing>
-          <wp:inline distT="0" distB="0" distL="0" distR="0" wp14:anchorId="43878447" wp14:editId="40EA783A">
-            <wp:extent cx="5605145" cy="4037330"/>
-            <wp:effectExtent l="0" t="0" r="0" b="1270"/>
-            <wp:docPr id="24388074" name="Imagen 17"/>
+          <wp:inline distT="0" distB="0" distL="0" distR="0" wp14:anchorId="6E4070BE" wp14:editId="0AE3AFB3">
+            <wp:extent cx="5607050" cy="3648710"/>
+            <wp:effectExtent l="0" t="0" r="0" b="8890"/>
+            <wp:docPr id="2007902415" name="Imagen 53"/>
             <wp:cNvGraphicFramePr>
               <a:graphicFrameLocks xmlns:a="http://schemas.openxmlformats.org/drawingml/2006/main" noChangeAspect="1"/>
             </wp:cNvGraphicFramePr>
@@ -13963,13 +13634,13 @@
               <a:graphicData uri="http://schemas.openxmlformats.org/drawingml/2006/picture">
                 <pic:pic xmlns:pic="http://schemas.openxmlformats.org/drawingml/2006/picture">
                   <pic:nvPicPr>
-                    <pic:cNvPr id="0" name="Picture 17"/>
+                    <pic:cNvPr id="0" name="Picture 10"/>
                     <pic:cNvPicPr>
                       <a:picLocks noChangeAspect="1" noChangeArrowheads="1"/>
                     </pic:cNvPicPr>
                   </pic:nvPicPr>
                   <pic:blipFill>
-                    <a:blip r:embed="rId13">
+                    <a:blip r:embed="rId15">
                       <a:extLst>
                         <a:ext uri="{28A0092B-C50C-407E-A947-70E740481C1C}">
                           <a14:useLocalDpi xmlns:a14="http://schemas.microsoft.com/office/drawing/2010/main" val="0"/>
@@ -13984,7 +13655,7 @@
                   <pic:spPr bwMode="auto">
                     <a:xfrm>
                       <a:off x="0" y="0"/>
-                      <a:ext cx="5605145" cy="4037330"/>
+                      <a:ext cx="5607050" cy="3648710"/>
                     </a:xfrm>
                     <a:prstGeom prst="rect">
                       <a:avLst/>
@@ -14187,7 +13858,7 @@
                     <pic:cNvPicPr/>
                   </pic:nvPicPr>
                   <pic:blipFill>
-                    <a:blip r:embed="rId14"/>
+                    <a:blip r:embed="rId16"/>
                     <a:stretch>
                       <a:fillRect/>
                     </a:stretch>
@@ -14277,7 +13948,7 @@
                     <pic:cNvPicPr/>
                   </pic:nvPicPr>
                   <pic:blipFill>
-                    <a:blip r:embed="rId15"/>
+                    <a:blip r:embed="rId17"/>
                     <a:stretch>
                       <a:fillRect/>
                     </a:stretch>
@@ -14381,7 +14052,7 @@
                           <pic:cNvPicPr/>
                         </pic:nvPicPr>
                         <pic:blipFill>
-                          <a:blip r:embed="rId16"/>
+                          <a:blip r:embed="rId18"/>
                           <a:stretch>
                             <a:fillRect/>
                           </a:stretch>
@@ -14439,7 +14110,7 @@
                           <pic:cNvPicPr/>
                         </pic:nvPicPr>
                         <pic:blipFill>
-                          <a:blip r:embed="rId17"/>
+                          <a:blip r:embed="rId19"/>
                           <a:stretch>
                             <a:fillRect/>
                           </a:stretch>
@@ -14592,7 +14263,7 @@
                   <o:lock v:ext="edit" aspectratio="t"/>
                 </v:shapetype>
                 <v:shape id="Picture 5977" o:spid="_x0000_s1027" type="#_x0000_t75" style="position:absolute;width:27609;height:14281;visibility:visible;mso-wrap-style:square" o:gfxdata="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">
-                  <v:imagedata r:id="rId18" o:title=""/>
+                  <v:imagedata r:id="rId20" o:title=""/>
                 </v:shape>
                 <v:rect id="Rectangle 5978" o:spid="_x0000_s1028" style="position:absolute;left:27621;top:12929;width:506;height:2244;visibility:visible;mso-wrap-style:square;v-text-anchor:top" o:gfxdata="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" filled="f" stroked="f">
                   <v:textbox inset="0,0,0,0">
@@ -14615,7 +14286,7 @@
                   </v:textbox>
                 </v:rect>
                 <v:shape id="Picture 5979" o:spid="_x0000_s1029" type="#_x0000_t75" style="position:absolute;left:1657;top:14281;width:24295;height:4191;visibility:visible;mso-wrap-style:square" o:gfxdata="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">
-                  <v:imagedata r:id="rId19" o:title=""/>
+                  <v:imagedata r:id="rId21" o:title=""/>
                 </v:shape>
                 <v:rect id="Rectangle 5980" o:spid="_x0000_s1030" style="position:absolute;left:25960;top:17120;width:506;height:2244;visibility:visible;mso-wrap-style:square;v-text-anchor:top" o:gfxdata="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" filled="f" stroked="f">
                   <v:textbox inset="0,0,0,0">
@@ -14811,7 +14482,7 @@
                           <pic:cNvPicPr/>
                         </pic:nvPicPr>
                         <pic:blipFill>
-                          <a:blip r:embed="rId20"/>
+                          <a:blip r:embed="rId22"/>
                           <a:stretch>
                             <a:fillRect/>
                           </a:stretch>
@@ -14832,7 +14503,7 @@
                           <pic:cNvPicPr/>
                         </pic:nvPicPr>
                         <pic:blipFill>
-                          <a:blip r:embed="rId21"/>
+                          <a:blip r:embed="rId23"/>
                           <a:stretch>
                             <a:fillRect/>
                           </a:stretch>
@@ -14853,7 +14524,7 @@
                           <pic:cNvPicPr/>
                         </pic:nvPicPr>
                         <pic:blipFill>
-                          <a:blip r:embed="rId22"/>
+                          <a:blip r:embed="rId24"/>
                           <a:stretch>
                             <a:fillRect/>
                           </a:stretch>
@@ -14874,7 +14545,7 @@
                           <pic:cNvPicPr/>
                         </pic:nvPicPr>
                         <pic:blipFill>
-                          <a:blip r:embed="rId23"/>
+                          <a:blip r:embed="rId25"/>
                           <a:stretch>
                             <a:fillRect/>
                           </a:stretch>
@@ -15880,16 +15551,16 @@
             <w:pict>
               <v:group w14:anchorId="3B2240BD" id="Group 89207" o:spid="_x0000_s1033" style="width:429pt;height:167.65pt;mso-position-horizontal-relative:char;mso-position-vertical-relative:line" coordsize="54484,22249" o:gfxdata="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">
                 <v:shape id="Picture 5960" o:spid="_x0000_s1034" type="#_x0000_t75" style="position:absolute;left:29571;top:1689;width:21959;height:14097;visibility:visible;mso-wrap-style:square" o:gfxdata="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">
-                  <v:imagedata r:id="rId24" o:title=""/>
+                  <v:imagedata r:id="rId26" o:title=""/>
                 </v:shape>
                 <v:shape id="Picture 5961" o:spid="_x0000_s1035" type="#_x0000_t75" style="position:absolute;top:2445;width:24676;height:12224;visibility:visible;mso-wrap-style:square" o:gfxdata="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">
-                  <v:imagedata r:id="rId25" o:title=""/>
+                  <v:imagedata r:id="rId27" o:title=""/>
                 </v:shape>
                 <v:shape id="Picture 5962" o:spid="_x0000_s1036" type="#_x0000_t75" style="position:absolute;left:6051;top:18199;width:2286;height:2191;visibility:visible;mso-wrap-style:square" o:gfxdata="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">
-                  <v:imagedata r:id="rId26" o:title=""/>
+                  <v:imagedata r:id="rId28" o:title=""/>
                 </v:shape>
                 <v:shape id="Picture 5963" o:spid="_x0000_s1037" type="#_x0000_t75" style="position:absolute;left:23387;top:18219;width:12573;height:2571;visibility:visible;mso-wrap-style:square" o:gfxdata="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">
-                  <v:imagedata r:id="rId27" o:title=""/>
+                  <v:imagedata r:id="rId29" o:title=""/>
                 </v:shape>
                 <v:rect id="Rectangle 89201" o:spid="_x0000_s1038" style="position:absolute;left:518;top:197;width:2262;height:1900;visibility:visible;mso-wrap-style:square;v-text-anchor:top" o:gfxdata="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" filled="f" stroked="f">
                   <v:textbox inset="0,0,0,0">
@@ -16528,7 +16199,7 @@
                     <pic:cNvPicPr/>
                   </pic:nvPicPr>
                   <pic:blipFill>
-                    <a:blip r:embed="rId28"/>
+                    <a:blip r:embed="rId30"/>
                     <a:stretch>
                       <a:fillRect/>
                     </a:stretch>
@@ -16771,7 +16442,7 @@
           <w:noProof/>
         </w:rPr>
         <w:drawing>
-          <wp:anchor distT="0" distB="0" distL="114300" distR="114300" simplePos="0" relativeHeight="251662336" behindDoc="0" locked="0" layoutInCell="1" allowOverlap="0" wp14:anchorId="769945CD" wp14:editId="7117CC25">
+          <wp:anchor distT="0" distB="0" distL="114300" distR="114300" simplePos="0" relativeHeight="251662336" behindDoc="0" locked="0" layoutInCell="1" allowOverlap="0" wp14:anchorId="769945CD" wp14:editId="71A40AAE">
             <wp:simplePos x="0" y="0"/>
             <wp:positionH relativeFrom="page">
               <wp:posOffset>2733675</wp:posOffset>
@@ -16792,7 +16463,7 @@
                     <pic:cNvPicPr/>
                   </pic:nvPicPr>
                   <pic:blipFill>
-                    <a:blip r:embed="rId29"/>
+                    <a:blip r:embed="rId31"/>
                     <a:stretch>
                       <a:fillRect/>
                     </a:stretch>
@@ -17257,7 +16928,7 @@
                           <pic:cNvPicPr/>
                         </pic:nvPicPr>
                         <pic:blipFill>
-                          <a:blip r:embed="rId30"/>
+                          <a:blip r:embed="rId32"/>
                           <a:stretch>
                             <a:fillRect/>
                           </a:stretch>
@@ -17639,7 +17310,7 @@
             <w:pict>
               <v:group w14:anchorId="38FF9F41" id="Group 89362" o:spid="_x0000_s1067" style="width:118.5pt;height:102.65pt;mso-position-horizontal-relative:char;mso-position-vertical-relative:line" coordsize="15049,13038" o:gfxdata="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">
                 <v:shape id="Picture 6097" o:spid="_x0000_s1068" type="#_x0000_t75" style="position:absolute;width:15049;height:11531;visibility:visible;mso-wrap-style:square" o:gfxdata="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">
-                  <v:imagedata r:id="rId31" o:title=""/>
+                  <v:imagedata r:id="rId33" o:title=""/>
                 </v:shape>
                 <v:rect id="Rectangle 6230" o:spid="_x0000_s1069" style="position:absolute;left:4122;top:158;width:343;height:1549;visibility:visible;mso-wrap-style:square;v-text-anchor:top" o:gfxdata="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" filled="f" stroked="f">
                   <v:textbox inset="0,0,0,0">
@@ -17872,7 +17543,7 @@
         </w:trPr>
         <w:tc>
           <w:tcPr>
-            <w:tcW w:w="1630" w:type="dxa"/>
+            <w:tcW w:w="1631" w:type="dxa"/>
             <w:tcBorders>
               <w:top w:val="single" w:sz="4" w:space="0" w:color="000000"/>
               <w:left w:val="single" w:sz="4" w:space="0" w:color="000000"/>
@@ -17884,28 +17555,10 @@
             <w:pPr>
               <w:spacing w:after="0" w:line="276" w:lineRule="auto"/>
               <w:ind w:left="0" w:firstLine="0"/>
-              <w:jc w:val="center"/>
-            </w:pPr>
-            <w:r>
               <w:rPr>
                 <w:sz w:val="20"/>
               </w:rPr>
-              <w:t xml:space="preserve">Fuerza </w:t>
-            </w:r>
-            <w:proofErr w:type="gramStart"/>
-            <w:r>
-              <w:rPr>
-                <w:sz w:val="20"/>
-              </w:rPr>
-              <w:t>( N</w:t>
-            </w:r>
-            <w:proofErr w:type="gramEnd"/>
-            <w:r>
-              <w:rPr>
-                <w:sz w:val="20"/>
-              </w:rPr>
-              <w:t xml:space="preserve"> ) </w:t>
-            </w:r>
+            </w:pPr>
           </w:p>
         </w:tc>
         <w:tc>
@@ -17923,12 +17576,15 @@
               <w:spacing w:after="0" w:line="276" w:lineRule="auto"/>
               <w:ind w:left="0" w:firstLine="0"/>
               <w:jc w:val="center"/>
+              <w:rPr>
+                <w:sz w:val="20"/>
+              </w:rPr>
             </w:pPr>
             <w:r>
               <w:rPr>
                 <w:sz w:val="20"/>
               </w:rPr>
-              <w:t xml:space="preserve">0.98 </w:t>
+              <w:t>1</w:t>
             </w:r>
           </w:p>
         </w:tc>
@@ -17947,12 +17603,15 @@
               <w:spacing w:after="0" w:line="276" w:lineRule="auto"/>
               <w:ind w:left="0" w:firstLine="0"/>
               <w:jc w:val="center"/>
+              <w:rPr>
+                <w:sz w:val="20"/>
+              </w:rPr>
             </w:pPr>
             <w:r>
               <w:rPr>
                 <w:sz w:val="20"/>
               </w:rPr>
-              <w:t xml:space="preserve">1.96 </w:t>
+              <w:t>2</w:t>
             </w:r>
           </w:p>
         </w:tc>
@@ -17971,23 +17630,26 @@
               <w:spacing w:after="0" w:line="276" w:lineRule="auto"/>
               <w:ind w:left="0" w:firstLine="0"/>
               <w:jc w:val="center"/>
+              <w:rPr>
+                <w:sz w:val="20"/>
+              </w:rPr>
             </w:pPr>
             <w:r>
               <w:rPr>
                 <w:sz w:val="20"/>
               </w:rPr>
-              <w:t>2.94</w:t>
+              <w:t>3</w:t>
             </w:r>
           </w:p>
         </w:tc>
       </w:tr>
       <w:tr>
         <w:trPr>
-          <w:trHeight w:val="425"/>
+          <w:trHeight w:val="254"/>
         </w:trPr>
         <w:tc>
           <w:tcPr>
-            <w:tcW w:w="1630" w:type="dxa"/>
+            <w:tcW w:w="1631" w:type="dxa"/>
             <w:tcBorders>
               <w:top w:val="single" w:sz="4" w:space="0" w:color="000000"/>
               <w:left w:val="single" w:sz="4" w:space="0" w:color="000000"/>
@@ -18003,15 +17665,23 @@
             </w:pPr>
             <w:r>
               <w:rPr>
-                <w:rFonts w:ascii="Segoe UI Symbol" w:eastAsia="Segoe UI Symbol" w:hAnsi="Segoe UI Symbol" w:cs="Segoe UI Symbol"/>
-              </w:rPr>
-              <w:t>⌀</w:t>
+                <w:sz w:val="20"/>
+              </w:rPr>
+              <w:t xml:space="preserve">Fuerza </w:t>
             </w:r>
+            <w:proofErr w:type="gramStart"/>
             <w:r>
               <w:rPr>
-                <w:sz w:val="24"/>
-              </w:rPr>
-              <w:t xml:space="preserve"> </w:t>
+                <w:sz w:val="20"/>
+              </w:rPr>
+              <w:t>( N</w:t>
+            </w:r>
+            <w:proofErr w:type="gramEnd"/>
+            <w:r>
+              <w:rPr>
+                <w:sz w:val="20"/>
+              </w:rPr>
+              <w:t xml:space="preserve"> ) </w:t>
             </w:r>
           </w:p>
         </w:tc>
@@ -18029,14 +17699,13 @@
             <w:pPr>
               <w:spacing w:after="0" w:line="276" w:lineRule="auto"/>
               <w:ind w:left="0" w:firstLine="0"/>
-              <w:jc w:val="left"/>
+              <w:jc w:val="center"/>
             </w:pPr>
             <w:r>
               <w:rPr>
-                <w:rFonts w:ascii="Times New Roman" w:eastAsia="Times New Roman" w:hAnsi="Times New Roman" w:cs="Times New Roman"/>
-                <w:sz w:val="24"/>
-              </w:rPr>
-              <w:t xml:space="preserve"> </w:t>
+                <w:sz w:val="20"/>
+              </w:rPr>
+              <w:t xml:space="preserve">0.98 </w:t>
             </w:r>
           </w:p>
         </w:tc>
@@ -18054,14 +17723,13 @@
             <w:pPr>
               <w:spacing w:after="0" w:line="276" w:lineRule="auto"/>
               <w:ind w:left="0" w:firstLine="0"/>
-              <w:jc w:val="left"/>
+              <w:jc w:val="center"/>
             </w:pPr>
             <w:r>
               <w:rPr>
-                <w:rFonts w:ascii="Times New Roman" w:eastAsia="Times New Roman" w:hAnsi="Times New Roman" w:cs="Times New Roman"/>
-                <w:sz w:val="24"/>
-              </w:rPr>
-              <w:t xml:space="preserve"> </w:t>
+                <w:sz w:val="20"/>
+              </w:rPr>
+              <w:t xml:space="preserve">1.96 </w:t>
             </w:r>
           </w:p>
         </w:tc>
@@ -18079,6 +17747,65 @@
             <w:pPr>
               <w:spacing w:after="0" w:line="276" w:lineRule="auto"/>
               <w:ind w:left="0" w:firstLine="0"/>
+              <w:jc w:val="center"/>
+            </w:pPr>
+            <w:r>
+              <w:rPr>
+                <w:sz w:val="20"/>
+              </w:rPr>
+              <w:t>2.94</w:t>
+            </w:r>
+          </w:p>
+        </w:tc>
+      </w:tr>
+      <w:tr>
+        <w:trPr>
+          <w:trHeight w:val="425"/>
+        </w:trPr>
+        <w:tc>
+          <w:tcPr>
+            <w:tcW w:w="1631" w:type="dxa"/>
+            <w:tcBorders>
+              <w:top w:val="single" w:sz="4" w:space="0" w:color="000000"/>
+              <w:left w:val="single" w:sz="4" w:space="0" w:color="000000"/>
+              <w:bottom w:val="single" w:sz="4" w:space="0" w:color="000000"/>
+              <w:right w:val="single" w:sz="4" w:space="0" w:color="000000"/>
+            </w:tcBorders>
+          </w:tcPr>
+          <w:p>
+            <w:pPr>
+              <w:spacing w:after="0" w:line="276" w:lineRule="auto"/>
+              <w:ind w:left="0" w:firstLine="0"/>
+              <w:jc w:val="center"/>
+            </w:pPr>
+            <w:r>
+              <w:rPr>
+                <w:rFonts w:ascii="Segoe UI Symbol" w:eastAsia="Segoe UI Symbol" w:hAnsi="Segoe UI Symbol" w:cs="Segoe UI Symbol"/>
+              </w:rPr>
+              <w:t>⌀</w:t>
+            </w:r>
+            <w:r>
+              <w:rPr>
+                <w:sz w:val="24"/>
+              </w:rPr>
+              <w:t xml:space="preserve"> </w:t>
+            </w:r>
+          </w:p>
+        </w:tc>
+        <w:tc>
+          <w:tcPr>
+            <w:tcW w:w="1205" w:type="dxa"/>
+            <w:tcBorders>
+              <w:top w:val="single" w:sz="4" w:space="0" w:color="000000"/>
+              <w:left w:val="single" w:sz="4" w:space="0" w:color="000000"/>
+              <w:bottom w:val="single" w:sz="4" w:space="0" w:color="000000"/>
+              <w:right w:val="single" w:sz="4" w:space="0" w:color="000000"/>
+            </w:tcBorders>
+          </w:tcPr>
+          <w:p>
+            <w:pPr>
+              <w:spacing w:after="0" w:line="276" w:lineRule="auto"/>
+              <w:ind w:left="0" w:firstLine="0"/>
               <w:jc w:val="left"/>
             </w:pPr>
             <w:r>
@@ -18087,6 +17814,70 @@
                 <w:sz w:val="24"/>
               </w:rPr>
               <w:t xml:space="preserve"> </w:t>
+            </w:r>
+            <w:r>
+              <w:rPr>
+                <w:rFonts w:ascii="Times New Roman" w:eastAsia="Times New Roman" w:hAnsi="Times New Roman" w:cs="Times New Roman"/>
+                <w:sz w:val="24"/>
+              </w:rPr>
+              <w:t>352</w:t>
+            </w:r>
+          </w:p>
+        </w:tc>
+        <w:tc>
+          <w:tcPr>
+            <w:tcW w:w="1368" w:type="dxa"/>
+            <w:tcBorders>
+              <w:top w:val="single" w:sz="4" w:space="0" w:color="000000"/>
+              <w:left w:val="single" w:sz="4" w:space="0" w:color="000000"/>
+              <w:bottom w:val="single" w:sz="4" w:space="0" w:color="000000"/>
+              <w:right w:val="single" w:sz="4" w:space="0" w:color="000000"/>
+            </w:tcBorders>
+          </w:tcPr>
+          <w:p>
+            <w:pPr>
+              <w:spacing w:after="0" w:line="276" w:lineRule="auto"/>
+              <w:ind w:left="0" w:firstLine="0"/>
+              <w:jc w:val="left"/>
+            </w:pPr>
+            <w:r>
+              <w:rPr>
+                <w:rFonts w:ascii="Times New Roman" w:eastAsia="Times New Roman" w:hAnsi="Times New Roman" w:cs="Times New Roman"/>
+                <w:sz w:val="24"/>
+              </w:rPr>
+              <w:t xml:space="preserve"> </w:t>
+            </w:r>
+            <w:r>
+              <w:rPr>
+                <w:rFonts w:ascii="Times New Roman" w:eastAsia="Times New Roman" w:hAnsi="Times New Roman" w:cs="Times New Roman"/>
+                <w:sz w:val="24"/>
+              </w:rPr>
+              <w:t>58</w:t>
+            </w:r>
+          </w:p>
+        </w:tc>
+        <w:tc>
+          <w:tcPr>
+            <w:tcW w:w="1267" w:type="dxa"/>
+            <w:tcBorders>
+              <w:top w:val="single" w:sz="4" w:space="0" w:color="000000"/>
+              <w:left w:val="single" w:sz="4" w:space="0" w:color="000000"/>
+              <w:bottom w:val="single" w:sz="4" w:space="0" w:color="000000"/>
+              <w:right w:val="single" w:sz="4" w:space="0" w:color="000000"/>
+            </w:tcBorders>
+          </w:tcPr>
+          <w:p>
+            <w:pPr>
+              <w:spacing w:after="0" w:line="276" w:lineRule="auto"/>
+              <w:ind w:left="0" w:firstLine="0"/>
+              <w:jc w:val="left"/>
+            </w:pPr>
+            <w:r>
+              <w:rPr>
+                <w:rFonts w:ascii="Times New Roman" w:eastAsia="Times New Roman" w:hAnsi="Times New Roman" w:cs="Times New Roman"/>
+                <w:sz w:val="24"/>
+              </w:rPr>
+              <w:t>215</w:t>
             </w:r>
           </w:p>
         </w:tc>
@@ -18322,27 +18113,10 @@
               <w:spacing w:after="0" w:line="276" w:lineRule="auto"/>
               <w:ind w:left="0" w:firstLine="0"/>
               <w:jc w:val="left"/>
-            </w:pPr>
-            <w:r>
               <w:rPr>
                 <w:sz w:val="20"/>
               </w:rPr>
-              <w:t xml:space="preserve">Fuerzas </w:t>
-            </w:r>
-            <w:proofErr w:type="gramStart"/>
-            <w:r>
-              <w:rPr>
-                <w:sz w:val="20"/>
-              </w:rPr>
-              <w:t>( N</w:t>
-            </w:r>
-            <w:proofErr w:type="gramEnd"/>
-            <w:r>
-              <w:rPr>
-                <w:sz w:val="20"/>
-              </w:rPr>
-              <w:t xml:space="preserve"> ) </w:t>
-            </w:r>
+            </w:pPr>
           </w:p>
         </w:tc>
         <w:tc>
@@ -18360,12 +18134,15 @@
               <w:spacing w:after="0" w:line="276" w:lineRule="auto"/>
               <w:ind w:left="0" w:firstLine="0"/>
               <w:jc w:val="center"/>
+              <w:rPr>
+                <w:sz w:val="20"/>
+              </w:rPr>
             </w:pPr>
             <w:r>
               <w:rPr>
                 <w:sz w:val="20"/>
               </w:rPr>
-              <w:t xml:space="preserve">W </w:t>
+              <w:t>W = 1.63N</w:t>
             </w:r>
           </w:p>
         </w:tc>
@@ -18384,12 +18161,15 @@
               <w:spacing w:after="0" w:line="276" w:lineRule="auto"/>
               <w:ind w:left="0" w:firstLine="0"/>
               <w:jc w:val="center"/>
+              <w:rPr>
+                <w:sz w:val="20"/>
+              </w:rPr>
             </w:pPr>
             <w:r>
               <w:rPr>
                 <w:sz w:val="20"/>
               </w:rPr>
-              <w:t xml:space="preserve"> </w:t>
+              <w:t>1</w:t>
             </w:r>
           </w:p>
         </w:tc>
@@ -18408,12 +18188,15 @@
               <w:spacing w:after="0" w:line="276" w:lineRule="auto"/>
               <w:ind w:left="0" w:firstLine="0"/>
               <w:jc w:val="center"/>
+              <w:rPr>
+                <w:sz w:val="20"/>
+              </w:rPr>
             </w:pPr>
             <w:r>
               <w:rPr>
                 <w:sz w:val="20"/>
               </w:rPr>
-              <w:t xml:space="preserve"> </w:t>
+              <w:t>2</w:t>
             </w:r>
           </w:p>
         </w:tc>
@@ -18436,25 +18219,27 @@
             <w:pPr>
               <w:spacing w:after="0" w:line="276" w:lineRule="auto"/>
               <w:ind w:left="0" w:firstLine="0"/>
-              <w:jc w:val="center"/>
+              <w:jc w:val="left"/>
             </w:pPr>
             <w:r>
               <w:rPr>
-                <w:rFonts w:ascii="Segoe UI Symbol" w:eastAsia="Segoe UI Symbol" w:hAnsi="Segoe UI Symbol" w:cs="Segoe UI Symbol"/>
-              </w:rPr>
-              <w:t>⌀</w:t>
+                <w:sz w:val="20"/>
+              </w:rPr>
+              <w:t xml:space="preserve">Fuerzas </w:t>
             </w:r>
+            <w:proofErr w:type="gramStart"/>
             <w:r>
               <w:rPr>
-                <w:sz w:val="24"/>
-              </w:rPr>
-              <w:t xml:space="preserve"> </w:t>
+                <w:sz w:val="20"/>
+              </w:rPr>
+              <w:t>( N</w:t>
             </w:r>
+            <w:proofErr w:type="gramEnd"/>
             <w:r>
               <w:rPr>
                 <w:sz w:val="20"/>
               </w:rPr>
-              <w:t xml:space="preserve"> </w:t>
+              <w:t xml:space="preserve"> ) </w:t>
             </w:r>
           </w:p>
         </w:tc>
@@ -18478,7 +18263,7 @@
               <w:rPr>
                 <w:sz w:val="20"/>
               </w:rPr>
-              <w:t xml:space="preserve"> </w:t>
+              <w:t xml:space="preserve">W </w:t>
             </w:r>
           </w:p>
         </w:tc>
@@ -18502,6 +18287,12 @@
               <w:rPr>
                 <w:sz w:val="20"/>
               </w:rPr>
+              <w:t>0.98N</w:t>
+            </w:r>
+            <w:r>
+              <w:rPr>
+                <w:sz w:val="20"/>
+              </w:rPr>
               <w:t xml:space="preserve"> </w:t>
             </w:r>
           </w:p>
@@ -18526,7 +18317,144 @@
               <w:rPr>
                 <w:sz w:val="20"/>
               </w:rPr>
+              <w:t>1.96N</w:t>
+            </w:r>
+            <w:r>
+              <w:rPr>
+                <w:sz w:val="20"/>
+              </w:rPr>
               <w:t xml:space="preserve"> </w:t>
+            </w:r>
+          </w:p>
+        </w:tc>
+      </w:tr>
+      <w:tr>
+        <w:trPr>
+          <w:trHeight w:val="254"/>
+        </w:trPr>
+        <w:tc>
+          <w:tcPr>
+            <w:tcW w:w="1275" w:type="dxa"/>
+            <w:tcBorders>
+              <w:top w:val="single" w:sz="4" w:space="0" w:color="000000"/>
+              <w:left w:val="single" w:sz="4" w:space="0" w:color="000000"/>
+              <w:bottom w:val="single" w:sz="4" w:space="0" w:color="000000"/>
+              <w:right w:val="single" w:sz="4" w:space="0" w:color="000000"/>
+            </w:tcBorders>
+          </w:tcPr>
+          <w:p>
+            <w:pPr>
+              <w:spacing w:after="0" w:line="276" w:lineRule="auto"/>
+              <w:ind w:left="0" w:firstLine="0"/>
+              <w:jc w:val="center"/>
+            </w:pPr>
+            <w:r>
+              <w:rPr>
+                <w:rFonts w:ascii="Segoe UI Symbol" w:eastAsia="Segoe UI Symbol" w:hAnsi="Segoe UI Symbol" w:cs="Segoe UI Symbol"/>
+              </w:rPr>
+              <w:t>⌀</w:t>
+            </w:r>
+            <w:r>
+              <w:rPr>
+                <w:sz w:val="24"/>
+              </w:rPr>
+              <w:t xml:space="preserve"> </w:t>
+            </w:r>
+            <w:r>
+              <w:rPr>
+                <w:sz w:val="20"/>
+              </w:rPr>
+              <w:t xml:space="preserve"> </w:t>
+            </w:r>
+          </w:p>
+        </w:tc>
+        <w:tc>
+          <w:tcPr>
+            <w:tcW w:w="1418" w:type="dxa"/>
+            <w:tcBorders>
+              <w:top w:val="single" w:sz="4" w:space="0" w:color="000000"/>
+              <w:left w:val="single" w:sz="4" w:space="0" w:color="000000"/>
+              <w:bottom w:val="single" w:sz="4" w:space="0" w:color="000000"/>
+              <w:right w:val="single" w:sz="4" w:space="0" w:color="000000"/>
+            </w:tcBorders>
+          </w:tcPr>
+          <w:p>
+            <w:pPr>
+              <w:spacing w:after="0" w:line="276" w:lineRule="auto"/>
+              <w:ind w:left="0" w:firstLine="0"/>
+              <w:jc w:val="center"/>
+            </w:pPr>
+            <w:r>
+              <w:rPr>
+                <w:sz w:val="20"/>
+              </w:rPr>
+              <w:t>257</w:t>
+            </w:r>
+            <w:r>
+              <w:rPr>
+                <w:sz w:val="20"/>
+              </w:rPr>
+              <w:t xml:space="preserve"> </w:t>
+            </w:r>
+          </w:p>
+        </w:tc>
+        <w:tc>
+          <w:tcPr>
+            <w:tcW w:w="1419" w:type="dxa"/>
+            <w:tcBorders>
+              <w:top w:val="single" w:sz="4" w:space="0" w:color="000000"/>
+              <w:left w:val="single" w:sz="4" w:space="0" w:color="000000"/>
+              <w:bottom w:val="single" w:sz="4" w:space="0" w:color="000000"/>
+              <w:right w:val="single" w:sz="4" w:space="0" w:color="000000"/>
+            </w:tcBorders>
+          </w:tcPr>
+          <w:p>
+            <w:pPr>
+              <w:spacing w:after="0" w:line="276" w:lineRule="auto"/>
+              <w:ind w:left="0" w:firstLine="0"/>
+              <w:jc w:val="center"/>
+            </w:pPr>
+            <w:r>
+              <w:rPr>
+                <w:sz w:val="20"/>
+              </w:rPr>
+              <w:t>347</w:t>
+            </w:r>
+            <w:r>
+              <w:rPr>
+                <w:sz w:val="20"/>
+              </w:rPr>
+              <w:t xml:space="preserve"> </w:t>
+            </w:r>
+          </w:p>
+        </w:tc>
+        <w:tc>
+          <w:tcPr>
+            <w:tcW w:w="1133" w:type="dxa"/>
+            <w:tcBorders>
+              <w:top w:val="single" w:sz="4" w:space="0" w:color="000000"/>
+              <w:left w:val="single" w:sz="4" w:space="0" w:color="000000"/>
+              <w:bottom w:val="single" w:sz="4" w:space="0" w:color="000000"/>
+              <w:right w:val="single" w:sz="4" w:space="0" w:color="000000"/>
+            </w:tcBorders>
+          </w:tcPr>
+          <w:p>
+            <w:pPr>
+              <w:spacing w:after="0" w:line="276" w:lineRule="auto"/>
+              <w:ind w:left="0" w:firstLine="0"/>
+              <w:jc w:val="center"/>
+            </w:pPr>
+            <w:r>
+              <w:rPr>
+                <w:sz w:val="20"/>
+              </w:rPr>
+              <w:t xml:space="preserve"> </w:t>
+            </w:r>
+            <w:r>
+              <w:rPr>
+                <w:sz w:val="20"/>
+              </w:rPr>
+              <w:t>108</w:t>
             </w:r>
           </w:p>
         </w:tc>
@@ -18542,6 +18470,7 @@
         <w:rPr>
           <w:sz w:val="18"/>
         </w:rPr>
+        <w:lastRenderedPageBreak/>
         <w:t xml:space="preserve">Tabla 4 </w:t>
       </w:r>
     </w:p>
@@ -18568,7 +18497,6 @@
         <w:ind w:right="335"/>
       </w:pPr>
       <w:r>
-        <w:lastRenderedPageBreak/>
         <w:t xml:space="preserve">Haga un diagrama (no a </w:t>
       </w:r>
       <w:proofErr w:type="gramStart"/>
@@ -18647,7 +18575,7 @@
                     <pic:cNvPicPr/>
                   </pic:nvPicPr>
                   <pic:blipFill>
-                    <a:blip r:embed="rId32"/>
+                    <a:blip r:embed="rId34"/>
                     <a:stretch>
                       <a:fillRect/>
                     </a:stretch>
@@ -18798,6 +18726,2337 @@
     <w:p>
       <w:pPr>
         <w:spacing w:after="8" w:line="276" w:lineRule="auto"/>
+        <w:ind w:left="192" w:firstLine="0"/>
+        <w:jc w:val="left"/>
+      </w:pPr>
+      <w:r>
+        <w:t xml:space="preserve"> </w:t>
+      </w:r>
+    </w:p>
+    <w:tbl>
+      <w:tblPr>
+        <w:tblStyle w:val="TableGrid"/>
+        <w:tblW w:w="6170" w:type="dxa"/>
+        <w:tblInd w:w="2011" w:type="dxa"/>
+        <w:tblCellMar>
+          <w:left w:w="115" w:type="dxa"/>
+          <w:right w:w="115" w:type="dxa"/>
+        </w:tblCellMar>
+        <w:tblLook w:val="04A0" w:firstRow="1" w:lastRow="0" w:firstColumn="1" w:lastColumn="0" w:noHBand="0" w:noVBand="1"/>
+      </w:tblPr>
+      <w:tblGrid>
+        <w:gridCol w:w="961"/>
+        <w:gridCol w:w="961"/>
+        <w:gridCol w:w="844"/>
+        <w:gridCol w:w="1623"/>
+        <w:gridCol w:w="1781"/>
+      </w:tblGrid>
+      <w:tr>
+        <w:trPr>
+          <w:trHeight w:val="267"/>
+        </w:trPr>
+        <w:tc>
+          <w:tcPr>
+            <w:tcW w:w="961" w:type="dxa"/>
+            <w:tcBorders>
+              <w:top w:val="single" w:sz="4" w:space="0" w:color="000000"/>
+              <w:left w:val="single" w:sz="4" w:space="0" w:color="000000"/>
+              <w:bottom w:val="single" w:sz="4" w:space="0" w:color="000000"/>
+              <w:right w:val="single" w:sz="4" w:space="0" w:color="000000"/>
+            </w:tcBorders>
+          </w:tcPr>
+          <w:p>
+            <w:pPr>
+              <w:spacing w:after="0" w:line="276" w:lineRule="auto"/>
+              <w:ind w:left="0" w:firstLine="0"/>
+              <w:jc w:val="center"/>
+              <w:rPr>
+                <w:sz w:val="20"/>
+              </w:rPr>
+            </w:pPr>
+          </w:p>
+        </w:tc>
+        <w:tc>
+          <w:tcPr>
+            <w:tcW w:w="961" w:type="dxa"/>
+            <w:tcBorders>
+              <w:top w:val="single" w:sz="4" w:space="0" w:color="000000"/>
+              <w:left w:val="single" w:sz="4" w:space="0" w:color="000000"/>
+              <w:bottom w:val="single" w:sz="4" w:space="0" w:color="000000"/>
+              <w:right w:val="single" w:sz="4" w:space="0" w:color="000000"/>
+            </w:tcBorders>
+          </w:tcPr>
+          <w:p>
+            <w:pPr>
+              <w:spacing w:after="0" w:line="276" w:lineRule="auto"/>
+              <w:ind w:left="0" w:firstLine="0"/>
+              <w:jc w:val="center"/>
+            </w:pPr>
+            <w:r>
+              <w:rPr>
+                <w:sz w:val="20"/>
+              </w:rPr>
+              <w:t xml:space="preserve">F </w:t>
+            </w:r>
+            <w:proofErr w:type="gramStart"/>
+            <w:r>
+              <w:rPr>
+                <w:sz w:val="20"/>
+              </w:rPr>
+              <w:t>( N</w:t>
+            </w:r>
+            <w:proofErr w:type="gramEnd"/>
+            <w:r>
+              <w:rPr>
+                <w:sz w:val="20"/>
+              </w:rPr>
+              <w:t xml:space="preserve"> ) </w:t>
+            </w:r>
+          </w:p>
+        </w:tc>
+        <w:tc>
+          <w:tcPr>
+            <w:tcW w:w="844" w:type="dxa"/>
+            <w:tcBorders>
+              <w:top w:val="single" w:sz="4" w:space="0" w:color="000000"/>
+              <w:left w:val="single" w:sz="4" w:space="0" w:color="000000"/>
+              <w:bottom w:val="single" w:sz="4" w:space="0" w:color="000000"/>
+              <w:right w:val="single" w:sz="4" w:space="0" w:color="000000"/>
+            </w:tcBorders>
+          </w:tcPr>
+          <w:p>
+            <w:pPr>
+              <w:spacing w:after="0" w:line="276" w:lineRule="auto"/>
+              <w:ind w:left="0" w:firstLine="0"/>
+              <w:jc w:val="center"/>
+            </w:pPr>
+            <w:r>
+              <w:rPr>
+                <w:rFonts w:ascii="Segoe UI Symbol" w:eastAsia="Segoe UI Symbol" w:hAnsi="Segoe UI Symbol" w:cs="Segoe UI Symbol"/>
+              </w:rPr>
+              <w:t>⌀</w:t>
+            </w:r>
+          </w:p>
+        </w:tc>
+        <w:tc>
+          <w:tcPr>
+            <w:tcW w:w="1623" w:type="dxa"/>
+            <w:tcBorders>
+              <w:top w:val="single" w:sz="4" w:space="0" w:color="000000"/>
+              <w:left w:val="single" w:sz="4" w:space="0" w:color="000000"/>
+              <w:bottom w:val="single" w:sz="4" w:space="0" w:color="000000"/>
+              <w:right w:val="single" w:sz="4" w:space="0" w:color="000000"/>
+            </w:tcBorders>
+          </w:tcPr>
+          <w:p>
+            <w:pPr>
+              <w:spacing w:after="0" w:line="276" w:lineRule="auto"/>
+              <w:ind w:left="0" w:firstLine="0"/>
+              <w:jc w:val="center"/>
+            </w:pPr>
+            <w:proofErr w:type="gramStart"/>
+            <w:r>
+              <w:rPr>
+                <w:sz w:val="20"/>
+              </w:rPr>
+              <w:t>F</w:t>
+            </w:r>
+            <w:r>
+              <w:rPr>
+                <w:sz w:val="20"/>
+                <w:vertAlign w:val="subscript"/>
+              </w:rPr>
+              <w:t xml:space="preserve">X  </w:t>
+            </w:r>
+            <w:r>
+              <w:rPr>
+                <w:sz w:val="20"/>
+              </w:rPr>
+              <w:t>=</w:t>
+            </w:r>
+            <w:proofErr w:type="gramEnd"/>
+            <w:r>
+              <w:rPr>
+                <w:sz w:val="20"/>
+              </w:rPr>
+              <w:t xml:space="preserve"> F Cos </w:t>
+            </w:r>
+            <w:r>
+              <w:rPr>
+                <w:rFonts w:ascii="Segoe UI Symbol" w:eastAsia="Segoe UI Symbol" w:hAnsi="Segoe UI Symbol" w:cs="Segoe UI Symbol"/>
+              </w:rPr>
+              <w:t>⌀</w:t>
+            </w:r>
+            <w:r>
+              <w:rPr>
+                <w:sz w:val="24"/>
+              </w:rPr>
+              <w:t xml:space="preserve"> </w:t>
+            </w:r>
+            <w:r>
+              <w:rPr>
+                <w:sz w:val="20"/>
+              </w:rPr>
+              <w:t xml:space="preserve"> </w:t>
+            </w:r>
+          </w:p>
+        </w:tc>
+        <w:tc>
+          <w:tcPr>
+            <w:tcW w:w="1781" w:type="dxa"/>
+            <w:tcBorders>
+              <w:top w:val="single" w:sz="4" w:space="0" w:color="000000"/>
+              <w:left w:val="single" w:sz="4" w:space="0" w:color="000000"/>
+              <w:bottom w:val="single" w:sz="4" w:space="0" w:color="000000"/>
+              <w:right w:val="single" w:sz="4" w:space="0" w:color="000000"/>
+            </w:tcBorders>
+          </w:tcPr>
+          <w:p>
+            <w:pPr>
+              <w:spacing w:after="0" w:line="276" w:lineRule="auto"/>
+              <w:ind w:left="0" w:firstLine="0"/>
+              <w:jc w:val="center"/>
+            </w:pPr>
+            <w:r>
+              <w:rPr>
+                <w:sz w:val="20"/>
+              </w:rPr>
+              <w:t>F</w:t>
+            </w:r>
+            <w:r>
+              <w:rPr>
+                <w:sz w:val="20"/>
+                <w:vertAlign w:val="subscript"/>
+              </w:rPr>
+              <w:t xml:space="preserve">Y </w:t>
+            </w:r>
+            <w:r>
+              <w:rPr>
+                <w:sz w:val="20"/>
+              </w:rPr>
+              <w:t xml:space="preserve">= F Sen </w:t>
+            </w:r>
+            <w:r>
+              <w:rPr>
+                <w:rFonts w:ascii="Segoe UI Symbol" w:eastAsia="Segoe UI Symbol" w:hAnsi="Segoe UI Symbol" w:cs="Segoe UI Symbol"/>
+              </w:rPr>
+              <w:t>⌀</w:t>
+            </w:r>
+          </w:p>
+        </w:tc>
+      </w:tr>
+      <w:tr>
+        <w:trPr>
+          <w:trHeight w:val="252"/>
+        </w:trPr>
+        <w:tc>
+          <w:tcPr>
+            <w:tcW w:w="961" w:type="dxa"/>
+            <w:tcBorders>
+              <w:top w:val="single" w:sz="4" w:space="0" w:color="000000"/>
+              <w:left w:val="single" w:sz="4" w:space="0" w:color="000000"/>
+              <w:bottom w:val="single" w:sz="4" w:space="0" w:color="000000"/>
+              <w:right w:val="single" w:sz="4" w:space="0" w:color="000000"/>
+            </w:tcBorders>
+          </w:tcPr>
+          <w:p>
+            <w:pPr>
+              <w:spacing w:after="0" w:line="276" w:lineRule="auto"/>
+              <w:ind w:left="0" w:firstLine="0"/>
+              <w:jc w:val="center"/>
+              <w:rPr>
+                <w:sz w:val="20"/>
+              </w:rPr>
+            </w:pPr>
+            <w:r>
+              <w:rPr>
+                <w:sz w:val="20"/>
+              </w:rPr>
+              <w:t>1</w:t>
+            </w:r>
+          </w:p>
+        </w:tc>
+        <w:tc>
+          <w:tcPr>
+            <w:tcW w:w="961" w:type="dxa"/>
+            <w:tcBorders>
+              <w:top w:val="single" w:sz="4" w:space="0" w:color="000000"/>
+              <w:left w:val="single" w:sz="4" w:space="0" w:color="000000"/>
+              <w:bottom w:val="single" w:sz="4" w:space="0" w:color="000000"/>
+              <w:right w:val="single" w:sz="4" w:space="0" w:color="000000"/>
+            </w:tcBorders>
+          </w:tcPr>
+          <w:p>
+            <w:pPr>
+              <w:spacing w:after="0" w:line="276" w:lineRule="auto"/>
+              <w:ind w:left="0" w:firstLine="0"/>
+              <w:jc w:val="center"/>
+            </w:pPr>
+            <w:r>
+              <w:rPr>
+                <w:sz w:val="20"/>
+              </w:rPr>
+              <w:t xml:space="preserve">0.98 </w:t>
+            </w:r>
+          </w:p>
+        </w:tc>
+        <w:tc>
+          <w:tcPr>
+            <w:tcW w:w="844" w:type="dxa"/>
+            <w:tcBorders>
+              <w:top w:val="single" w:sz="4" w:space="0" w:color="000000"/>
+              <w:left w:val="single" w:sz="4" w:space="0" w:color="000000"/>
+              <w:bottom w:val="single" w:sz="4" w:space="0" w:color="000000"/>
+              <w:right w:val="single" w:sz="4" w:space="0" w:color="000000"/>
+            </w:tcBorders>
+          </w:tcPr>
+          <w:p>
+            <w:pPr>
+              <w:spacing w:after="0" w:line="276" w:lineRule="auto"/>
+              <w:ind w:left="0" w:firstLine="0"/>
+              <w:jc w:val="center"/>
+            </w:pPr>
+            <w:r>
+              <w:rPr>
+                <w:sz w:val="20"/>
+              </w:rPr>
+              <w:t xml:space="preserve"> 188</w:t>
+            </w:r>
+            <w:r>
+              <w:rPr>
+                <w:b/>
+                <w:sz w:val="24"/>
+              </w:rPr>
+              <w:t>°</w:t>
+            </w:r>
+          </w:p>
+        </w:tc>
+        <w:tc>
+          <w:tcPr>
+            <w:tcW w:w="1623" w:type="dxa"/>
+            <w:tcBorders>
+              <w:top w:val="single" w:sz="4" w:space="0" w:color="000000"/>
+              <w:left w:val="single" w:sz="4" w:space="0" w:color="000000"/>
+              <w:bottom w:val="single" w:sz="4" w:space="0" w:color="000000"/>
+              <w:right w:val="single" w:sz="4" w:space="0" w:color="000000"/>
+            </w:tcBorders>
+          </w:tcPr>
+          <w:p>
+            <w:pPr>
+              <w:spacing w:after="0" w:line="276" w:lineRule="auto"/>
+              <w:ind w:left="0" w:firstLine="0"/>
+              <w:jc w:val="center"/>
+            </w:pPr>
+            <w:r>
+              <w:rPr>
+                <w:sz w:val="20"/>
+              </w:rPr>
+              <w:t xml:space="preserve"> </w:t>
+            </w:r>
+            <w:r>
+              <w:rPr>
+                <w:sz w:val="20"/>
+              </w:rPr>
+              <w:t>-0.97</w:t>
+            </w:r>
+          </w:p>
+        </w:tc>
+        <w:tc>
+          <w:tcPr>
+            <w:tcW w:w="1781" w:type="dxa"/>
+            <w:tcBorders>
+              <w:top w:val="single" w:sz="4" w:space="0" w:color="000000"/>
+              <w:left w:val="single" w:sz="4" w:space="0" w:color="000000"/>
+              <w:bottom w:val="single" w:sz="4" w:space="0" w:color="000000"/>
+              <w:right w:val="single" w:sz="4" w:space="0" w:color="000000"/>
+            </w:tcBorders>
+          </w:tcPr>
+          <w:p>
+            <w:pPr>
+              <w:spacing w:after="0" w:line="276" w:lineRule="auto"/>
+              <w:ind w:left="0" w:firstLine="0"/>
+              <w:jc w:val="center"/>
+            </w:pPr>
+            <w:r>
+              <w:rPr>
+                <w:sz w:val="20"/>
+              </w:rPr>
+              <w:t>-0.14</w:t>
+            </w:r>
+          </w:p>
+        </w:tc>
+      </w:tr>
+      <w:tr>
+        <w:trPr>
+          <w:trHeight w:val="254"/>
+        </w:trPr>
+        <w:tc>
+          <w:tcPr>
+            <w:tcW w:w="961" w:type="dxa"/>
+            <w:tcBorders>
+              <w:top w:val="single" w:sz="4" w:space="0" w:color="000000"/>
+              <w:left w:val="single" w:sz="4" w:space="0" w:color="000000"/>
+              <w:bottom w:val="single" w:sz="4" w:space="0" w:color="000000"/>
+              <w:right w:val="single" w:sz="4" w:space="0" w:color="000000"/>
+            </w:tcBorders>
+          </w:tcPr>
+          <w:p>
+            <w:pPr>
+              <w:spacing w:after="0" w:line="276" w:lineRule="auto"/>
+              <w:ind w:left="0" w:firstLine="0"/>
+              <w:jc w:val="center"/>
+              <w:rPr>
+                <w:sz w:val="20"/>
+              </w:rPr>
+            </w:pPr>
+            <w:r>
+              <w:rPr>
+                <w:sz w:val="20"/>
+              </w:rPr>
+              <w:t>2</w:t>
+            </w:r>
+          </w:p>
+        </w:tc>
+        <w:tc>
+          <w:tcPr>
+            <w:tcW w:w="961" w:type="dxa"/>
+            <w:tcBorders>
+              <w:top w:val="single" w:sz="4" w:space="0" w:color="000000"/>
+              <w:left w:val="single" w:sz="4" w:space="0" w:color="000000"/>
+              <w:bottom w:val="single" w:sz="4" w:space="0" w:color="000000"/>
+              <w:right w:val="single" w:sz="4" w:space="0" w:color="000000"/>
+            </w:tcBorders>
+          </w:tcPr>
+          <w:p>
+            <w:pPr>
+              <w:spacing w:after="0" w:line="276" w:lineRule="auto"/>
+              <w:ind w:left="0" w:firstLine="0"/>
+              <w:jc w:val="center"/>
+            </w:pPr>
+            <w:r>
+              <w:rPr>
+                <w:sz w:val="20"/>
+              </w:rPr>
+              <w:t xml:space="preserve">1.96 </w:t>
+            </w:r>
+          </w:p>
+        </w:tc>
+        <w:tc>
+          <w:tcPr>
+            <w:tcW w:w="844" w:type="dxa"/>
+            <w:tcBorders>
+              <w:top w:val="single" w:sz="4" w:space="0" w:color="000000"/>
+              <w:left w:val="single" w:sz="4" w:space="0" w:color="000000"/>
+              <w:bottom w:val="single" w:sz="4" w:space="0" w:color="000000"/>
+              <w:right w:val="single" w:sz="4" w:space="0" w:color="000000"/>
+            </w:tcBorders>
+          </w:tcPr>
+          <w:p>
+            <w:pPr>
+              <w:spacing w:after="0" w:line="276" w:lineRule="auto"/>
+              <w:ind w:left="0" w:firstLine="0"/>
+              <w:jc w:val="center"/>
+            </w:pPr>
+            <w:r>
+              <w:rPr>
+                <w:sz w:val="20"/>
+              </w:rPr>
+              <w:t xml:space="preserve"> 105</w:t>
+            </w:r>
+            <w:r>
+              <w:rPr>
+                <w:b/>
+                <w:sz w:val="24"/>
+              </w:rPr>
+              <w:t>°</w:t>
+            </w:r>
+          </w:p>
+        </w:tc>
+        <w:tc>
+          <w:tcPr>
+            <w:tcW w:w="1623" w:type="dxa"/>
+            <w:tcBorders>
+              <w:top w:val="single" w:sz="4" w:space="0" w:color="000000"/>
+              <w:left w:val="single" w:sz="4" w:space="0" w:color="000000"/>
+              <w:bottom w:val="single" w:sz="4" w:space="0" w:color="000000"/>
+              <w:right w:val="single" w:sz="4" w:space="0" w:color="000000"/>
+            </w:tcBorders>
+          </w:tcPr>
+          <w:p>
+            <w:pPr>
+              <w:spacing w:after="0" w:line="276" w:lineRule="auto"/>
+              <w:ind w:left="0" w:firstLine="0"/>
+              <w:jc w:val="center"/>
+            </w:pPr>
+            <w:r>
+              <w:rPr>
+                <w:sz w:val="20"/>
+              </w:rPr>
+              <w:t>-0.51</w:t>
+            </w:r>
+            <w:r>
+              <w:rPr>
+                <w:sz w:val="20"/>
+              </w:rPr>
+              <w:t xml:space="preserve"> </w:t>
+            </w:r>
+          </w:p>
+        </w:tc>
+        <w:tc>
+          <w:tcPr>
+            <w:tcW w:w="1781" w:type="dxa"/>
+            <w:tcBorders>
+              <w:top w:val="single" w:sz="4" w:space="0" w:color="000000"/>
+              <w:left w:val="single" w:sz="4" w:space="0" w:color="000000"/>
+              <w:bottom w:val="single" w:sz="4" w:space="0" w:color="000000"/>
+              <w:right w:val="single" w:sz="4" w:space="0" w:color="000000"/>
+            </w:tcBorders>
+          </w:tcPr>
+          <w:p>
+            <w:pPr>
+              <w:spacing w:after="0" w:line="276" w:lineRule="auto"/>
+              <w:ind w:left="0" w:firstLine="0"/>
+              <w:jc w:val="center"/>
+            </w:pPr>
+            <w:r>
+              <w:rPr>
+                <w:sz w:val="20"/>
+              </w:rPr>
+              <w:t>1.89</w:t>
+            </w:r>
+            <w:r>
+              <w:rPr>
+                <w:sz w:val="20"/>
+              </w:rPr>
+              <w:t xml:space="preserve"> </w:t>
+            </w:r>
+          </w:p>
+        </w:tc>
+      </w:tr>
+      <w:tr>
+        <w:trPr>
+          <w:trHeight w:val="254"/>
+        </w:trPr>
+        <w:tc>
+          <w:tcPr>
+            <w:tcW w:w="961" w:type="dxa"/>
+            <w:tcBorders>
+              <w:top w:val="single" w:sz="4" w:space="0" w:color="000000"/>
+              <w:left w:val="single" w:sz="4" w:space="0" w:color="000000"/>
+              <w:bottom w:val="single" w:sz="4" w:space="0" w:color="000000"/>
+              <w:right w:val="single" w:sz="4" w:space="0" w:color="000000"/>
+            </w:tcBorders>
+          </w:tcPr>
+          <w:p>
+            <w:pPr>
+              <w:spacing w:after="0" w:line="276" w:lineRule="auto"/>
+              <w:ind w:left="0" w:firstLine="0"/>
+              <w:jc w:val="center"/>
+              <w:rPr>
+                <w:sz w:val="20"/>
+              </w:rPr>
+            </w:pPr>
+            <w:r>
+              <w:rPr>
+                <w:sz w:val="20"/>
+              </w:rPr>
+              <w:t>3</w:t>
+            </w:r>
+          </w:p>
+        </w:tc>
+        <w:tc>
+          <w:tcPr>
+            <w:tcW w:w="961" w:type="dxa"/>
+            <w:tcBorders>
+              <w:top w:val="single" w:sz="4" w:space="0" w:color="000000"/>
+              <w:left w:val="single" w:sz="4" w:space="0" w:color="000000"/>
+              <w:bottom w:val="single" w:sz="4" w:space="0" w:color="000000"/>
+              <w:right w:val="single" w:sz="4" w:space="0" w:color="000000"/>
+            </w:tcBorders>
+          </w:tcPr>
+          <w:p>
+            <w:pPr>
+              <w:spacing w:after="0" w:line="276" w:lineRule="auto"/>
+              <w:ind w:left="0" w:firstLine="0"/>
+              <w:jc w:val="center"/>
+            </w:pPr>
+            <w:r>
+              <w:rPr>
+                <w:sz w:val="20"/>
+              </w:rPr>
+              <w:t xml:space="preserve">2.94 </w:t>
+            </w:r>
+          </w:p>
+        </w:tc>
+        <w:tc>
+          <w:tcPr>
+            <w:tcW w:w="844" w:type="dxa"/>
+            <w:tcBorders>
+              <w:top w:val="single" w:sz="4" w:space="0" w:color="000000"/>
+              <w:left w:val="single" w:sz="4" w:space="0" w:color="000000"/>
+              <w:bottom w:val="single" w:sz="4" w:space="0" w:color="000000"/>
+              <w:right w:val="single" w:sz="4" w:space="0" w:color="000000"/>
+            </w:tcBorders>
+          </w:tcPr>
+          <w:p>
+            <w:pPr>
+              <w:spacing w:after="0" w:line="276" w:lineRule="auto"/>
+              <w:ind w:left="0" w:firstLine="0"/>
+              <w:jc w:val="center"/>
+            </w:pPr>
+            <w:r>
+              <w:rPr>
+                <w:sz w:val="20"/>
+              </w:rPr>
+              <w:t xml:space="preserve"> 35</w:t>
+            </w:r>
+            <w:r>
+              <w:rPr>
+                <w:b/>
+                <w:sz w:val="24"/>
+              </w:rPr>
+              <w:t>°</w:t>
+            </w:r>
+          </w:p>
+        </w:tc>
+        <w:tc>
+          <w:tcPr>
+            <w:tcW w:w="1623" w:type="dxa"/>
+            <w:tcBorders>
+              <w:top w:val="single" w:sz="4" w:space="0" w:color="000000"/>
+              <w:left w:val="single" w:sz="4" w:space="0" w:color="000000"/>
+              <w:bottom w:val="single" w:sz="4" w:space="0" w:color="000000"/>
+              <w:right w:val="single" w:sz="4" w:space="0" w:color="000000"/>
+            </w:tcBorders>
+          </w:tcPr>
+          <w:p>
+            <w:pPr>
+              <w:spacing w:after="0" w:line="276" w:lineRule="auto"/>
+              <w:ind w:left="0" w:firstLine="0"/>
+              <w:jc w:val="center"/>
+            </w:pPr>
+            <w:r>
+              <w:rPr>
+                <w:sz w:val="20"/>
+              </w:rPr>
+              <w:t>2.41</w:t>
+            </w:r>
+          </w:p>
+        </w:tc>
+        <w:tc>
+          <w:tcPr>
+            <w:tcW w:w="1781" w:type="dxa"/>
+            <w:tcBorders>
+              <w:top w:val="single" w:sz="4" w:space="0" w:color="000000"/>
+              <w:left w:val="single" w:sz="4" w:space="0" w:color="000000"/>
+              <w:bottom w:val="single" w:sz="4" w:space="0" w:color="000000"/>
+              <w:right w:val="single" w:sz="4" w:space="0" w:color="000000"/>
+            </w:tcBorders>
+          </w:tcPr>
+          <w:p>
+            <w:pPr>
+              <w:spacing w:after="0" w:line="276" w:lineRule="auto"/>
+              <w:ind w:left="0" w:firstLine="0"/>
+              <w:jc w:val="center"/>
+            </w:pPr>
+            <w:r>
+              <w:rPr>
+                <w:sz w:val="20"/>
+              </w:rPr>
+              <w:t>1.69</w:t>
+            </w:r>
+          </w:p>
+        </w:tc>
+      </w:tr>
+      <w:tr>
+        <w:trPr>
+          <w:trHeight w:val="254"/>
+        </w:trPr>
+        <w:tc>
+          <w:tcPr>
+            <w:tcW w:w="961" w:type="dxa"/>
+            <w:tcBorders>
+              <w:top w:val="single" w:sz="4" w:space="0" w:color="000000"/>
+              <w:left w:val="single" w:sz="4" w:space="0" w:color="000000"/>
+              <w:bottom w:val="single" w:sz="4" w:space="0" w:color="000000"/>
+              <w:right w:val="single" w:sz="4" w:space="0" w:color="000000"/>
+            </w:tcBorders>
+          </w:tcPr>
+          <w:p>
+            <w:pPr>
+              <w:spacing w:after="0" w:line="276" w:lineRule="auto"/>
+              <w:ind w:left="0" w:firstLine="0"/>
+              <w:jc w:val="center"/>
+              <w:rPr>
+                <w:sz w:val="20"/>
+              </w:rPr>
+            </w:pPr>
+            <w:r>
+              <w:rPr>
+                <w:sz w:val="20"/>
+              </w:rPr>
+              <w:t>4</w:t>
+            </w:r>
+          </w:p>
+        </w:tc>
+        <w:tc>
+          <w:tcPr>
+            <w:tcW w:w="961" w:type="dxa"/>
+            <w:tcBorders>
+              <w:top w:val="single" w:sz="4" w:space="0" w:color="000000"/>
+              <w:left w:val="single" w:sz="4" w:space="0" w:color="000000"/>
+              <w:bottom w:val="single" w:sz="4" w:space="0" w:color="000000"/>
+              <w:right w:val="single" w:sz="4" w:space="0" w:color="000000"/>
+            </w:tcBorders>
+          </w:tcPr>
+          <w:p>
+            <w:pPr>
+              <w:spacing w:after="0" w:line="276" w:lineRule="auto"/>
+              <w:ind w:left="0" w:firstLine="0"/>
+              <w:jc w:val="center"/>
+            </w:pPr>
+            <w:r>
+              <w:rPr>
+                <w:sz w:val="20"/>
+              </w:rPr>
+              <w:t xml:space="preserve">3.92 </w:t>
+            </w:r>
+          </w:p>
+        </w:tc>
+        <w:tc>
+          <w:tcPr>
+            <w:tcW w:w="844" w:type="dxa"/>
+            <w:tcBorders>
+              <w:top w:val="single" w:sz="4" w:space="0" w:color="000000"/>
+              <w:left w:val="single" w:sz="4" w:space="0" w:color="000000"/>
+              <w:bottom w:val="single" w:sz="4" w:space="0" w:color="000000"/>
+              <w:right w:val="single" w:sz="4" w:space="0" w:color="000000"/>
+            </w:tcBorders>
+          </w:tcPr>
+          <w:p>
+            <w:pPr>
+              <w:spacing w:after="0" w:line="276" w:lineRule="auto"/>
+              <w:ind w:left="0" w:firstLine="0"/>
+              <w:jc w:val="center"/>
+            </w:pPr>
+            <w:r>
+              <w:rPr>
+                <w:sz w:val="20"/>
+              </w:rPr>
+              <w:t>260</w:t>
+            </w:r>
+            <w:r>
+              <w:rPr>
+                <w:b/>
+                <w:sz w:val="24"/>
+              </w:rPr>
+              <w:t>°</w:t>
+            </w:r>
+            <w:r>
+              <w:rPr>
+                <w:sz w:val="20"/>
+              </w:rPr>
+              <w:t xml:space="preserve"> </w:t>
+            </w:r>
+          </w:p>
+        </w:tc>
+        <w:tc>
+          <w:tcPr>
+            <w:tcW w:w="1623" w:type="dxa"/>
+            <w:tcBorders>
+              <w:top w:val="single" w:sz="4" w:space="0" w:color="000000"/>
+              <w:left w:val="single" w:sz="4" w:space="0" w:color="000000"/>
+              <w:bottom w:val="single" w:sz="4" w:space="0" w:color="000000"/>
+              <w:right w:val="single" w:sz="4" w:space="0" w:color="000000"/>
+            </w:tcBorders>
+          </w:tcPr>
+          <w:p>
+            <w:pPr>
+              <w:spacing w:after="0" w:line="276" w:lineRule="auto"/>
+              <w:ind w:left="0" w:firstLine="0"/>
+              <w:jc w:val="center"/>
+            </w:pPr>
+            <w:r>
+              <w:rPr>
+                <w:sz w:val="20"/>
+              </w:rPr>
+              <w:t>-0.68</w:t>
+            </w:r>
+          </w:p>
+        </w:tc>
+        <w:tc>
+          <w:tcPr>
+            <w:tcW w:w="1781" w:type="dxa"/>
+            <w:tcBorders>
+              <w:top w:val="single" w:sz="4" w:space="0" w:color="000000"/>
+              <w:left w:val="single" w:sz="4" w:space="0" w:color="000000"/>
+              <w:bottom w:val="single" w:sz="4" w:space="0" w:color="000000"/>
+              <w:right w:val="single" w:sz="4" w:space="0" w:color="000000"/>
+            </w:tcBorders>
+          </w:tcPr>
+          <w:p>
+            <w:pPr>
+              <w:spacing w:after="0" w:line="276" w:lineRule="auto"/>
+              <w:ind w:left="0" w:firstLine="0"/>
+              <w:jc w:val="center"/>
+            </w:pPr>
+            <w:r>
+              <w:rPr>
+                <w:sz w:val="20"/>
+              </w:rPr>
+              <w:t>-3.86</w:t>
+            </w:r>
+          </w:p>
+        </w:tc>
+      </w:tr>
+      <w:tr>
+        <w:trPr>
+          <w:trHeight w:val="266"/>
+        </w:trPr>
+        <w:tc>
+          <w:tcPr>
+            <w:tcW w:w="961" w:type="dxa"/>
+            <w:tcBorders>
+              <w:top w:val="single" w:sz="4" w:space="0" w:color="000000"/>
+              <w:left w:val="single" w:sz="4" w:space="0" w:color="000000"/>
+              <w:bottom w:val="single" w:sz="4" w:space="0" w:color="000000"/>
+              <w:right w:val="single" w:sz="4" w:space="0" w:color="000000"/>
+            </w:tcBorders>
+          </w:tcPr>
+          <w:p>
+            <w:pPr>
+              <w:spacing w:after="0" w:line="276" w:lineRule="auto"/>
+              <w:ind w:left="0" w:firstLine="0"/>
+              <w:jc w:val="center"/>
+              <w:rPr>
+                <w:sz w:val="20"/>
+              </w:rPr>
+            </w:pPr>
+          </w:p>
+        </w:tc>
+        <w:tc>
+          <w:tcPr>
+            <w:tcW w:w="1805" w:type="dxa"/>
+            <w:gridSpan w:val="2"/>
+            <w:tcBorders>
+              <w:top w:val="single" w:sz="4" w:space="0" w:color="000000"/>
+              <w:left w:val="single" w:sz="4" w:space="0" w:color="000000"/>
+              <w:bottom w:val="single" w:sz="4" w:space="0" w:color="000000"/>
+              <w:right w:val="single" w:sz="4" w:space="0" w:color="000000"/>
+            </w:tcBorders>
+          </w:tcPr>
+          <w:p>
+            <w:pPr>
+              <w:spacing w:after="0" w:line="276" w:lineRule="auto"/>
+              <w:ind w:left="0" w:firstLine="0"/>
+              <w:jc w:val="center"/>
+            </w:pPr>
+            <w:r>
+              <w:rPr>
+                <w:sz w:val="20"/>
+              </w:rPr>
+              <w:t xml:space="preserve">∑Comp. </w:t>
+            </w:r>
+          </w:p>
+        </w:tc>
+        <w:tc>
+          <w:tcPr>
+            <w:tcW w:w="1623" w:type="dxa"/>
+            <w:tcBorders>
+              <w:top w:val="single" w:sz="4" w:space="0" w:color="000000"/>
+              <w:left w:val="single" w:sz="4" w:space="0" w:color="000000"/>
+              <w:bottom w:val="single" w:sz="4" w:space="0" w:color="000000"/>
+              <w:right w:val="single" w:sz="4" w:space="0" w:color="000000"/>
+            </w:tcBorders>
+          </w:tcPr>
+          <w:p>
+            <w:pPr>
+              <w:spacing w:after="0" w:line="276" w:lineRule="auto"/>
+              <w:ind w:left="0" w:firstLine="0"/>
+              <w:jc w:val="center"/>
+            </w:pPr>
+            <w:r>
+              <w:rPr>
+                <w:sz w:val="20"/>
+              </w:rPr>
+              <w:t>0.2499</w:t>
+            </w:r>
+          </w:p>
+        </w:tc>
+        <w:tc>
+          <w:tcPr>
+            <w:tcW w:w="1781" w:type="dxa"/>
+            <w:tcBorders>
+              <w:top w:val="single" w:sz="4" w:space="0" w:color="000000"/>
+              <w:left w:val="single" w:sz="4" w:space="0" w:color="000000"/>
+              <w:bottom w:val="single" w:sz="4" w:space="0" w:color="000000"/>
+              <w:right w:val="single" w:sz="4" w:space="0" w:color="000000"/>
+            </w:tcBorders>
+          </w:tcPr>
+          <w:p>
+            <w:pPr>
+              <w:spacing w:after="0" w:line="276" w:lineRule="auto"/>
+              <w:ind w:left="0" w:firstLine="0"/>
+              <w:jc w:val="center"/>
+            </w:pPr>
+            <w:r>
+              <w:rPr>
+                <w:sz w:val="20"/>
+              </w:rPr>
+              <w:t>-0.4173</w:t>
+            </w:r>
+          </w:p>
+        </w:tc>
+      </w:tr>
+    </w:tbl>
+    <w:p>
+      <w:pPr>
+        <w:spacing w:after="32" w:line="240" w:lineRule="auto"/>
+        <w:ind w:left="192" w:firstLine="0"/>
+        <w:jc w:val="left"/>
+      </w:pPr>
+    </w:p>
+    <w:p>
+      <w:pPr>
+        <w:pStyle w:val="Default"/>
+        <w:ind w:left="720"/>
+        <w:jc w:val="center"/>
+        <w:rPr>
+          <w:rFonts w:ascii="Calibri" w:hAnsi="Calibri"/>
+          <w:b/>
+          <w:sz w:val="22"/>
+        </w:rPr>
+      </w:pPr>
+    </w:p>
+    <w:p>
+      <w:pPr>
+        <w:pStyle w:val="Default"/>
+        <w:ind w:left="720"/>
+        <w:jc w:val="center"/>
+        <w:rPr>
+          <w:rFonts w:ascii="Calibri" w:hAnsi="Calibri"/>
+          <w:b/>
+          <w:sz w:val="22"/>
+        </w:rPr>
+      </w:pPr>
+    </w:p>
+    <w:p>
+      <w:pPr>
+        <w:pStyle w:val="Default"/>
+        <w:ind w:left="720"/>
+        <w:jc w:val="center"/>
+        <w:rPr>
+          <w:rFonts w:ascii="Calibri" w:hAnsi="Calibri"/>
+          <w:b/>
+          <w:sz w:val="22"/>
+        </w:rPr>
+      </w:pPr>
+    </w:p>
+    <w:p>
+      <w:pPr>
+        <w:pStyle w:val="Default"/>
+        <w:ind w:left="720"/>
+        <w:jc w:val="center"/>
+        <w:rPr>
+          <w:rFonts w:ascii="Calibri" w:hAnsi="Calibri"/>
+          <w:b/>
+          <w:sz w:val="22"/>
+        </w:rPr>
+      </w:pPr>
+    </w:p>
+    <w:p>
+      <w:pPr>
+        <w:pStyle w:val="Default"/>
+        <w:ind w:left="720"/>
+        <w:jc w:val="center"/>
+        <w:rPr>
+          <w:rFonts w:ascii="Calibri" w:hAnsi="Calibri"/>
+          <w:b/>
+          <w:sz w:val="22"/>
+        </w:rPr>
+      </w:pPr>
+    </w:p>
+    <w:p>
+      <w:pPr>
+        <w:pStyle w:val="Default"/>
+        <w:ind w:left="720"/>
+        <w:jc w:val="center"/>
+        <w:rPr>
+          <w:rFonts w:ascii="Calibri" w:hAnsi="Calibri"/>
+          <w:b/>
+          <w:sz w:val="22"/>
+        </w:rPr>
+      </w:pPr>
+    </w:p>
+    <w:p>
+      <w:pPr>
+        <w:pStyle w:val="Default"/>
+        <w:ind w:left="720"/>
+        <w:jc w:val="center"/>
+        <w:rPr>
+          <w:rFonts w:ascii="Calibri" w:hAnsi="Calibri"/>
+          <w:b/>
+          <w:sz w:val="22"/>
+        </w:rPr>
+      </w:pPr>
+    </w:p>
+    <w:p>
+      <w:pPr>
+        <w:pStyle w:val="Default"/>
+        <w:ind w:left="720"/>
+        <w:jc w:val="center"/>
+        <w:rPr>
+          <w:rFonts w:ascii="Calibri" w:hAnsi="Calibri"/>
+          <w:b/>
+          <w:sz w:val="22"/>
+        </w:rPr>
+      </w:pPr>
+    </w:p>
+    <w:p>
+      <w:pPr>
+        <w:pStyle w:val="Default"/>
+        <w:ind w:left="720"/>
+        <w:jc w:val="center"/>
+        <w:rPr>
+          <w:rFonts w:ascii="Calibri" w:hAnsi="Calibri"/>
+          <w:b/>
+          <w:sz w:val="22"/>
+        </w:rPr>
+      </w:pPr>
+    </w:p>
+    <w:p>
+      <w:pPr>
+        <w:pStyle w:val="Default"/>
+        <w:ind w:left="720"/>
+        <w:jc w:val="center"/>
+        <w:rPr>
+          <w:rFonts w:ascii="Calibri" w:hAnsi="Calibri"/>
+          <w:b/>
+          <w:sz w:val="22"/>
+        </w:rPr>
+      </w:pPr>
+    </w:p>
+    <w:p>
+      <w:pPr>
+        <w:pStyle w:val="Default"/>
+        <w:ind w:left="720"/>
+        <w:jc w:val="center"/>
+        <w:rPr>
+          <w:rFonts w:ascii="Calibri" w:hAnsi="Calibri"/>
+          <w:b/>
+          <w:sz w:val="22"/>
+        </w:rPr>
+      </w:pPr>
+    </w:p>
+    <w:p>
+      <w:pPr>
+        <w:pStyle w:val="Default"/>
+        <w:ind w:left="720"/>
+        <w:jc w:val="center"/>
+        <w:rPr>
+          <w:rFonts w:ascii="Calibri" w:hAnsi="Calibri"/>
+          <w:b/>
+          <w:sz w:val="22"/>
+        </w:rPr>
+      </w:pPr>
+    </w:p>
+    <w:p>
+      <w:pPr>
+        <w:pStyle w:val="Default"/>
+        <w:ind w:left="720"/>
+        <w:jc w:val="center"/>
+        <w:rPr>
+          <w:rFonts w:ascii="Calibri" w:hAnsi="Calibri"/>
+          <w:b/>
+          <w:sz w:val="22"/>
+        </w:rPr>
+      </w:pPr>
+    </w:p>
+    <w:p>
+      <w:pPr>
+        <w:pStyle w:val="Default"/>
+        <w:ind w:left="720"/>
+        <w:jc w:val="center"/>
+        <w:rPr>
+          <w:rFonts w:ascii="Calibri" w:hAnsi="Calibri"/>
+          <w:b/>
+          <w:sz w:val="22"/>
+        </w:rPr>
+      </w:pPr>
+    </w:p>
+    <w:p>
+      <w:pPr>
+        <w:pStyle w:val="Default"/>
+        <w:ind w:left="720"/>
+        <w:jc w:val="center"/>
+        <w:rPr>
+          <w:rFonts w:ascii="Calibri" w:hAnsi="Calibri"/>
+          <w:b/>
+          <w:sz w:val="22"/>
+        </w:rPr>
+      </w:pPr>
+    </w:p>
+    <w:p>
+      <w:pPr>
+        <w:pStyle w:val="Default"/>
+        <w:ind w:left="720"/>
+        <w:jc w:val="center"/>
+        <w:rPr>
+          <w:rFonts w:ascii="Calibri" w:hAnsi="Calibri"/>
+          <w:b/>
+          <w:sz w:val="22"/>
+        </w:rPr>
+      </w:pPr>
+    </w:p>
+    <w:p>
+      <w:pPr>
+        <w:pStyle w:val="Default"/>
+        <w:ind w:left="720"/>
+        <w:jc w:val="center"/>
+        <w:rPr>
+          <w:rFonts w:ascii="Calibri" w:hAnsi="Calibri"/>
+          <w:b/>
+          <w:sz w:val="22"/>
+        </w:rPr>
+      </w:pPr>
+    </w:p>
+    <w:p>
+      <w:pPr>
+        <w:pStyle w:val="Default"/>
+        <w:ind w:left="720"/>
+        <w:jc w:val="center"/>
+        <w:rPr>
+          <w:rFonts w:ascii="Calibri" w:hAnsi="Calibri"/>
+          <w:b/>
+          <w:sz w:val="22"/>
+        </w:rPr>
+      </w:pPr>
+    </w:p>
+    <w:p>
+      <w:pPr>
+        <w:pStyle w:val="Default"/>
+        <w:ind w:left="720"/>
+        <w:jc w:val="center"/>
+        <w:rPr>
+          <w:rFonts w:ascii="Calibri" w:hAnsi="Calibri"/>
+          <w:b/>
+          <w:sz w:val="22"/>
+        </w:rPr>
+      </w:pPr>
+    </w:p>
+    <w:p>
+      <w:pPr>
+        <w:pStyle w:val="Default"/>
+        <w:ind w:left="720"/>
+        <w:jc w:val="center"/>
+        <w:rPr>
+          <w:rFonts w:ascii="Calibri" w:eastAsia="Calibri" w:hAnsi="Calibri" w:cs="Calibri"/>
+          <w:b/>
+          <w:bCs/>
+          <w:sz w:val="22"/>
+          <w:szCs w:val="22"/>
+          <w:lang w:val="es-ES" w:eastAsia="es-ES"/>
+        </w:rPr>
+      </w:pPr>
+      <w:r>
+        <w:rPr>
+          <w:rFonts w:ascii="Calibri" w:hAnsi="Calibri"/>
+          <w:b/>
+          <w:sz w:val="22"/>
+        </w:rPr>
+        <w:lastRenderedPageBreak/>
+        <w:t>F₁ = 0.98 N a 188°     F₂ = 1.96 N a 105°     F₃ = 2.94 N a 35°     F₄ = 3.92 N a 260°</w:t>
+      </w:r>
+    </w:p>
+    <w:p>
+      <w:pPr>
+        <w:pStyle w:val="Default"/>
+        <w:ind w:left="720"/>
+        <w:jc w:val="center"/>
+        <w:rPr>
+          <w:rFonts w:ascii="Calibri" w:eastAsia="Calibri" w:hAnsi="Calibri" w:cs="Calibri"/>
+          <w:b/>
+          <w:bCs/>
+          <w:sz w:val="22"/>
+          <w:szCs w:val="22"/>
+          <w:lang w:val="es-ES" w:eastAsia="es-ES"/>
+        </w:rPr>
+      </w:pPr>
+      <w:r>
+        <w:rPr>
+          <w:rFonts w:ascii="Calibri" w:hAnsi="Calibri"/>
+          <w:sz w:val="22"/>
+        </w:rPr>
+        <w:t>Ángulos desde el eje x positivo; sumas calculadas antes de redondear.</w:t>
+      </w:r>
+    </w:p>
+    <w:tbl>
+      <w:tblPr>
+        <w:tblStyle w:val="Tablaconcuadrcula"/>
+        <w:tblW w:w="0" w:type="auto"/>
+        <w:tblLook w:val="04A0" w:firstRow="1" w:lastRow="0" w:firstColumn="1" w:lastColumn="0" w:noHBand="0" w:noVBand="1"/>
+      </w:tblPr>
+      <w:tblGrid>
+        <w:gridCol w:w="4414"/>
+        <w:gridCol w:w="4414"/>
+      </w:tblGrid>
+      <w:tr>
+        <w:trPr>
+          <w:trHeight w:val="489"/>
+        </w:trPr>
+        <w:tc>
+          <w:tcPr>
+            <w:tcW w:w="4414" w:type="dxa"/>
+            <w:vAlign w:val="center"/>
+          </w:tcPr>
+          <w:p>
+            <w:pPr>
+              <w:pStyle w:val="Default"/>
+              <w:jc w:val="center"/>
+              <w:rPr>
+                <w:rFonts w:ascii="Calibri" w:eastAsia="Calibri" w:hAnsi="Calibri" w:cs="Calibri"/>
+                <w:b/>
+                <w:bCs/>
+                <w:sz w:val="22"/>
+                <w:szCs w:val="22"/>
+                <w:lang w:val="es-ES" w:eastAsia="es-ES"/>
+              </w:rPr>
+            </w:pPr>
+            <w:r>
+              <w:rPr>
+                <w:rFonts w:ascii="Calibri" w:eastAsia="Calibri" w:hAnsi="Calibri" w:cs="Calibri"/>
+                <w:b/>
+                <w:bCs/>
+                <w:sz w:val="22"/>
+                <w:szCs w:val="22"/>
+                <w:lang w:val="es-ES" w:eastAsia="es-ES"/>
+              </w:rPr>
+              <w:t>FORMULA Y DATOS</w:t>
+            </w:r>
+          </w:p>
+        </w:tc>
+        <w:tc>
+          <w:tcPr>
+            <w:tcW w:w="4414" w:type="dxa"/>
+            <w:vAlign w:val="center"/>
+          </w:tcPr>
+          <w:p>
+            <w:pPr>
+              <w:pStyle w:val="Default"/>
+              <w:jc w:val="center"/>
+              <w:rPr>
+                <w:rFonts w:ascii="Calibri" w:eastAsia="Calibri" w:hAnsi="Calibri" w:cs="Calibri"/>
+                <w:b/>
+                <w:bCs/>
+                <w:sz w:val="22"/>
+                <w:szCs w:val="22"/>
+                <w:lang w:val="es-ES" w:eastAsia="es-ES"/>
+              </w:rPr>
+            </w:pPr>
+            <w:r>
+              <w:rPr>
+                <w:rFonts w:ascii="Calibri" w:eastAsia="Calibri" w:hAnsi="Calibri" w:cs="Calibri"/>
+                <w:b/>
+                <w:bCs/>
+                <w:sz w:val="22"/>
+                <w:szCs w:val="22"/>
+                <w:lang w:val="es-ES" w:eastAsia="es-ES"/>
+              </w:rPr>
+              <w:t>TABLA DE SUMATORIA</w:t>
+            </w:r>
+          </w:p>
+        </w:tc>
+      </w:tr>
+      <w:tr>
+        <w:tc>
+          <w:tcPr>
+            <w:tcW w:w="4414" w:type="dxa"/>
+          </w:tcPr>
+          <w:p/>
+          <w:p>
+            <w:pPr>
+              <w:spacing w:after="240"/>
+              <w:jc w:val="center"/>
+            </w:pPr>
+            <m:oMathPara>
+              <m:oMath>
+                <m:sSub>
+                  <m:sSubPr>
+                    <m:ctrlPr>
+                      <w:rPr>
+                        <w:rFonts w:ascii="Cambria Math" w:hAnsi="Cambria Math"/>
+                      </w:rPr>
+                    </m:ctrlPr>
+                  </m:sSubPr>
+                  <m:e>
+                    <m:r>
+                      <w:rPr>
+                        <w:rFonts w:ascii="Cambria Math" w:hAnsi="Cambria Math"/>
+                      </w:rPr>
+                      <m:t>F</m:t>
+                    </m:r>
+                  </m:e>
+                  <m:sub>
+                    <m:r>
+                      <w:rPr>
+                        <w:rFonts w:ascii="Cambria Math" w:hAnsi="Cambria Math"/>
+                      </w:rPr>
+                      <m:t>x</m:t>
+                    </m:r>
+                  </m:sub>
+                </m:sSub>
+                <m:r>
+                  <w:rPr>
+                    <w:rFonts w:ascii="Cambria Math" w:hAnsi="Cambria Math"/>
+                  </w:rPr>
+                  <m:t xml:space="preserve"> = F cos θ ; </m:t>
+                </m:r>
+                <m:sSub>
+                  <m:sSubPr>
+                    <m:ctrlPr>
+                      <w:rPr>
+                        <w:rFonts w:ascii="Cambria Math" w:hAnsi="Cambria Math"/>
+                      </w:rPr>
+                    </m:ctrlPr>
+                  </m:sSubPr>
+                  <m:e>
+                    <m:r>
+                      <w:rPr>
+                        <w:rFonts w:ascii="Cambria Math" w:hAnsi="Cambria Math"/>
+                      </w:rPr>
+                      <m:t>F</m:t>
+                    </m:r>
+                  </m:e>
+                  <m:sub>
+                    <m:r>
+                      <w:rPr>
+                        <w:rFonts w:ascii="Cambria Math" w:hAnsi="Cambria Math"/>
+                      </w:rPr>
+                      <m:t>y</m:t>
+                    </m:r>
+                  </m:sub>
+                </m:sSub>
+                <m:r>
+                  <w:rPr>
+                    <w:rFonts w:ascii="Cambria Math" w:hAnsi="Cambria Math"/>
+                  </w:rPr>
+                  <m:t xml:space="preserve"> = F sen θ</m:t>
+                </m:r>
+              </m:oMath>
+            </m:oMathPara>
+          </w:p>
+          <w:p>
+            <w:pPr>
+              <w:spacing w:after="0"/>
+              <w:jc w:val="center"/>
+            </w:pPr>
+            <m:oMathPara>
+              <m:oMath>
+                <m:sSub>
+                  <m:sSubPr>
+                    <m:ctrlPr>
+                      <w:rPr>
+                        <w:rFonts w:ascii="Cambria Math" w:hAnsi="Cambria Math"/>
+                      </w:rPr>
+                    </m:ctrlPr>
+                  </m:sSubPr>
+                  <m:e>
+                    <m:r>
+                      <w:rPr>
+                        <w:rFonts w:ascii="Cambria Math" w:hAnsi="Cambria Math"/>
+                      </w:rPr>
+                      <m:t>F</m:t>
+                    </m:r>
+                  </m:e>
+                  <m:sub>
+                    <m:r>
+                      <w:rPr>
+                        <w:rFonts w:ascii="Cambria Math" w:hAnsi="Cambria Math"/>
+                      </w:rPr>
+                      <m:t>1x</m:t>
+                    </m:r>
+                  </m:sub>
+                </m:sSub>
+                <m:r>
+                  <w:rPr>
+                    <w:rFonts w:ascii="Cambria Math" w:hAnsi="Cambria Math"/>
+                  </w:rPr>
+                  <m:t xml:space="preserve"> = 0.98 cos 188° = -0.97 N</m:t>
+                </m:r>
+              </m:oMath>
+            </m:oMathPara>
+          </w:p>
+          <w:p>
+            <w:pPr>
+              <w:spacing w:after="160"/>
+              <w:jc w:val="center"/>
+            </w:pPr>
+            <m:oMathPara>
+              <m:oMath>
+                <m:sSub>
+                  <m:sSubPr>
+                    <m:ctrlPr>
+                      <w:rPr>
+                        <w:rFonts w:ascii="Cambria Math" w:hAnsi="Cambria Math"/>
+                      </w:rPr>
+                    </m:ctrlPr>
+                  </m:sSubPr>
+                  <m:e>
+                    <m:r>
+                      <w:rPr>
+                        <w:rFonts w:ascii="Cambria Math" w:hAnsi="Cambria Math"/>
+                      </w:rPr>
+                      <m:t>F</m:t>
+                    </m:r>
+                  </m:e>
+                  <m:sub>
+                    <m:r>
+                      <w:rPr>
+                        <w:rFonts w:ascii="Cambria Math" w:hAnsi="Cambria Math"/>
+                      </w:rPr>
+                      <m:t>1y</m:t>
+                    </m:r>
+                  </m:sub>
+                </m:sSub>
+                <m:r>
+                  <w:rPr>
+                    <w:rFonts w:ascii="Cambria Math" w:hAnsi="Cambria Math"/>
+                  </w:rPr>
+                  <m:t xml:space="preserve"> = 0.98 sen 188° = -0.14 N</m:t>
+                </m:r>
+              </m:oMath>
+            </m:oMathPara>
+          </w:p>
+          <w:p>
+            <w:pPr>
+              <w:spacing w:after="0"/>
+              <w:jc w:val="center"/>
+            </w:pPr>
+            <m:oMathPara>
+              <m:oMath>
+                <m:sSub>
+                  <m:sSubPr>
+                    <m:ctrlPr>
+                      <w:rPr>
+                        <w:rFonts w:ascii="Cambria Math" w:hAnsi="Cambria Math"/>
+                      </w:rPr>
+                    </m:ctrlPr>
+                  </m:sSubPr>
+                  <m:e>
+                    <m:r>
+                      <w:rPr>
+                        <w:rFonts w:ascii="Cambria Math" w:hAnsi="Cambria Math"/>
+                      </w:rPr>
+                      <m:t>F</m:t>
+                    </m:r>
+                  </m:e>
+                  <m:sub>
+                    <m:r>
+                      <w:rPr>
+                        <w:rFonts w:ascii="Cambria Math" w:hAnsi="Cambria Math"/>
+                      </w:rPr>
+                      <m:t>2x</m:t>
+                    </m:r>
+                  </m:sub>
+                </m:sSub>
+                <m:r>
+                  <w:rPr>
+                    <w:rFonts w:ascii="Cambria Math" w:hAnsi="Cambria Math"/>
+                  </w:rPr>
+                  <m:t xml:space="preserve"> = 1.96 cos 105° = -0.51 N</m:t>
+                </m:r>
+              </m:oMath>
+            </m:oMathPara>
+          </w:p>
+          <w:p>
+            <w:pPr>
+              <w:spacing w:after="160"/>
+              <w:jc w:val="center"/>
+            </w:pPr>
+            <m:oMathPara>
+              <m:oMath>
+                <m:sSub>
+                  <m:sSubPr>
+                    <m:ctrlPr>
+                      <w:rPr>
+                        <w:rFonts w:ascii="Cambria Math" w:hAnsi="Cambria Math"/>
+                      </w:rPr>
+                    </m:ctrlPr>
+                  </m:sSubPr>
+                  <m:e>
+                    <m:r>
+                      <w:rPr>
+                        <w:rFonts w:ascii="Cambria Math" w:hAnsi="Cambria Math"/>
+                      </w:rPr>
+                      <m:t>F</m:t>
+                    </m:r>
+                  </m:e>
+                  <m:sub>
+                    <m:r>
+                      <w:rPr>
+                        <w:rFonts w:ascii="Cambria Math" w:hAnsi="Cambria Math"/>
+                      </w:rPr>
+                      <m:t>2y</m:t>
+                    </m:r>
+                  </m:sub>
+                </m:sSub>
+                <m:r>
+                  <w:rPr>
+                    <w:rFonts w:ascii="Cambria Math" w:hAnsi="Cambria Math"/>
+                  </w:rPr>
+                  <m:t xml:space="preserve"> = 1.96 sen 105° = 1.89 N</m:t>
+                </m:r>
+              </m:oMath>
+            </m:oMathPara>
+          </w:p>
+          <w:p>
+            <w:pPr>
+              <w:spacing w:after="0"/>
+              <w:jc w:val="center"/>
+            </w:pPr>
+            <m:oMathPara>
+              <m:oMath>
+                <m:sSub>
+                  <m:sSubPr>
+                    <m:ctrlPr>
+                      <w:rPr>
+                        <w:rFonts w:ascii="Cambria Math" w:hAnsi="Cambria Math"/>
+                      </w:rPr>
+                    </m:ctrlPr>
+                  </m:sSubPr>
+                  <m:e>
+                    <m:r>
+                      <w:rPr>
+                        <w:rFonts w:ascii="Cambria Math" w:hAnsi="Cambria Math"/>
+                      </w:rPr>
+                      <m:t>F</m:t>
+                    </m:r>
+                  </m:e>
+                  <m:sub>
+                    <m:r>
+                      <w:rPr>
+                        <w:rFonts w:ascii="Cambria Math" w:hAnsi="Cambria Math"/>
+                      </w:rPr>
+                      <m:t>3x</m:t>
+                    </m:r>
+                  </m:sub>
+                </m:sSub>
+                <m:r>
+                  <w:rPr>
+                    <w:rFonts w:ascii="Cambria Math" w:hAnsi="Cambria Math"/>
+                  </w:rPr>
+                  <m:t xml:space="preserve"> = 2.94 cos 35° = 2.41 N</m:t>
+                </m:r>
+              </m:oMath>
+            </m:oMathPara>
+          </w:p>
+          <w:p>
+            <w:pPr>
+              <w:spacing w:after="160"/>
+              <w:jc w:val="center"/>
+            </w:pPr>
+            <m:oMathPara>
+              <m:oMath>
+                <m:sSub>
+                  <m:sSubPr>
+                    <m:ctrlPr>
+                      <w:rPr>
+                        <w:rFonts w:ascii="Cambria Math" w:hAnsi="Cambria Math"/>
+                      </w:rPr>
+                    </m:ctrlPr>
+                  </m:sSubPr>
+                  <m:e>
+                    <m:r>
+                      <w:rPr>
+                        <w:rFonts w:ascii="Cambria Math" w:hAnsi="Cambria Math"/>
+                      </w:rPr>
+                      <m:t>F</m:t>
+                    </m:r>
+                  </m:e>
+                  <m:sub>
+                    <m:r>
+                      <w:rPr>
+                        <w:rFonts w:ascii="Cambria Math" w:hAnsi="Cambria Math"/>
+                      </w:rPr>
+                      <m:t>3y</m:t>
+                    </m:r>
+                  </m:sub>
+                </m:sSub>
+                <m:r>
+                  <w:rPr>
+                    <w:rFonts w:ascii="Cambria Math" w:hAnsi="Cambria Math"/>
+                  </w:rPr>
+                  <m:t xml:space="preserve"> = 2.94 sen 35° = 1.69 N</m:t>
+                </m:r>
+              </m:oMath>
+            </m:oMathPara>
+          </w:p>
+          <w:p>
+            <w:pPr>
+              <w:spacing w:after="0"/>
+              <w:jc w:val="center"/>
+            </w:pPr>
+            <m:oMathPara>
+              <m:oMath>
+                <m:sSub>
+                  <m:sSubPr>
+                    <m:ctrlPr>
+                      <w:rPr>
+                        <w:rFonts w:ascii="Cambria Math" w:hAnsi="Cambria Math"/>
+                      </w:rPr>
+                    </m:ctrlPr>
+                  </m:sSubPr>
+                  <m:e>
+                    <m:r>
+                      <w:rPr>
+                        <w:rFonts w:ascii="Cambria Math" w:hAnsi="Cambria Math"/>
+                      </w:rPr>
+                      <m:t>F</m:t>
+                    </m:r>
+                  </m:e>
+                  <m:sub>
+                    <m:r>
+                      <w:rPr>
+                        <w:rFonts w:ascii="Cambria Math" w:hAnsi="Cambria Math"/>
+                      </w:rPr>
+                      <m:t>4x</m:t>
+                    </m:r>
+                  </m:sub>
+                </m:sSub>
+                <m:r>
+                  <w:rPr>
+                    <w:rFonts w:ascii="Cambria Math" w:hAnsi="Cambria Math"/>
+                  </w:rPr>
+                  <m:t xml:space="preserve"> = 3.92 cos 260° = -0.68 N</m:t>
+                </m:r>
+              </m:oMath>
+            </m:oMathPara>
+          </w:p>
+          <w:p>
+            <w:pPr>
+              <w:spacing w:after="40"/>
+              <w:jc w:val="center"/>
+            </w:pPr>
+            <m:oMathPara>
+              <m:oMath>
+                <m:sSub>
+                  <m:sSubPr>
+                    <m:ctrlPr>
+                      <w:rPr>
+                        <w:rFonts w:ascii="Cambria Math" w:hAnsi="Cambria Math"/>
+                      </w:rPr>
+                    </m:ctrlPr>
+                  </m:sSubPr>
+                  <m:e>
+                    <m:r>
+                      <w:rPr>
+                        <w:rFonts w:ascii="Cambria Math" w:hAnsi="Cambria Math"/>
+                      </w:rPr>
+                      <m:t>F</m:t>
+                    </m:r>
+                  </m:e>
+                  <m:sub>
+                    <m:r>
+                      <w:rPr>
+                        <w:rFonts w:ascii="Cambria Math" w:hAnsi="Cambria Math"/>
+                      </w:rPr>
+                      <m:t>4y</m:t>
+                    </m:r>
+                  </m:sub>
+                </m:sSub>
+                <m:r>
+                  <w:rPr>
+                    <w:rFonts w:ascii="Cambria Math" w:hAnsi="Cambria Math"/>
+                  </w:rPr>
+                  <m:t xml:space="preserve"> = 3.92 sen 260° = -3.86 N</m:t>
+                </m:r>
+              </m:oMath>
+            </m:oMathPara>
+          </w:p>
+        </w:tc>
+        <w:tc>
+          <w:tcPr>
+            <w:tcW w:w="4414" w:type="dxa"/>
+          </w:tcPr>
+          <w:p/>
+          <w:tbl>
+            <w:tblPr>
+              <w:tblStyle w:val="Tablaconcuadrcula"/>
+              <w:tblW w:w="0" w:type="auto"/>
+              <w:tblLook w:val="04A0" w:firstRow="1" w:lastRow="0" w:firstColumn="1" w:lastColumn="0" w:noHBand="0" w:noVBand="1"/>
+            </w:tblPr>
+            <w:tblGrid>
+              <w:gridCol w:w="1539"/>
+              <w:gridCol w:w="1305"/>
+              <w:gridCol w:w="1344"/>
+            </w:tblGrid>
+            <w:tr>
+              <w:tc>
+                <w:tcPr>
+                  <w:tcW w:w="1656" w:type="dxa"/>
+                  <w:vAlign w:val="center"/>
+                </w:tcPr>
+                <w:p>
+                  <w:pPr>
+                    <w:jc w:val="center"/>
+                  </w:pPr>
+                  <w:r>
+                    <w:rPr>
+                      <w:b/>
+                    </w:rPr>
+                    <w:t>VECTOR</w:t>
+                  </w:r>
+                </w:p>
+              </w:tc>
+              <w:tc>
+                <w:tcPr>
+                  <w:tcW w:w="1471" w:type="dxa"/>
+                  <w:vAlign w:val="center"/>
+                </w:tcPr>
+                <w:p>
+                  <w:pPr>
+                    <w:jc w:val="center"/>
+                  </w:pPr>
+                  <w:r>
+                    <w:rPr>
+                      <w:b/>
+                    </w:rPr>
+                    <w:t>X</w:t>
+                  </w:r>
+                </w:p>
+              </w:tc>
+              <w:tc>
+                <w:tcPr>
+                  <w:tcW w:w="1471" w:type="dxa"/>
+                  <w:vAlign w:val="center"/>
+                </w:tcPr>
+                <w:p>
+                  <w:pPr>
+                    <w:jc w:val="center"/>
+                  </w:pPr>
+                  <w:r>
+                    <w:rPr>
+                      <w:b/>
+                    </w:rPr>
+                    <w:t>Y</w:t>
+                  </w:r>
+                </w:p>
+              </w:tc>
+            </w:tr>
+            <w:tr>
+              <w:tc>
+                <w:tcPr>
+                  <w:tcW w:w="1656" w:type="dxa"/>
+                  <w:vAlign w:val="center"/>
+                </w:tcPr>
+                <w:p>
+                  <w:pPr>
+                    <w:jc w:val="center"/>
+                  </w:pPr>
+                  <w:r>
+                    <w:t>F1</w:t>
+                  </w:r>
+                </w:p>
+              </w:tc>
+              <w:tc>
+                <w:tcPr>
+                  <w:tcW w:w="1471" w:type="dxa"/>
+                  <w:vAlign w:val="center"/>
+                </w:tcPr>
+                <w:p>
+                  <w:pPr>
+                    <w:jc w:val="center"/>
+                  </w:pPr>
+                  <w:r>
+                    <w:t>−0.97</w:t>
+                  </w:r>
+                </w:p>
+              </w:tc>
+              <w:tc>
+                <w:tcPr>
+                  <w:tcW w:w="1471" w:type="dxa"/>
+                  <w:vAlign w:val="center"/>
+                </w:tcPr>
+                <w:p>
+                  <w:pPr>
+                    <w:jc w:val="center"/>
+                  </w:pPr>
+                  <w:r>
+                    <w:t>−0.14</w:t>
+                  </w:r>
+                </w:p>
+              </w:tc>
+            </w:tr>
+            <w:tr>
+              <w:tc>
+                <w:tcPr>
+                  <w:tcW w:w="1656" w:type="dxa"/>
+                  <w:vAlign w:val="center"/>
+                </w:tcPr>
+                <w:p>
+                  <w:pPr>
+                    <w:jc w:val="center"/>
+                  </w:pPr>
+                  <w:r>
+                    <w:t>F2</w:t>
+                  </w:r>
+                </w:p>
+              </w:tc>
+              <w:tc>
+                <w:tcPr>
+                  <w:tcW w:w="1471" w:type="dxa"/>
+                  <w:vAlign w:val="center"/>
+                </w:tcPr>
+                <w:p>
+                  <w:pPr>
+                    <w:jc w:val="center"/>
+                  </w:pPr>
+                  <w:r>
+                    <w:t>−0.51</w:t>
+                  </w:r>
+                </w:p>
+              </w:tc>
+              <w:tc>
+                <w:tcPr>
+                  <w:tcW w:w="1471" w:type="dxa"/>
+                  <w:vAlign w:val="center"/>
+                </w:tcPr>
+                <w:p>
+                  <w:pPr>
+                    <w:jc w:val="center"/>
+                  </w:pPr>
+                  <w:r>
+                    <w:t>1.89</w:t>
+                  </w:r>
+                </w:p>
+              </w:tc>
+            </w:tr>
+            <w:tr>
+              <w:tc>
+                <w:tcPr>
+                  <w:tcW w:w="1656" w:type="dxa"/>
+                  <w:vAlign w:val="center"/>
+                </w:tcPr>
+                <w:p>
+                  <w:pPr>
+                    <w:jc w:val="center"/>
+                  </w:pPr>
+                  <w:r>
+                    <w:t>F3</w:t>
+                  </w:r>
+                </w:p>
+              </w:tc>
+              <w:tc>
+                <w:tcPr>
+                  <w:tcW w:w="1471" w:type="dxa"/>
+                  <w:vAlign w:val="center"/>
+                </w:tcPr>
+                <w:p>
+                  <w:pPr>
+                    <w:jc w:val="center"/>
+                  </w:pPr>
+                  <w:r>
+                    <w:t>2.41</w:t>
+                  </w:r>
+                </w:p>
+              </w:tc>
+              <w:tc>
+                <w:tcPr>
+                  <w:tcW w:w="1471" w:type="dxa"/>
+                  <w:vAlign w:val="center"/>
+                </w:tcPr>
+                <w:p>
+                  <w:pPr>
+                    <w:jc w:val="center"/>
+                  </w:pPr>
+                  <w:r>
+                    <w:t>1.69</w:t>
+                  </w:r>
+                </w:p>
+              </w:tc>
+            </w:tr>
+            <w:tr>
+              <w:tc>
+                <w:tcPr>
+                  <w:tcW w:w="1656" w:type="dxa"/>
+                  <w:vAlign w:val="center"/>
+                </w:tcPr>
+                <w:p>
+                  <w:pPr>
+                    <w:jc w:val="center"/>
+                  </w:pPr>
+                  <w:r>
+                    <w:t>F4</w:t>
+                  </w:r>
+                </w:p>
+              </w:tc>
+              <w:tc>
+                <w:tcPr>
+                  <w:tcW w:w="1471" w:type="dxa"/>
+                  <w:vAlign w:val="center"/>
+                </w:tcPr>
+                <w:p>
+                  <w:pPr>
+                    <w:jc w:val="center"/>
+                  </w:pPr>
+                  <w:r>
+                    <w:t>−0.68</w:t>
+                  </w:r>
+                </w:p>
+              </w:tc>
+              <w:tc>
+                <w:tcPr>
+                  <w:tcW w:w="1471" w:type="dxa"/>
+                  <w:vAlign w:val="center"/>
+                </w:tcPr>
+                <w:p>
+                  <w:pPr>
+                    <w:jc w:val="center"/>
+                  </w:pPr>
+                  <w:r>
+                    <w:t>−3.86</w:t>
+                  </w:r>
+                </w:p>
+              </w:tc>
+            </w:tr>
+            <w:tr>
+              <w:tc>
+                <w:tcPr>
+                  <w:tcW w:w="1656" w:type="dxa"/>
+                  <w:vAlign w:val="center"/>
+                </w:tcPr>
+                <w:p>
+                  <w:pPr>
+                    <w:jc w:val="center"/>
+                  </w:pPr>
+                  <w:r>
+                    <w:rPr>
+                      <w:b/>
+                      <w:sz w:val="18"/>
+                    </w:rPr>
+                    <w:t>SUMATORIA</w:t>
+                  </w:r>
+                </w:p>
+              </w:tc>
+              <w:tc>
+                <w:tcPr>
+                  <w:tcW w:w="1471" w:type="dxa"/>
+                  <w:vAlign w:val="center"/>
+                </w:tcPr>
+                <w:p>
+                  <w:pPr>
+                    <w:jc w:val="center"/>
+                  </w:pPr>
+                  <w:r>
+                    <w:t>0.2499</w:t>
+                  </w:r>
+                </w:p>
+              </w:tc>
+              <w:tc>
+                <w:tcPr>
+                  <w:tcW w:w="1471" w:type="dxa"/>
+                  <w:vAlign w:val="center"/>
+                </w:tcPr>
+                <w:p>
+                  <w:pPr>
+                    <w:jc w:val="center"/>
+                  </w:pPr>
+                  <w:r>
+                    <w:t>−0.4173</w:t>
+                  </w:r>
+                </w:p>
+              </w:tc>
+            </w:tr>
+          </w:tbl>
+          <w:p/>
+          <w:p/>
+          <w:p/>
+          <w:p/>
+          <w:p/>
+        </w:tc>
+      </w:tr>
+      <w:tr>
+        <w:trPr>
+          <w:trHeight w:val="528"/>
+        </w:trPr>
+        <w:tc>
+          <w:tcPr>
+            <w:tcW w:w="4414" w:type="dxa"/>
+            <w:vAlign w:val="center"/>
+          </w:tcPr>
+          <w:p>
+            <w:pPr>
+              <w:pStyle w:val="Default"/>
+              <w:jc w:val="center"/>
+              <w:rPr>
+                <w:rFonts w:ascii="Calibri" w:eastAsia="Calibri" w:hAnsi="Calibri" w:cs="Calibri"/>
+                <w:b/>
+                <w:bCs/>
+                <w:sz w:val="22"/>
+                <w:szCs w:val="22"/>
+                <w:lang w:val="es-ES" w:eastAsia="es-ES"/>
+              </w:rPr>
+            </w:pPr>
+            <w:r>
+              <w:rPr>
+                <w:rFonts w:ascii="Calibri" w:eastAsia="Calibri" w:hAnsi="Calibri" w:cs="Calibri"/>
+                <w:b/>
+                <w:bCs/>
+                <w:sz w:val="22"/>
+                <w:szCs w:val="22"/>
+                <w:lang w:val="es-ES" w:eastAsia="es-ES"/>
+              </w:rPr>
+              <w:t>MÓDULO RESULTANTE</w:t>
+            </w:r>
+          </w:p>
+        </w:tc>
+        <w:tc>
+          <w:tcPr>
+            <w:tcW w:w="4414" w:type="dxa"/>
+            <w:vAlign w:val="center"/>
+          </w:tcPr>
+          <w:p>
+            <w:pPr>
+              <w:pStyle w:val="Default"/>
+              <w:jc w:val="center"/>
+              <w:rPr>
+                <w:rFonts w:ascii="Calibri" w:eastAsia="Calibri" w:hAnsi="Calibri" w:cs="Calibri"/>
+                <w:b/>
+                <w:bCs/>
+                <w:sz w:val="22"/>
+                <w:szCs w:val="22"/>
+                <w:lang w:val="es-ES" w:eastAsia="es-ES"/>
+              </w:rPr>
+            </w:pPr>
+            <w:r>
+              <w:rPr>
+                <w:rFonts w:ascii="Calibri" w:eastAsia="Calibri" w:hAnsi="Calibri" w:cs="Calibri"/>
+                <w:b/>
+                <w:bCs/>
+                <w:sz w:val="22"/>
+                <w:szCs w:val="22"/>
+                <w:lang w:val="es-ES" w:eastAsia="es-ES"/>
+              </w:rPr>
+              <w:t>DIRECCIÓN</w:t>
+            </w:r>
+          </w:p>
+        </w:tc>
+      </w:tr>
+      <w:tr>
+        <w:trPr>
+          <w:trHeight w:val="1502"/>
+        </w:trPr>
+        <w:tc>
+          <w:tcPr>
+            <w:tcW w:w="4414" w:type="dxa"/>
+            <w:vAlign w:val="center"/>
+          </w:tcPr>
+          <w:p/>
+          <w:p>
+            <w:pPr>
+              <w:spacing w:after="200"/>
+              <w:jc w:val="center"/>
+            </w:pPr>
+            <m:oMathPara>
+              <m:oMath>
+                <m:r>
+                  <w:rPr>
+                    <w:rFonts w:ascii="Cambria Math" w:hAnsi="Cambria Math"/>
+                  </w:rPr>
+                  <m:t xml:space="preserve">R = </m:t>
+                </m:r>
+                <m:rad>
+                  <m:radPr>
+                    <m:degHide m:val="1"/>
+                    <m:ctrlPr>
+                      <w:rPr>
+                        <w:rFonts w:ascii="Cambria Math" w:hAnsi="Cambria Math"/>
+                      </w:rPr>
+                    </m:ctrlPr>
+                  </m:radPr>
+                  <m:deg/>
+                  <m:e>
+                    <m:r>
+                      <w:rPr>
+                        <w:rFonts w:ascii="Cambria Math" w:hAnsi="Cambria Math"/>
+                      </w:rPr>
+                      <m:t>(ΣFₓ)² + (ΣFᵧ)²</m:t>
+                    </m:r>
+                  </m:e>
+                </m:rad>
+              </m:oMath>
+            </m:oMathPara>
+          </w:p>
+          <w:p>
+            <w:pPr>
+              <w:spacing w:after="200"/>
+              <w:jc w:val="center"/>
+            </w:pPr>
+            <m:oMathPara>
+              <m:oMath>
+                <m:r>
+                  <w:rPr>
+                    <w:rFonts w:ascii="Cambria Math" w:hAnsi="Cambria Math"/>
+                  </w:rPr>
+                  <m:t xml:space="preserve">R = </m:t>
+                </m:r>
+                <m:rad>
+                  <m:radPr>
+                    <m:degHide m:val="1"/>
+                    <m:ctrlPr>
+                      <w:rPr>
+                        <w:rFonts w:ascii="Cambria Math" w:hAnsi="Cambria Math"/>
+                      </w:rPr>
+                    </m:ctrlPr>
+                  </m:radPr>
+                  <m:deg/>
+                  <m:e>
+                    <m:r>
+                      <w:rPr>
+                        <w:rFonts w:ascii="Cambria Math" w:hAnsi="Cambria Math"/>
+                      </w:rPr>
+                      <m:t>(0.2499)² + (-0.4173)²</m:t>
+                    </m:r>
+                  </m:e>
+                </m:rad>
+              </m:oMath>
+            </m:oMathPara>
+          </w:p>
+          <w:p>
+            <w:pPr>
+              <w:spacing w:after="0"/>
+              <w:jc w:val="center"/>
+            </w:pPr>
+            <m:oMathPara>
+              <m:oMath>
+                <m:r>
+                  <w:rPr>
+                    <w:rFonts w:ascii="Cambria Math" w:hAnsi="Cambria Math"/>
+                  </w:rPr>
+                  <m:t>R = 0.49 N</m:t>
+                </m:r>
+              </m:oMath>
+            </m:oMathPara>
+          </w:p>
+        </w:tc>
+        <w:tc>
+          <w:tcPr>
+            <w:tcW w:w="4414" w:type="dxa"/>
+            <w:vAlign w:val="center"/>
+          </w:tcPr>
+          <w:p/>
+          <w:p>
+            <w:pPr>
+              <w:spacing w:after="200"/>
+              <w:jc w:val="center"/>
+            </w:pPr>
+            <m:oMathPara>
+              <m:oMath>
+                <m:r>
+                  <w:rPr>
+                    <w:rFonts w:ascii="Cambria Math" w:hAnsi="Cambria Math"/>
+                  </w:rPr>
+                  <m:t xml:space="preserve">θ = tan⁻¹ </m:t>
+                </m:r>
+                <m:f>
+                  <m:fPr>
+                    <m:ctrlPr>
+                      <w:rPr>
+                        <w:rFonts w:ascii="Cambria Math" w:hAnsi="Cambria Math"/>
+                      </w:rPr>
+                    </m:ctrlPr>
+                  </m:fPr>
+                  <m:num>
+                    <m:r>
+                      <w:rPr>
+                        <w:rFonts w:ascii="Cambria Math" w:hAnsi="Cambria Math"/>
+                      </w:rPr>
+                      <m:t>│ΣFᵧ│</m:t>
+                    </m:r>
+                  </m:num>
+                  <m:den>
+                    <m:r>
+                      <w:rPr>
+                        <w:rFonts w:ascii="Cambria Math" w:hAnsi="Cambria Math"/>
+                      </w:rPr>
+                      <m:t>│ΣFₓ│</m:t>
+                    </m:r>
+                  </m:den>
+                </m:f>
+              </m:oMath>
+            </m:oMathPara>
+          </w:p>
+          <w:p>
+            <w:pPr>
+              <w:spacing w:after="200"/>
+              <w:jc w:val="center"/>
+            </w:pPr>
+            <m:oMathPara>
+              <m:oMath>
+                <m:r>
+                  <w:rPr>
+                    <w:rFonts w:ascii="Cambria Math" w:hAnsi="Cambria Math"/>
+                  </w:rPr>
+                  <m:t xml:space="preserve">θ = tan⁻¹ </m:t>
+                </m:r>
+                <m:f>
+                  <m:fPr>
+                    <m:ctrlPr>
+                      <w:rPr>
+                        <w:rFonts w:ascii="Cambria Math" w:hAnsi="Cambria Math"/>
+                      </w:rPr>
+                    </m:ctrlPr>
+                  </m:fPr>
+                  <m:num>
+                    <m:r>
+                      <w:rPr>
+                        <w:rFonts w:ascii="Cambria Math" w:hAnsi="Cambria Math"/>
+                      </w:rPr>
+                      <m:t>0.417307</m:t>
+                    </m:r>
+                  </m:num>
+                  <m:den>
+                    <m:r>
+                      <w:rPr>
+                        <w:rFonts w:ascii="Cambria Math" w:hAnsi="Cambria Math"/>
+                      </w:rPr>
+                      <m:t>0.249858</m:t>
+                    </m:r>
+                  </m:den>
+                </m:f>
+                <m:r>
+                  <w:rPr>
+                    <w:rFonts w:ascii="Cambria Math" w:hAnsi="Cambria Math"/>
+                  </w:rPr>
+                  <m:t xml:space="preserve"> ≈ 59.09°</m:t>
+                </m:r>
+              </m:oMath>
+            </m:oMathPara>
+          </w:p>
+          <w:p>
+            <w:pPr>
+              <w:spacing w:after="0"/>
+              <w:jc w:val="center"/>
+            </w:pPr>
+            <m:oMathPara>
+              <m:oMath>
+                <m:r>
+                  <w:rPr>
+                    <w:rFonts w:ascii="Cambria Math" w:hAnsi="Cambria Math"/>
+                  </w:rPr>
+                  <m:t>θ = 360° - 59.09° = 300.91°</m:t>
+                </m:r>
+              </m:oMath>
+            </m:oMathPara>
+          </w:p>
+          <w:p>
+            <w:pPr>
+              <w:jc w:val="center"/>
+            </w:pPr>
+            <w:r>
+              <w:t>Cuarto cuadrante</w:t>
+            </w:r>
+          </w:p>
+        </w:tc>
+      </w:tr>
+      <w:tr>
+        <w:trPr>
+          <w:trHeight w:val="4960"/>
+        </w:trPr>
+        <w:tc>
+          <w:tcPr>
+            <w:tcW w:w="8828" w:type="dxa"/>
+            <w:gridSpan w:val="2"/>
+            <w:vAlign w:val="center"/>
+          </w:tcPr>
+          <w:p>
+            <w:r>
+              <w:rPr>
+                <w:noProof/>
+              </w:rPr>
+              <w:drawing>
+                <wp:anchor distT="0" distB="0" distL="114300" distR="114300" simplePos="0" relativeHeight="251663360" behindDoc="0" locked="0" layoutInCell="1" allowOverlap="1" wp14:anchorId="7AC0B9B0" wp14:editId="2AC5F2A9">
+                  <wp:simplePos x="0" y="0"/>
+                  <wp:positionH relativeFrom="column">
+                    <wp:posOffset>556260</wp:posOffset>
+                  </wp:positionH>
+                  <wp:positionV relativeFrom="paragraph">
+                    <wp:posOffset>-1270</wp:posOffset>
+                  </wp:positionV>
+                  <wp:extent cx="4362450" cy="2836545"/>
+                  <wp:effectExtent l="0" t="0" r="0" b="1905"/>
+                  <wp:wrapNone/>
+                  <wp:docPr id="1681962512" name="Imagen 45"/>
+                  <wp:cNvGraphicFramePr>
+                    <a:graphicFrameLocks xmlns:a="http://schemas.openxmlformats.org/drawingml/2006/main" noChangeAspect="1"/>
+                  </wp:cNvGraphicFramePr>
+                  <a:graphic xmlns:a="http://schemas.openxmlformats.org/drawingml/2006/main">
+                    <a:graphicData uri="http://schemas.openxmlformats.org/drawingml/2006/picture">
+                      <pic:pic xmlns:pic="http://schemas.openxmlformats.org/drawingml/2006/picture">
+                        <pic:nvPicPr>
+                          <pic:cNvPr id="0" name="Picture 2"/>
+                          <pic:cNvPicPr>
+                            <a:picLocks noChangeAspect="1" noChangeArrowheads="1"/>
+                          </pic:cNvPicPr>
+                        </pic:nvPicPr>
+                        <pic:blipFill>
+                          <a:blip r:embed="rId35">
+                            <a:extLst>
+                              <a:ext uri="{28A0092B-C50C-407E-A947-70E740481C1C}">
+                                <a14:useLocalDpi xmlns:a14="http://schemas.microsoft.com/office/drawing/2010/main" val="0"/>
+                              </a:ext>
+                            </a:extLst>
+                          </a:blip>
+                          <a:srcRect/>
+                          <a:stretch>
+                            <a:fillRect/>
+                          </a:stretch>
+                        </pic:blipFill>
+                        <pic:spPr bwMode="auto">
+                          <a:xfrm>
+                            <a:off x="0" y="0"/>
+                            <a:ext cx="4362450" cy="2836545"/>
+                          </a:xfrm>
+                          <a:prstGeom prst="rect">
+                            <a:avLst/>
+                          </a:prstGeom>
+                          <a:noFill/>
+                          <a:ln>
+                            <a:noFill/>
+                          </a:ln>
+                        </pic:spPr>
+                      </pic:pic>
+                    </a:graphicData>
+                  </a:graphic>
+                  <wp14:sizeRelH relativeFrom="margin">
+                    <wp14:pctWidth>0</wp14:pctWidth>
+                  </wp14:sizeRelH>
+                  <wp14:sizeRelV relativeFrom="margin">
+                    <wp14:pctHeight>0</wp14:pctHeight>
+                  </wp14:sizeRelV>
+                </wp:anchor>
+              </w:drawing>
+            </w:r>
+          </w:p>
+        </w:tc>
+      </w:tr>
+    </w:tbl>
+    <w:p>
+      <w:pPr>
+        <w:numPr>
+          <w:ilvl w:val="0"/>
+          <w:numId w:val="6"/>
+        </w:numPr>
+        <w:ind w:right="554"/>
+      </w:pPr>
+      <w:r>
+        <w:lastRenderedPageBreak/>
+        <w:t xml:space="preserve">Escoger cuatro fuerzas diferentes semejantes a las anteriores y repetir de nuevo todo este proceso. </w:t>
+      </w:r>
+    </w:p>
+    <w:p>
+      <w:pPr>
+        <w:spacing w:after="0" w:line="240" w:lineRule="auto"/>
         <w:ind w:left="192" w:firstLine="0"/>
         <w:jc w:val="left"/>
       </w:pPr>
@@ -19019,7 +21278,13 @@
               <w:rPr>
                 <w:sz w:val="20"/>
               </w:rPr>
-              <w:t xml:space="preserve">0.98 </w:t>
+              <w:t>2.94</w:t>
+            </w:r>
+            <w:r>
+              <w:rPr>
+                <w:sz w:val="20"/>
+              </w:rPr>
+              <w:t xml:space="preserve"> </w:t>
             </w:r>
           </w:p>
         </w:tc>
@@ -19040,10 +21305,14 @@
               <w:jc w:val="center"/>
             </w:pPr>
             <w:r>
-              <w:rPr>
-                <w:sz w:val="20"/>
-              </w:rPr>
-              <w:t xml:space="preserve"> </w:t>
+              <w:t>128</w:t>
+            </w:r>
+            <w:r>
+              <w:rPr>
+                <w:b/>
+                <w:sz w:val="24"/>
+              </w:rPr>
+              <w:t>°</w:t>
             </w:r>
           </w:p>
         </w:tc>
@@ -19067,6 +21336,12 @@
               <w:rPr>
                 <w:sz w:val="20"/>
               </w:rPr>
+              <w:t>-1.81</w:t>
+            </w:r>
+            <w:r>
+              <w:rPr>
+                <w:sz w:val="20"/>
+              </w:rPr>
               <w:t xml:space="preserve"> </w:t>
             </w:r>
           </w:p>
@@ -19091,7 +21366,7 @@
               <w:rPr>
                 <w:sz w:val="20"/>
               </w:rPr>
-              <w:t xml:space="preserve"> </w:t>
+              <w:t>2.32</w:t>
             </w:r>
           </w:p>
         </w:tc>
@@ -19120,7 +21395,13 @@
               <w:rPr>
                 <w:sz w:val="20"/>
               </w:rPr>
-              <w:t xml:space="preserve">1.96 </w:t>
+              <w:t xml:space="preserve"> </w:t>
+            </w:r>
+            <w:r>
+              <w:rPr>
+                <w:sz w:val="20"/>
+              </w:rPr>
+              <w:t>2.94</w:t>
             </w:r>
           </w:p>
         </w:tc>
@@ -19141,10 +21422,14 @@
               <w:jc w:val="center"/>
             </w:pPr>
             <w:r>
-              <w:rPr>
-                <w:sz w:val="20"/>
-              </w:rPr>
-              <w:t xml:space="preserve"> </w:t>
+              <w:t>199</w:t>
+            </w:r>
+            <w:r>
+              <w:rPr>
+                <w:b/>
+                <w:sz w:val="24"/>
+              </w:rPr>
+              <w:t>°</w:t>
             </w:r>
           </w:p>
         </w:tc>
@@ -19168,7 +21453,7 @@
               <w:rPr>
                 <w:sz w:val="20"/>
               </w:rPr>
-              <w:t xml:space="preserve"> </w:t>
+              <w:t>-2.78</w:t>
             </w:r>
           </w:p>
         </w:tc>
@@ -19192,7 +21477,7 @@
               <w:rPr>
                 <w:sz w:val="20"/>
               </w:rPr>
-              <w:t xml:space="preserve"> </w:t>
+              <w:t>-0.96</w:t>
             </w:r>
           </w:p>
         </w:tc>
@@ -19221,7 +21506,13 @@
               <w:rPr>
                 <w:sz w:val="20"/>
               </w:rPr>
-              <w:t xml:space="preserve">2.94 </w:t>
+              <w:t xml:space="preserve"> </w:t>
+            </w:r>
+            <w:r>
+              <w:rPr>
+                <w:sz w:val="20"/>
+              </w:rPr>
+              <w:t>3.92</w:t>
             </w:r>
           </w:p>
         </w:tc>
@@ -19245,6 +21536,19 @@
               <w:rPr>
                 <w:sz w:val="20"/>
               </w:rPr>
+              <w:t>272</w:t>
+            </w:r>
+            <w:r>
+              <w:rPr>
+                <w:b/>
+                <w:sz w:val="24"/>
+              </w:rPr>
+              <w:t>°</w:t>
+            </w:r>
+            <w:r>
+              <w:rPr>
+                <w:sz w:val="20"/>
+              </w:rPr>
               <w:t xml:space="preserve"> </w:t>
             </w:r>
           </w:p>
@@ -19266,10 +21570,7 @@
               <w:jc w:val="center"/>
             </w:pPr>
             <w:r>
-              <w:rPr>
-                <w:sz w:val="20"/>
-              </w:rPr>
-              <w:t xml:space="preserve"> </w:t>
+              <w:t>0.14</w:t>
             </w:r>
           </w:p>
         </w:tc>
@@ -19293,7 +21594,7 @@
               <w:rPr>
                 <w:sz w:val="20"/>
               </w:rPr>
-              <w:t xml:space="preserve"> </w:t>
+              <w:t>-3.92</w:t>
             </w:r>
           </w:p>
         </w:tc>
@@ -19322,7 +21623,13 @@
               <w:rPr>
                 <w:sz w:val="20"/>
               </w:rPr>
-              <w:t xml:space="preserve">3.92 </w:t>
+              <w:t xml:space="preserve"> </w:t>
+            </w:r>
+            <w:r>
+              <w:rPr>
+                <w:sz w:val="20"/>
+              </w:rPr>
+              <w:t>4.90</w:t>
             </w:r>
           </w:p>
         </w:tc>
@@ -19348,6 +21655,19 @@
               </w:rPr>
               <w:t xml:space="preserve"> </w:t>
             </w:r>
+            <w:r>
+              <w:rPr>
+                <w:sz w:val="20"/>
+              </w:rPr>
+              <w:t>32</w:t>
+            </w:r>
+            <w:r>
+              <w:rPr>
+                <w:b/>
+                <w:sz w:val="24"/>
+              </w:rPr>
+              <w:t>°</w:t>
+            </w:r>
           </w:p>
         </w:tc>
         <w:tc>
@@ -19370,7 +21690,7 @@
               <w:rPr>
                 <w:sz w:val="20"/>
               </w:rPr>
-              <w:t xml:space="preserve"> </w:t>
+              <w:t>4.16</w:t>
             </w:r>
           </w:p>
         </w:tc>
@@ -19394,7 +21714,7 @@
               <w:rPr>
                 <w:sz w:val="20"/>
               </w:rPr>
-              <w:t xml:space="preserve"> </w:t>
+              <w:t>2.60</w:t>
             </w:r>
           </w:p>
         </w:tc>
@@ -19450,6 +21770,12 @@
               </w:rPr>
               <w:t xml:space="preserve"> </w:t>
             </w:r>
+            <w:r>
+              <w:rPr>
+                <w:sz w:val="20"/>
+              </w:rPr>
+              <w:t>-0.297628</w:t>
+            </w:r>
           </w:p>
         </w:tc>
         <w:tc>
@@ -19472,745 +21798,1234 @@
               <w:rPr>
                 <w:sz w:val="20"/>
               </w:rPr>
-              <w:t xml:space="preserve"> </w:t>
+              <w:t>0.038574</w:t>
+            </w:r>
+          </w:p>
+        </w:tc>
+      </w:tr>
+    </w:tbl>
+    <w:p/>
+    <w:p>
+      <w:pPr>
+        <w:spacing w:after="160" w:line="259" w:lineRule="auto"/>
+        <w:ind w:left="0" w:firstLine="0"/>
+        <w:jc w:val="left"/>
+        <w:rPr>
+          <w:rFonts w:eastAsiaTheme="minorHAnsi" w:cs="Comic Sans MS"/>
+          <w:b/>
+          <w:szCs w:val="24"/>
+          <w:lang w:val="es-SV" w:eastAsia="en-US"/>
+        </w:rPr>
+      </w:pPr>
+      <w:r>
+        <w:rPr>
+          <w:b/>
+        </w:rPr>
+        <w:br w:type="page"/>
+      </w:r>
+    </w:p>
+    <w:p>
+      <w:pPr>
+        <w:pStyle w:val="Default"/>
+        <w:ind w:left="720"/>
+        <w:jc w:val="center"/>
+        <w:rPr>
+          <w:rFonts w:ascii="Calibri" w:eastAsia="Calibri" w:hAnsi="Calibri" w:cs="Calibri"/>
+          <w:b/>
+          <w:bCs/>
+          <w:sz w:val="22"/>
+          <w:szCs w:val="22"/>
+          <w:lang w:val="es-ES" w:eastAsia="es-ES"/>
+        </w:rPr>
+      </w:pPr>
+      <w:r>
+        <w:rPr>
+          <w:rFonts w:ascii="Calibri" w:hAnsi="Calibri"/>
+          <w:b/>
+          <w:sz w:val="22"/>
+        </w:rPr>
+        <w:lastRenderedPageBreak/>
+        <w:t>F₁ = 2.94 N a 128°     F₂ = 2.94 N a 199°     F₃ = 3.92 N a 272°     F₄ = 4.90 N a 32°</w:t>
+      </w:r>
+    </w:p>
+    <w:p>
+      <w:pPr>
+        <w:pStyle w:val="Default"/>
+        <w:ind w:left="720"/>
+        <w:jc w:val="center"/>
+        <w:rPr>
+          <w:rFonts w:ascii="Calibri" w:eastAsia="Calibri" w:hAnsi="Calibri" w:cs="Calibri"/>
+          <w:b/>
+          <w:bCs/>
+          <w:sz w:val="22"/>
+          <w:szCs w:val="22"/>
+          <w:lang w:val="es-ES" w:eastAsia="es-ES"/>
+        </w:rPr>
+      </w:pPr>
+      <w:r>
+        <w:rPr>
+          <w:rFonts w:ascii="Calibri" w:hAnsi="Calibri"/>
+          <w:sz w:val="22"/>
+        </w:rPr>
+        <w:t>Ángulos desde el eje x positivo; sumas calculadas antes de redondear.</w:t>
+      </w:r>
+    </w:p>
+    <w:tbl>
+      <w:tblPr>
+        <w:tblStyle w:val="Tablaconcuadrcula"/>
+        <w:tblW w:w="0" w:type="auto"/>
+        <w:tblLook w:val="04A0" w:firstRow="1" w:lastRow="0" w:firstColumn="1" w:lastColumn="0" w:noHBand="0" w:noVBand="1"/>
+      </w:tblPr>
+      <w:tblGrid>
+        <w:gridCol w:w="4414"/>
+        <w:gridCol w:w="4414"/>
+      </w:tblGrid>
+      <w:tr>
+        <w:trPr>
+          <w:trHeight w:val="489"/>
+        </w:trPr>
+        <w:tc>
+          <w:tcPr>
+            <w:tcW w:w="4414" w:type="dxa"/>
+            <w:vAlign w:val="center"/>
+          </w:tcPr>
+          <w:p>
+            <w:pPr>
+              <w:pStyle w:val="Default"/>
+              <w:jc w:val="center"/>
+              <w:rPr>
+                <w:rFonts w:ascii="Calibri" w:eastAsia="Calibri" w:hAnsi="Calibri" w:cs="Calibri"/>
+                <w:b/>
+                <w:bCs/>
+                <w:sz w:val="22"/>
+                <w:szCs w:val="22"/>
+                <w:lang w:val="es-ES" w:eastAsia="es-ES"/>
+              </w:rPr>
+            </w:pPr>
+            <w:r>
+              <w:rPr>
+                <w:rFonts w:ascii="Calibri" w:eastAsia="Calibri" w:hAnsi="Calibri" w:cs="Calibri"/>
+                <w:b/>
+                <w:bCs/>
+                <w:sz w:val="22"/>
+                <w:szCs w:val="22"/>
+                <w:lang w:val="es-ES" w:eastAsia="es-ES"/>
+              </w:rPr>
+              <w:t>FORMULA Y DATOS</w:t>
+            </w:r>
+          </w:p>
+        </w:tc>
+        <w:tc>
+          <w:tcPr>
+            <w:tcW w:w="4414" w:type="dxa"/>
+            <w:vAlign w:val="center"/>
+          </w:tcPr>
+          <w:p>
+            <w:pPr>
+              <w:pStyle w:val="Default"/>
+              <w:jc w:val="center"/>
+              <w:rPr>
+                <w:rFonts w:ascii="Calibri" w:eastAsia="Calibri" w:hAnsi="Calibri" w:cs="Calibri"/>
+                <w:b/>
+                <w:bCs/>
+                <w:sz w:val="22"/>
+                <w:szCs w:val="22"/>
+                <w:lang w:val="es-ES" w:eastAsia="es-ES"/>
+              </w:rPr>
+            </w:pPr>
+            <w:r>
+              <w:rPr>
+                <w:rFonts w:ascii="Calibri" w:eastAsia="Calibri" w:hAnsi="Calibri" w:cs="Calibri"/>
+                <w:b/>
+                <w:bCs/>
+                <w:sz w:val="22"/>
+                <w:szCs w:val="22"/>
+                <w:lang w:val="es-ES" w:eastAsia="es-ES"/>
+              </w:rPr>
+              <w:t>TABLA DE SUMATORIA</w:t>
+            </w:r>
+          </w:p>
+        </w:tc>
+      </w:tr>
+      <w:tr>
+        <w:tc>
+          <w:tcPr>
+            <w:tcW w:w="4414" w:type="dxa"/>
+          </w:tcPr>
+          <w:p/>
+          <w:p>
+            <w:pPr>
+              <w:spacing w:after="240"/>
+              <w:jc w:val="center"/>
+            </w:pPr>
+            <m:oMathPara>
+              <m:oMath>
+                <m:sSub>
+                  <m:sSubPr>
+                    <m:ctrlPr>
+                      <w:rPr>
+                        <w:rFonts w:ascii="Cambria Math" w:hAnsi="Cambria Math"/>
+                      </w:rPr>
+                    </m:ctrlPr>
+                  </m:sSubPr>
+                  <m:e>
+                    <m:r>
+                      <w:rPr>
+                        <w:rFonts w:ascii="Cambria Math" w:hAnsi="Cambria Math"/>
+                      </w:rPr>
+                      <m:t>F</m:t>
+                    </m:r>
+                  </m:e>
+                  <m:sub>
+                    <m:r>
+                      <w:rPr>
+                        <w:rFonts w:ascii="Cambria Math" w:hAnsi="Cambria Math"/>
+                      </w:rPr>
+                      <m:t>x</m:t>
+                    </m:r>
+                  </m:sub>
+                </m:sSub>
+                <m:r>
+                  <w:rPr>
+                    <w:rFonts w:ascii="Cambria Math" w:hAnsi="Cambria Math"/>
+                  </w:rPr>
+                  <m:t xml:space="preserve"> = F cos θ ; </m:t>
+                </m:r>
+                <m:sSub>
+                  <m:sSubPr>
+                    <m:ctrlPr>
+                      <w:rPr>
+                        <w:rFonts w:ascii="Cambria Math" w:hAnsi="Cambria Math"/>
+                      </w:rPr>
+                    </m:ctrlPr>
+                  </m:sSubPr>
+                  <m:e>
+                    <m:r>
+                      <w:rPr>
+                        <w:rFonts w:ascii="Cambria Math" w:hAnsi="Cambria Math"/>
+                      </w:rPr>
+                      <m:t>F</m:t>
+                    </m:r>
+                  </m:e>
+                  <m:sub>
+                    <m:r>
+                      <w:rPr>
+                        <w:rFonts w:ascii="Cambria Math" w:hAnsi="Cambria Math"/>
+                      </w:rPr>
+                      <m:t>y</m:t>
+                    </m:r>
+                  </m:sub>
+                </m:sSub>
+                <m:r>
+                  <w:rPr>
+                    <w:rFonts w:ascii="Cambria Math" w:hAnsi="Cambria Math"/>
+                  </w:rPr>
+                  <m:t xml:space="preserve"> = F sen θ</m:t>
+                </m:r>
+              </m:oMath>
+            </m:oMathPara>
+          </w:p>
+          <w:p>
+            <w:pPr>
+              <w:spacing w:after="0"/>
+              <w:jc w:val="center"/>
+            </w:pPr>
+            <m:oMathPara>
+              <m:oMath>
+                <m:sSub>
+                  <m:sSubPr>
+                    <m:ctrlPr>
+                      <w:rPr>
+                        <w:rFonts w:ascii="Cambria Math" w:hAnsi="Cambria Math"/>
+                      </w:rPr>
+                    </m:ctrlPr>
+                  </m:sSubPr>
+                  <m:e>
+                    <m:r>
+                      <w:rPr>
+                        <w:rFonts w:ascii="Cambria Math" w:hAnsi="Cambria Math"/>
+                      </w:rPr>
+                      <m:t>F</m:t>
+                    </m:r>
+                  </m:e>
+                  <m:sub>
+                    <m:r>
+                      <w:rPr>
+                        <w:rFonts w:ascii="Cambria Math" w:hAnsi="Cambria Math"/>
+                      </w:rPr>
+                      <m:t>1x</m:t>
+                    </m:r>
+                  </m:sub>
+                </m:sSub>
+                <m:r>
+                  <w:rPr>
+                    <w:rFonts w:ascii="Cambria Math" w:hAnsi="Cambria Math"/>
+                  </w:rPr>
+                  <m:t xml:space="preserve"> = 2.94 cos 128° = -1.81 N</m:t>
+                </m:r>
+              </m:oMath>
+            </m:oMathPara>
+          </w:p>
+          <w:p>
+            <w:pPr>
+              <w:spacing w:after="160"/>
+              <w:jc w:val="center"/>
+            </w:pPr>
+            <m:oMathPara>
+              <m:oMath>
+                <m:sSub>
+                  <m:sSubPr>
+                    <m:ctrlPr>
+                      <w:rPr>
+                        <w:rFonts w:ascii="Cambria Math" w:hAnsi="Cambria Math"/>
+                      </w:rPr>
+                    </m:ctrlPr>
+                  </m:sSubPr>
+                  <m:e>
+                    <m:r>
+                      <w:rPr>
+                        <w:rFonts w:ascii="Cambria Math" w:hAnsi="Cambria Math"/>
+                      </w:rPr>
+                      <m:t>F</m:t>
+                    </m:r>
+                  </m:e>
+                  <m:sub>
+                    <m:r>
+                      <w:rPr>
+                        <w:rFonts w:ascii="Cambria Math" w:hAnsi="Cambria Math"/>
+                      </w:rPr>
+                      <m:t>1y</m:t>
+                    </m:r>
+                  </m:sub>
+                </m:sSub>
+                <m:r>
+                  <w:rPr>
+                    <w:rFonts w:ascii="Cambria Math" w:hAnsi="Cambria Math"/>
+                  </w:rPr>
+                  <m:t xml:space="preserve"> = 2.94 sen 128° = 2.32 N</m:t>
+                </m:r>
+              </m:oMath>
+            </m:oMathPara>
+          </w:p>
+          <w:p>
+            <w:pPr>
+              <w:spacing w:after="0"/>
+              <w:jc w:val="center"/>
+            </w:pPr>
+            <m:oMathPara>
+              <m:oMath>
+                <m:sSub>
+                  <m:sSubPr>
+                    <m:ctrlPr>
+                      <w:rPr>
+                        <w:rFonts w:ascii="Cambria Math" w:hAnsi="Cambria Math"/>
+                      </w:rPr>
+                    </m:ctrlPr>
+                  </m:sSubPr>
+                  <m:e>
+                    <m:r>
+                      <w:rPr>
+                        <w:rFonts w:ascii="Cambria Math" w:hAnsi="Cambria Math"/>
+                      </w:rPr>
+                      <m:t>F</m:t>
+                    </m:r>
+                  </m:e>
+                  <m:sub>
+                    <m:r>
+                      <w:rPr>
+                        <w:rFonts w:ascii="Cambria Math" w:hAnsi="Cambria Math"/>
+                      </w:rPr>
+                      <m:t>2x</m:t>
+                    </m:r>
+                  </m:sub>
+                </m:sSub>
+                <m:r>
+                  <w:rPr>
+                    <w:rFonts w:ascii="Cambria Math" w:hAnsi="Cambria Math"/>
+                  </w:rPr>
+                  <m:t xml:space="preserve"> = 2.94 cos 199° = -2.78 N</m:t>
+                </m:r>
+              </m:oMath>
+            </m:oMathPara>
+          </w:p>
+          <w:p>
+            <w:pPr>
+              <w:spacing w:after="160"/>
+              <w:jc w:val="center"/>
+            </w:pPr>
+            <m:oMathPara>
+              <m:oMath>
+                <m:sSub>
+                  <m:sSubPr>
+                    <m:ctrlPr>
+                      <w:rPr>
+                        <w:rFonts w:ascii="Cambria Math" w:hAnsi="Cambria Math"/>
+                      </w:rPr>
+                    </m:ctrlPr>
+                  </m:sSubPr>
+                  <m:e>
+                    <m:r>
+                      <w:rPr>
+                        <w:rFonts w:ascii="Cambria Math" w:hAnsi="Cambria Math"/>
+                      </w:rPr>
+                      <m:t>F</m:t>
+                    </m:r>
+                  </m:e>
+                  <m:sub>
+                    <m:r>
+                      <w:rPr>
+                        <w:rFonts w:ascii="Cambria Math" w:hAnsi="Cambria Math"/>
+                      </w:rPr>
+                      <m:t>2y</m:t>
+                    </m:r>
+                  </m:sub>
+                </m:sSub>
+                <m:r>
+                  <w:rPr>
+                    <w:rFonts w:ascii="Cambria Math" w:hAnsi="Cambria Math"/>
+                  </w:rPr>
+                  <m:t xml:space="preserve"> = 2.94 sen 199° = -0.96 N</m:t>
+                </m:r>
+              </m:oMath>
+            </m:oMathPara>
+          </w:p>
+          <w:p>
+            <w:pPr>
+              <w:spacing w:after="0"/>
+              <w:jc w:val="center"/>
+            </w:pPr>
+            <m:oMathPara>
+              <m:oMath>
+                <m:sSub>
+                  <m:sSubPr>
+                    <m:ctrlPr>
+                      <w:rPr>
+                        <w:rFonts w:ascii="Cambria Math" w:hAnsi="Cambria Math"/>
+                      </w:rPr>
+                    </m:ctrlPr>
+                  </m:sSubPr>
+                  <m:e>
+                    <m:r>
+                      <w:rPr>
+                        <w:rFonts w:ascii="Cambria Math" w:hAnsi="Cambria Math"/>
+                      </w:rPr>
+                      <m:t>F</m:t>
+                    </m:r>
+                  </m:e>
+                  <m:sub>
+                    <m:r>
+                      <w:rPr>
+                        <w:rFonts w:ascii="Cambria Math" w:hAnsi="Cambria Math"/>
+                      </w:rPr>
+                      <m:t>3x</m:t>
+                    </m:r>
+                  </m:sub>
+                </m:sSub>
+                <m:r>
+                  <w:rPr>
+                    <w:rFonts w:ascii="Cambria Math" w:hAnsi="Cambria Math"/>
+                  </w:rPr>
+                  <m:t xml:space="preserve"> = 3.92 cos 272° = 0.14 N</m:t>
+                </m:r>
+              </m:oMath>
+            </m:oMathPara>
+          </w:p>
+          <w:p>
+            <w:pPr>
+              <w:spacing w:after="160"/>
+              <w:jc w:val="center"/>
+            </w:pPr>
+            <m:oMathPara>
+              <m:oMath>
+                <m:sSub>
+                  <m:sSubPr>
+                    <m:ctrlPr>
+                      <w:rPr>
+                        <w:rFonts w:ascii="Cambria Math" w:hAnsi="Cambria Math"/>
+                      </w:rPr>
+                    </m:ctrlPr>
+                  </m:sSubPr>
+                  <m:e>
+                    <m:r>
+                      <w:rPr>
+                        <w:rFonts w:ascii="Cambria Math" w:hAnsi="Cambria Math"/>
+                      </w:rPr>
+                      <m:t>F</m:t>
+                    </m:r>
+                  </m:e>
+                  <m:sub>
+                    <m:r>
+                      <w:rPr>
+                        <w:rFonts w:ascii="Cambria Math" w:hAnsi="Cambria Math"/>
+                      </w:rPr>
+                      <m:t>3y</m:t>
+                    </m:r>
+                  </m:sub>
+                </m:sSub>
+                <m:r>
+                  <w:rPr>
+                    <w:rFonts w:ascii="Cambria Math" w:hAnsi="Cambria Math"/>
+                  </w:rPr>
+                  <m:t xml:space="preserve"> = 3.92 sen 272° = -3.92 N</m:t>
+                </m:r>
+              </m:oMath>
+            </m:oMathPara>
+          </w:p>
+          <w:p>
+            <w:pPr>
+              <w:spacing w:after="0"/>
+              <w:jc w:val="center"/>
+            </w:pPr>
+            <m:oMathPara>
+              <m:oMath>
+                <m:sSub>
+                  <m:sSubPr>
+                    <m:ctrlPr>
+                      <w:rPr>
+                        <w:rFonts w:ascii="Cambria Math" w:hAnsi="Cambria Math"/>
+                      </w:rPr>
+                    </m:ctrlPr>
+                  </m:sSubPr>
+                  <m:e>
+                    <m:r>
+                      <w:rPr>
+                        <w:rFonts w:ascii="Cambria Math" w:hAnsi="Cambria Math"/>
+                      </w:rPr>
+                      <m:t>F</m:t>
+                    </m:r>
+                  </m:e>
+                  <m:sub>
+                    <m:r>
+                      <w:rPr>
+                        <w:rFonts w:ascii="Cambria Math" w:hAnsi="Cambria Math"/>
+                      </w:rPr>
+                      <m:t>4x</m:t>
+                    </m:r>
+                  </m:sub>
+                </m:sSub>
+                <m:r>
+                  <w:rPr>
+                    <w:rFonts w:ascii="Cambria Math" w:hAnsi="Cambria Math"/>
+                  </w:rPr>
+                  <m:t xml:space="preserve"> = 4.90 cos 32° = 4.16 N</m:t>
+                </m:r>
+              </m:oMath>
+            </m:oMathPara>
+          </w:p>
+          <w:p>
+            <w:pPr>
+              <w:spacing w:after="40"/>
+              <w:jc w:val="center"/>
+            </w:pPr>
+            <m:oMathPara>
+              <m:oMath>
+                <m:sSub>
+                  <m:sSubPr>
+                    <m:ctrlPr>
+                      <w:rPr>
+                        <w:rFonts w:ascii="Cambria Math" w:hAnsi="Cambria Math"/>
+                      </w:rPr>
+                    </m:ctrlPr>
+                  </m:sSubPr>
+                  <m:e>
+                    <m:r>
+                      <w:rPr>
+                        <w:rFonts w:ascii="Cambria Math" w:hAnsi="Cambria Math"/>
+                      </w:rPr>
+                      <m:t>F</m:t>
+                    </m:r>
+                  </m:e>
+                  <m:sub>
+                    <m:r>
+                      <w:rPr>
+                        <w:rFonts w:ascii="Cambria Math" w:hAnsi="Cambria Math"/>
+                      </w:rPr>
+                      <m:t>4y</m:t>
+                    </m:r>
+                  </m:sub>
+                </m:sSub>
+                <m:r>
+                  <w:rPr>
+                    <w:rFonts w:ascii="Cambria Math" w:hAnsi="Cambria Math"/>
+                  </w:rPr>
+                  <m:t xml:space="preserve"> = 4.90 sen 32° = 2.60 N</m:t>
+                </m:r>
+              </m:oMath>
+            </m:oMathPara>
+          </w:p>
+        </w:tc>
+        <w:tc>
+          <w:tcPr>
+            <w:tcW w:w="4414" w:type="dxa"/>
+          </w:tcPr>
+          <w:p/>
+          <w:tbl>
+            <w:tblPr>
+              <w:tblStyle w:val="Tablaconcuadrcula"/>
+              <w:tblW w:w="0" w:type="auto"/>
+              <w:tblLook w:val="04A0" w:firstRow="1" w:lastRow="0" w:firstColumn="1" w:lastColumn="0" w:noHBand="0" w:noVBand="1"/>
+            </w:tblPr>
+            <w:tblGrid>
+              <w:gridCol w:w="1466"/>
+              <w:gridCol w:w="1393"/>
+              <w:gridCol w:w="1329"/>
+            </w:tblGrid>
+            <w:tr>
+              <w:tc>
+                <w:tcPr>
+                  <w:tcW w:w="1656" w:type="dxa"/>
+                  <w:vAlign w:val="center"/>
+                </w:tcPr>
+                <w:p>
+                  <w:pPr>
+                    <w:jc w:val="center"/>
+                  </w:pPr>
+                  <w:r>
+                    <w:rPr>
+                      <w:b/>
+                    </w:rPr>
+                    <w:t>VECTOR</w:t>
+                  </w:r>
+                </w:p>
+              </w:tc>
+              <w:tc>
+                <w:tcPr>
+                  <w:tcW w:w="1471" w:type="dxa"/>
+                  <w:vAlign w:val="center"/>
+                </w:tcPr>
+                <w:p>
+                  <w:pPr>
+                    <w:jc w:val="center"/>
+                  </w:pPr>
+                  <w:r>
+                    <w:rPr>
+                      <w:b/>
+                    </w:rPr>
+                    <w:t>X</w:t>
+                  </w:r>
+                </w:p>
+              </w:tc>
+              <w:tc>
+                <w:tcPr>
+                  <w:tcW w:w="1471" w:type="dxa"/>
+                  <w:vAlign w:val="center"/>
+                </w:tcPr>
+                <w:p>
+                  <w:pPr>
+                    <w:jc w:val="center"/>
+                  </w:pPr>
+                  <w:r>
+                    <w:rPr>
+                      <w:b/>
+                    </w:rPr>
+                    <w:t>Y</w:t>
+                  </w:r>
+                </w:p>
+              </w:tc>
+            </w:tr>
+            <w:tr>
+              <w:tc>
+                <w:tcPr>
+                  <w:tcW w:w="1656" w:type="dxa"/>
+                  <w:vAlign w:val="center"/>
+                </w:tcPr>
+                <w:p>
+                  <w:pPr>
+                    <w:jc w:val="center"/>
+                  </w:pPr>
+                  <w:r>
+                    <w:t>F1</w:t>
+                  </w:r>
+                </w:p>
+              </w:tc>
+              <w:tc>
+                <w:tcPr>
+                  <w:tcW w:w="1471" w:type="dxa"/>
+                  <w:vAlign w:val="center"/>
+                </w:tcPr>
+                <w:p>
+                  <w:pPr>
+                    <w:jc w:val="center"/>
+                  </w:pPr>
+                  <w:r>
+                    <w:t>−1.81</w:t>
+                  </w:r>
+                </w:p>
+              </w:tc>
+              <w:tc>
+                <w:tcPr>
+                  <w:tcW w:w="1471" w:type="dxa"/>
+                  <w:vAlign w:val="center"/>
+                </w:tcPr>
+                <w:p>
+                  <w:pPr>
+                    <w:jc w:val="center"/>
+                  </w:pPr>
+                  <w:r>
+                    <w:t>2.32</w:t>
+                  </w:r>
+                </w:p>
+              </w:tc>
+            </w:tr>
+            <w:tr>
+              <w:tc>
+                <w:tcPr>
+                  <w:tcW w:w="1656" w:type="dxa"/>
+                  <w:vAlign w:val="center"/>
+                </w:tcPr>
+                <w:p>
+                  <w:pPr>
+                    <w:jc w:val="center"/>
+                  </w:pPr>
+                  <w:r>
+                    <w:t>F2</w:t>
+                  </w:r>
+                </w:p>
+              </w:tc>
+              <w:tc>
+                <w:tcPr>
+                  <w:tcW w:w="1471" w:type="dxa"/>
+                  <w:vAlign w:val="center"/>
+                </w:tcPr>
+                <w:p>
+                  <w:pPr>
+                    <w:jc w:val="center"/>
+                  </w:pPr>
+                  <w:r>
+                    <w:t>−2.78</w:t>
+                  </w:r>
+                </w:p>
+              </w:tc>
+              <w:tc>
+                <w:tcPr>
+                  <w:tcW w:w="1471" w:type="dxa"/>
+                  <w:vAlign w:val="center"/>
+                </w:tcPr>
+                <w:p>
+                  <w:pPr>
+                    <w:jc w:val="center"/>
+                  </w:pPr>
+                  <w:r>
+                    <w:t>−0.96</w:t>
+                  </w:r>
+                </w:p>
+              </w:tc>
+            </w:tr>
+            <w:tr>
+              <w:tc>
+                <w:tcPr>
+                  <w:tcW w:w="1656" w:type="dxa"/>
+                  <w:vAlign w:val="center"/>
+                </w:tcPr>
+                <w:p>
+                  <w:pPr>
+                    <w:jc w:val="center"/>
+                  </w:pPr>
+                  <w:r>
+                    <w:t>F3</w:t>
+                  </w:r>
+                </w:p>
+              </w:tc>
+              <w:tc>
+                <w:tcPr>
+                  <w:tcW w:w="1471" w:type="dxa"/>
+                  <w:vAlign w:val="center"/>
+                </w:tcPr>
+                <w:p>
+                  <w:pPr>
+                    <w:jc w:val="center"/>
+                  </w:pPr>
+                  <w:r>
+                    <w:t>0.14</w:t>
+                  </w:r>
+                </w:p>
+              </w:tc>
+              <w:tc>
+                <w:tcPr>
+                  <w:tcW w:w="1471" w:type="dxa"/>
+                  <w:vAlign w:val="center"/>
+                </w:tcPr>
+                <w:p>
+                  <w:pPr>
+                    <w:jc w:val="center"/>
+                  </w:pPr>
+                  <w:r>
+                    <w:t>−3.92</w:t>
+                  </w:r>
+                </w:p>
+              </w:tc>
+            </w:tr>
+            <w:tr>
+              <w:tc>
+                <w:tcPr>
+                  <w:tcW w:w="1656" w:type="dxa"/>
+                  <w:vAlign w:val="center"/>
+                </w:tcPr>
+                <w:p>
+                  <w:pPr>
+                    <w:jc w:val="center"/>
+                  </w:pPr>
+                  <w:r>
+                    <w:t>F4</w:t>
+                  </w:r>
+                </w:p>
+              </w:tc>
+              <w:tc>
+                <w:tcPr>
+                  <w:tcW w:w="1471" w:type="dxa"/>
+                  <w:vAlign w:val="center"/>
+                </w:tcPr>
+                <w:p>
+                  <w:pPr>
+                    <w:jc w:val="center"/>
+                  </w:pPr>
+                  <w:r>
+                    <w:t>4.16</w:t>
+                  </w:r>
+                </w:p>
+              </w:tc>
+              <w:tc>
+                <w:tcPr>
+                  <w:tcW w:w="1471" w:type="dxa"/>
+                  <w:vAlign w:val="center"/>
+                </w:tcPr>
+                <w:p>
+                  <w:pPr>
+                    <w:jc w:val="center"/>
+                  </w:pPr>
+                  <w:r>
+                    <w:t>2.60</w:t>
+                  </w:r>
+                </w:p>
+              </w:tc>
+            </w:tr>
+            <w:tr>
+              <w:tc>
+                <w:tcPr>
+                  <w:tcW w:w="1656" w:type="dxa"/>
+                  <w:vAlign w:val="center"/>
+                </w:tcPr>
+                <w:p>
+                  <w:pPr>
+                    <w:jc w:val="center"/>
+                  </w:pPr>
+                  <w:r>
+                    <w:rPr>
+                      <w:b/>
+                      <w:sz w:val="18"/>
+                    </w:rPr>
+                    <w:t>SUMATORIA</w:t>
+                  </w:r>
+                </w:p>
+              </w:tc>
+              <w:tc>
+                <w:tcPr>
+                  <w:tcW w:w="1471" w:type="dxa"/>
+                  <w:vAlign w:val="center"/>
+                </w:tcPr>
+                <w:p>
+                  <w:pPr>
+                    <w:jc w:val="center"/>
+                  </w:pPr>
+                  <w:r>
+                    <w:t>−0.297628</w:t>
+                  </w:r>
+                </w:p>
+              </w:tc>
+              <w:tc>
+                <w:tcPr>
+                  <w:tcW w:w="1471" w:type="dxa"/>
+                  <w:vAlign w:val="center"/>
+                </w:tcPr>
+                <w:p>
+                  <w:pPr>
+                    <w:jc w:val="center"/>
+                  </w:pPr>
+                  <w:r>
+                    <w:t>0.038574</w:t>
+                  </w:r>
+                </w:p>
+              </w:tc>
+            </w:tr>
+          </w:tbl>
+          <w:p/>
+        </w:tc>
+      </w:tr>
+      <w:tr>
+        <w:trPr>
+          <w:trHeight w:val="528"/>
+        </w:trPr>
+        <w:tc>
+          <w:tcPr>
+            <w:tcW w:w="4414" w:type="dxa"/>
+            <w:vAlign w:val="center"/>
+          </w:tcPr>
+          <w:p>
+            <w:pPr>
+              <w:pStyle w:val="Default"/>
+              <w:jc w:val="center"/>
+              <w:rPr>
+                <w:rFonts w:ascii="Calibri" w:eastAsia="Calibri" w:hAnsi="Calibri" w:cs="Calibri"/>
+                <w:b/>
+                <w:bCs/>
+                <w:sz w:val="22"/>
+                <w:szCs w:val="22"/>
+                <w:lang w:val="es-ES" w:eastAsia="es-ES"/>
+              </w:rPr>
+            </w:pPr>
+            <w:r>
+              <w:rPr>
+                <w:rFonts w:ascii="Calibri" w:eastAsia="Calibri" w:hAnsi="Calibri" w:cs="Calibri"/>
+                <w:b/>
+                <w:bCs/>
+                <w:sz w:val="22"/>
+                <w:szCs w:val="22"/>
+                <w:lang w:val="es-ES" w:eastAsia="es-ES"/>
+              </w:rPr>
+              <w:t>MÓDULO RESULTANTE</w:t>
+            </w:r>
+          </w:p>
+        </w:tc>
+        <w:tc>
+          <w:tcPr>
+            <w:tcW w:w="4414" w:type="dxa"/>
+            <w:vAlign w:val="center"/>
+          </w:tcPr>
+          <w:p>
+            <w:pPr>
+              <w:pStyle w:val="Default"/>
+              <w:jc w:val="center"/>
+              <w:rPr>
+                <w:rFonts w:ascii="Calibri" w:eastAsia="Calibri" w:hAnsi="Calibri" w:cs="Calibri"/>
+                <w:b/>
+                <w:bCs/>
+                <w:sz w:val="22"/>
+                <w:szCs w:val="22"/>
+                <w:lang w:val="es-ES" w:eastAsia="es-ES"/>
+              </w:rPr>
+            </w:pPr>
+            <w:r>
+              <w:rPr>
+                <w:rFonts w:ascii="Calibri" w:eastAsia="Calibri" w:hAnsi="Calibri" w:cs="Calibri"/>
+                <w:b/>
+                <w:bCs/>
+                <w:sz w:val="22"/>
+                <w:szCs w:val="22"/>
+                <w:lang w:val="es-ES" w:eastAsia="es-ES"/>
+              </w:rPr>
+              <w:t>DIRECCIÓN</w:t>
+            </w:r>
+          </w:p>
+        </w:tc>
+      </w:tr>
+      <w:tr>
+        <w:trPr>
+          <w:trHeight w:val="1502"/>
+        </w:trPr>
+        <w:tc>
+          <w:tcPr>
+            <w:tcW w:w="4414" w:type="dxa"/>
+            <w:vAlign w:val="center"/>
+          </w:tcPr>
+          <w:p/>
+          <w:p>
+            <w:pPr>
+              <w:spacing w:after="200"/>
+              <w:jc w:val="center"/>
+            </w:pPr>
+            <m:oMathPara>
+              <m:oMath>
+                <m:r>
+                  <w:rPr>
+                    <w:rFonts w:ascii="Cambria Math" w:hAnsi="Cambria Math"/>
+                  </w:rPr>
+                  <m:t xml:space="preserve">R = </m:t>
+                </m:r>
+                <m:rad>
+                  <m:radPr>
+                    <m:degHide m:val="1"/>
+                    <m:ctrlPr>
+                      <w:rPr>
+                        <w:rFonts w:ascii="Cambria Math" w:hAnsi="Cambria Math"/>
+                      </w:rPr>
+                    </m:ctrlPr>
+                  </m:radPr>
+                  <m:deg/>
+                  <m:e>
+                    <m:r>
+                      <w:rPr>
+                        <w:rFonts w:ascii="Cambria Math" w:hAnsi="Cambria Math"/>
+                      </w:rPr>
+                      <m:t>(ΣFₓ)² + (ΣFᵧ)²</m:t>
+                    </m:r>
+                  </m:e>
+                </m:rad>
+              </m:oMath>
+            </m:oMathPara>
+          </w:p>
+          <w:p>
+            <w:pPr>
+              <w:spacing w:after="200"/>
+              <w:jc w:val="center"/>
+            </w:pPr>
+            <m:oMathPara>
+              <m:oMath>
+                <m:r>
+                  <w:rPr>
+                    <w:rFonts w:ascii="Cambria Math" w:hAnsi="Cambria Math"/>
+                  </w:rPr>
+                  <m:t xml:space="preserve">R = </m:t>
+                </m:r>
+                <m:rad>
+                  <m:radPr>
+                    <m:degHide m:val="1"/>
+                    <m:ctrlPr>
+                      <w:rPr>
+                        <w:rFonts w:ascii="Cambria Math" w:hAnsi="Cambria Math"/>
+                      </w:rPr>
+                    </m:ctrlPr>
+                  </m:radPr>
+                  <m:deg/>
+                  <m:e>
+                    <m:r>
+                      <w:rPr>
+                        <w:rFonts w:ascii="Cambria Math" w:hAnsi="Cambria Math"/>
+                      </w:rPr>
+                      <m:t>(-0.297628)² + (0.038574)²</m:t>
+                    </m:r>
+                  </m:e>
+                </m:rad>
+              </m:oMath>
+            </m:oMathPara>
+          </w:p>
+          <w:p>
+            <w:pPr>
+              <w:spacing w:after="0"/>
+              <w:jc w:val="center"/>
+            </w:pPr>
+            <m:oMathPara>
+              <m:oMath>
+                <m:r>
+                  <w:rPr>
+                    <w:rFonts w:ascii="Cambria Math" w:hAnsi="Cambria Math"/>
+                  </w:rPr>
+                  <m:t>R = 0.30 N</m:t>
+                </m:r>
+              </m:oMath>
+            </m:oMathPara>
+          </w:p>
+        </w:tc>
+        <w:tc>
+          <w:tcPr>
+            <w:tcW w:w="4414" w:type="dxa"/>
+            <w:vAlign w:val="center"/>
+          </w:tcPr>
+          <w:p/>
+          <w:p>
+            <w:pPr>
+              <w:spacing w:after="200"/>
+              <w:jc w:val="center"/>
+            </w:pPr>
+            <m:oMathPara>
+              <m:oMath>
+                <m:r>
+                  <w:rPr>
+                    <w:rFonts w:ascii="Cambria Math" w:hAnsi="Cambria Math"/>
+                  </w:rPr>
+                  <m:t xml:space="preserve">θ = tan⁻¹ </m:t>
+                </m:r>
+                <m:f>
+                  <m:fPr>
+                    <m:ctrlPr>
+                      <w:rPr>
+                        <w:rFonts w:ascii="Cambria Math" w:hAnsi="Cambria Math"/>
+                      </w:rPr>
+                    </m:ctrlPr>
+                  </m:fPr>
+                  <m:num>
+                    <m:r>
+                      <w:rPr>
+                        <w:rFonts w:ascii="Cambria Math" w:hAnsi="Cambria Math"/>
+                      </w:rPr>
+                      <m:t>│ΣFᵧ│</m:t>
+                    </m:r>
+                  </m:num>
+                  <m:den>
+                    <m:r>
+                      <w:rPr>
+                        <w:rFonts w:ascii="Cambria Math" w:hAnsi="Cambria Math"/>
+                      </w:rPr>
+                      <m:t>│ΣFₓ│</m:t>
+                    </m:r>
+                  </m:den>
+                </m:f>
+              </m:oMath>
+            </m:oMathPara>
+          </w:p>
+          <w:p>
+            <w:pPr>
+              <w:spacing w:after="200"/>
+              <w:jc w:val="center"/>
+            </w:pPr>
+            <m:oMathPara>
+              <m:oMath>
+                <m:r>
+                  <w:rPr>
+                    <w:rFonts w:ascii="Cambria Math" w:hAnsi="Cambria Math"/>
+                  </w:rPr>
+                  <m:t xml:space="preserve">θ = tan⁻¹ </m:t>
+                </m:r>
+                <m:f>
+                  <m:fPr>
+                    <m:ctrlPr>
+                      <w:rPr>
+                        <w:rFonts w:ascii="Cambria Math" w:hAnsi="Cambria Math"/>
+                      </w:rPr>
+                    </m:ctrlPr>
+                  </m:fPr>
+                  <m:num>
+                    <m:r>
+                      <w:rPr>
+                        <w:rFonts w:ascii="Cambria Math" w:hAnsi="Cambria Math"/>
+                      </w:rPr>
+                      <m:t>0.038574</m:t>
+                    </m:r>
+                  </m:num>
+                  <m:den>
+                    <m:r>
+                      <w:rPr>
+                        <w:rFonts w:ascii="Cambria Math" w:hAnsi="Cambria Math"/>
+                      </w:rPr>
+                      <m:t>0.297628</m:t>
+                    </m:r>
+                  </m:den>
+                </m:f>
+                <m:r>
+                  <w:rPr>
+                    <w:rFonts w:ascii="Cambria Math" w:hAnsi="Cambria Math"/>
+                  </w:rPr>
+                  <m:t xml:space="preserve"> ≈ 7.38°</m:t>
+                </m:r>
+              </m:oMath>
+            </m:oMathPara>
+          </w:p>
+          <w:p>
+            <w:pPr>
+              <w:spacing w:after="0"/>
+              <w:jc w:val="center"/>
+            </w:pPr>
+            <m:oMathPara>
+              <m:oMath>
+                <m:r>
+                  <w:rPr>
+                    <w:rFonts w:ascii="Cambria Math" w:hAnsi="Cambria Math"/>
+                  </w:rPr>
+                  <m:t>θ = 180° - 7.38° = 172.62°</m:t>
+                </m:r>
+              </m:oMath>
+            </m:oMathPara>
+          </w:p>
+          <w:p>
+            <w:pPr>
+              <w:jc w:val="center"/>
+            </w:pPr>
+            <w:r>
+              <w:t>Segundo cuadrante</w:t>
+            </w:r>
+          </w:p>
+        </w:tc>
+      </w:tr>
+      <w:tr>
+        <w:trPr>
+          <w:trHeight w:val="5184"/>
+        </w:trPr>
+        <w:tc>
+          <w:tcPr>
+            <w:tcW w:w="8828" w:type="dxa"/>
+            <w:gridSpan w:val="2"/>
+            <w:vAlign w:val="center"/>
+          </w:tcPr>
+          <w:p>
+            <w:r>
+              <w:rPr>
+                <w:noProof/>
+              </w:rPr>
+              <w:drawing>
+                <wp:anchor distT="0" distB="0" distL="114300" distR="114300" simplePos="0" relativeHeight="251664384" behindDoc="0" locked="0" layoutInCell="1" allowOverlap="1" wp14:anchorId="6CA3D7FB" wp14:editId="7CE6CBED">
+                  <wp:simplePos x="0" y="0"/>
+                  <wp:positionH relativeFrom="column">
+                    <wp:posOffset>318135</wp:posOffset>
+                  </wp:positionH>
+                  <wp:positionV relativeFrom="paragraph">
+                    <wp:posOffset>11430</wp:posOffset>
+                  </wp:positionV>
+                  <wp:extent cx="4847590" cy="3151505"/>
+                  <wp:effectExtent l="0" t="0" r="0" b="0"/>
+                  <wp:wrapNone/>
+                  <wp:docPr id="1483217635" name="Imagen 51"/>
+                  <wp:cNvGraphicFramePr>
+                    <a:graphicFrameLocks xmlns:a="http://schemas.openxmlformats.org/drawingml/2006/main" noChangeAspect="1"/>
+                  </wp:cNvGraphicFramePr>
+                  <a:graphic xmlns:a="http://schemas.openxmlformats.org/drawingml/2006/main">
+                    <a:graphicData uri="http://schemas.openxmlformats.org/drawingml/2006/picture">
+                      <pic:pic xmlns:pic="http://schemas.openxmlformats.org/drawingml/2006/picture">
+                        <pic:nvPicPr>
+                          <pic:cNvPr id="0" name="Picture 8"/>
+                          <pic:cNvPicPr>
+                            <a:picLocks noChangeAspect="1" noChangeArrowheads="1"/>
+                          </pic:cNvPicPr>
+                        </pic:nvPicPr>
+                        <pic:blipFill>
+                          <a:blip r:embed="rId36">
+                            <a:extLst>
+                              <a:ext uri="{28A0092B-C50C-407E-A947-70E740481C1C}">
+                                <a14:useLocalDpi xmlns:a14="http://schemas.microsoft.com/office/drawing/2010/main" val="0"/>
+                              </a:ext>
+                            </a:extLst>
+                          </a:blip>
+                          <a:srcRect/>
+                          <a:stretch>
+                            <a:fillRect/>
+                          </a:stretch>
+                        </pic:blipFill>
+                        <pic:spPr bwMode="auto">
+                          <a:xfrm>
+                            <a:off x="0" y="0"/>
+                            <a:ext cx="4847590" cy="3151505"/>
+                          </a:xfrm>
+                          <a:prstGeom prst="rect">
+                            <a:avLst/>
+                          </a:prstGeom>
+                          <a:noFill/>
+                          <a:ln>
+                            <a:noFill/>
+                          </a:ln>
+                        </pic:spPr>
+                      </pic:pic>
+                    </a:graphicData>
+                  </a:graphic>
+                  <wp14:sizeRelH relativeFrom="margin">
+                    <wp14:pctWidth>0</wp14:pctWidth>
+                  </wp14:sizeRelH>
+                  <wp14:sizeRelV relativeFrom="margin">
+                    <wp14:pctHeight>0</wp14:pctHeight>
+                  </wp14:sizeRelV>
+                </wp:anchor>
+              </w:drawing>
             </w:r>
           </w:p>
         </w:tc>
       </w:tr>
     </w:tbl>
     <w:p>
-      <w:pPr>
-        <w:spacing w:after="25" w:line="240" w:lineRule="auto"/>
-        <w:ind w:left="10" w:right="-15"/>
-        <w:jc w:val="center"/>
-      </w:pPr>
       <w:r>
         <w:rPr>
-          <w:sz w:val="18"/>
-        </w:rPr>
-        <w:t xml:space="preserve">Tabla 5 </w:t>
-      </w:r>
-    </w:p>
-    <w:p>
-      <w:pPr>
-        <w:spacing w:after="32" w:line="240" w:lineRule="auto"/>
-        <w:ind w:left="192" w:firstLine="0"/>
-        <w:jc w:val="left"/>
-      </w:pPr>
-      <w:r>
+          <w:noProof/>
+        </w:rPr>
+        <w:lastRenderedPageBreak/>
         <w:t xml:space="preserve"> </w:t>
       </w:r>
     </w:p>
-    <w:p>
-      <w:pPr>
-        <w:spacing w:after="32" w:line="240" w:lineRule="auto"/>
-        <w:ind w:left="192" w:firstLine="0"/>
-        <w:jc w:val="left"/>
-      </w:pPr>
-    </w:p>
-    <w:p>
-      <w:pPr>
-        <w:spacing w:after="32" w:line="240" w:lineRule="auto"/>
-        <w:ind w:left="192" w:firstLine="0"/>
-        <w:jc w:val="left"/>
-      </w:pPr>
-    </w:p>
-    <w:p>
-      <w:pPr>
-        <w:numPr>
-          <w:ilvl w:val="0"/>
-          <w:numId w:val="6"/>
-        </w:numPr>
-        <w:ind w:right="554"/>
-      </w:pPr>
-      <w:r>
-        <w:t xml:space="preserve">Escoger cuatro fuerzas diferentes semejantes a las anteriores y repetir de nuevo todo este proceso. </w:t>
-      </w:r>
-    </w:p>
-    <w:p>
-      <w:pPr>
-        <w:spacing w:after="0" w:line="240" w:lineRule="auto"/>
-        <w:ind w:left="192" w:firstLine="0"/>
-        <w:jc w:val="left"/>
-      </w:pPr>
-      <w:r>
-        <w:t xml:space="preserve"> </w:t>
-      </w:r>
-    </w:p>
-    <w:tbl>
-      <w:tblPr>
-        <w:tblStyle w:val="TableGrid"/>
-        <w:tblW w:w="5209" w:type="dxa"/>
-        <w:tblInd w:w="2011" w:type="dxa"/>
-        <w:tblCellMar>
-          <w:left w:w="115" w:type="dxa"/>
-          <w:right w:w="115" w:type="dxa"/>
-        </w:tblCellMar>
-        <w:tblLook w:val="04A0" w:firstRow="1" w:lastRow="0" w:firstColumn="1" w:lastColumn="0" w:noHBand="0" w:noVBand="1"/>
-      </w:tblPr>
-      <w:tblGrid>
-        <w:gridCol w:w="961"/>
-        <w:gridCol w:w="844"/>
-        <w:gridCol w:w="1623"/>
-        <w:gridCol w:w="1781"/>
-      </w:tblGrid>
-      <w:tr>
-        <w:trPr>
-          <w:trHeight w:val="267"/>
-        </w:trPr>
-        <w:tc>
-          <w:tcPr>
-            <w:tcW w:w="961" w:type="dxa"/>
-            <w:tcBorders>
-              <w:top w:val="single" w:sz="4" w:space="0" w:color="000000"/>
-              <w:left w:val="single" w:sz="4" w:space="0" w:color="000000"/>
-              <w:bottom w:val="single" w:sz="4" w:space="0" w:color="000000"/>
-              <w:right w:val="single" w:sz="4" w:space="0" w:color="000000"/>
-            </w:tcBorders>
-          </w:tcPr>
-          <w:p>
-            <w:pPr>
-              <w:spacing w:after="0" w:line="276" w:lineRule="auto"/>
-              <w:ind w:left="0" w:firstLine="0"/>
-              <w:jc w:val="center"/>
-            </w:pPr>
-            <w:r>
-              <w:rPr>
-                <w:sz w:val="20"/>
-              </w:rPr>
-              <w:t xml:space="preserve">F </w:t>
-            </w:r>
-            <w:proofErr w:type="gramStart"/>
-            <w:r>
-              <w:rPr>
-                <w:sz w:val="20"/>
-              </w:rPr>
-              <w:t>( N</w:t>
-            </w:r>
-            <w:proofErr w:type="gramEnd"/>
-            <w:r>
-              <w:rPr>
-                <w:sz w:val="20"/>
-              </w:rPr>
-              <w:t xml:space="preserve"> ) </w:t>
-            </w:r>
-          </w:p>
-        </w:tc>
-        <w:tc>
-          <w:tcPr>
-            <w:tcW w:w="844" w:type="dxa"/>
-            <w:tcBorders>
-              <w:top w:val="single" w:sz="4" w:space="0" w:color="000000"/>
-              <w:left w:val="single" w:sz="4" w:space="0" w:color="000000"/>
-              <w:bottom w:val="single" w:sz="4" w:space="0" w:color="000000"/>
-              <w:right w:val="single" w:sz="4" w:space="0" w:color="000000"/>
-            </w:tcBorders>
-          </w:tcPr>
-          <w:p>
-            <w:pPr>
-              <w:spacing w:after="0" w:line="276" w:lineRule="auto"/>
-              <w:ind w:left="0" w:firstLine="0"/>
-              <w:jc w:val="center"/>
-            </w:pPr>
-            <w:r>
-              <w:rPr>
-                <w:rFonts w:ascii="Segoe UI Symbol" w:eastAsia="Segoe UI Symbol" w:hAnsi="Segoe UI Symbol" w:cs="Segoe UI Symbol"/>
-              </w:rPr>
-              <w:t>⌀</w:t>
-            </w:r>
-          </w:p>
-        </w:tc>
-        <w:tc>
-          <w:tcPr>
-            <w:tcW w:w="1623" w:type="dxa"/>
-            <w:tcBorders>
-              <w:top w:val="single" w:sz="4" w:space="0" w:color="000000"/>
-              <w:left w:val="single" w:sz="4" w:space="0" w:color="000000"/>
-              <w:bottom w:val="single" w:sz="4" w:space="0" w:color="000000"/>
-              <w:right w:val="single" w:sz="4" w:space="0" w:color="000000"/>
-            </w:tcBorders>
-          </w:tcPr>
-          <w:p>
-            <w:pPr>
-              <w:spacing w:after="0" w:line="276" w:lineRule="auto"/>
-              <w:ind w:left="0" w:firstLine="0"/>
-              <w:jc w:val="center"/>
-            </w:pPr>
-            <w:proofErr w:type="gramStart"/>
-            <w:r>
-              <w:rPr>
-                <w:sz w:val="20"/>
-              </w:rPr>
-              <w:t>F</w:t>
-            </w:r>
-            <w:r>
-              <w:rPr>
-                <w:sz w:val="20"/>
-                <w:vertAlign w:val="subscript"/>
-              </w:rPr>
-              <w:t xml:space="preserve">X  </w:t>
-            </w:r>
-            <w:r>
-              <w:rPr>
-                <w:sz w:val="20"/>
-              </w:rPr>
-              <w:t>=</w:t>
-            </w:r>
-            <w:proofErr w:type="gramEnd"/>
-            <w:r>
-              <w:rPr>
-                <w:sz w:val="20"/>
-              </w:rPr>
-              <w:t xml:space="preserve"> F Cos </w:t>
-            </w:r>
-            <w:r>
-              <w:rPr>
-                <w:rFonts w:ascii="Segoe UI Symbol" w:eastAsia="Segoe UI Symbol" w:hAnsi="Segoe UI Symbol" w:cs="Segoe UI Symbol"/>
-              </w:rPr>
-              <w:t>⌀</w:t>
-            </w:r>
-            <w:r>
-              <w:rPr>
-                <w:sz w:val="24"/>
-              </w:rPr>
-              <w:t xml:space="preserve"> </w:t>
-            </w:r>
-            <w:r>
-              <w:rPr>
-                <w:sz w:val="20"/>
-              </w:rPr>
-              <w:t xml:space="preserve"> </w:t>
-            </w:r>
-          </w:p>
-        </w:tc>
-        <w:tc>
-          <w:tcPr>
-            <w:tcW w:w="1781" w:type="dxa"/>
-            <w:tcBorders>
-              <w:top w:val="single" w:sz="4" w:space="0" w:color="000000"/>
-              <w:left w:val="single" w:sz="4" w:space="0" w:color="000000"/>
-              <w:bottom w:val="single" w:sz="4" w:space="0" w:color="000000"/>
-              <w:right w:val="single" w:sz="4" w:space="0" w:color="000000"/>
-            </w:tcBorders>
-          </w:tcPr>
-          <w:p>
-            <w:pPr>
-              <w:spacing w:after="0" w:line="276" w:lineRule="auto"/>
-              <w:ind w:left="0" w:firstLine="0"/>
-              <w:jc w:val="center"/>
-            </w:pPr>
-            <w:r>
-              <w:rPr>
-                <w:sz w:val="20"/>
-              </w:rPr>
-              <w:t>F</w:t>
-            </w:r>
-            <w:r>
-              <w:rPr>
-                <w:sz w:val="20"/>
-                <w:vertAlign w:val="subscript"/>
-              </w:rPr>
-              <w:t xml:space="preserve">Y </w:t>
-            </w:r>
-            <w:r>
-              <w:rPr>
-                <w:sz w:val="20"/>
-              </w:rPr>
-              <w:t xml:space="preserve">= F Sen </w:t>
-            </w:r>
-            <w:r>
-              <w:rPr>
-                <w:rFonts w:ascii="Segoe UI Symbol" w:eastAsia="Segoe UI Symbol" w:hAnsi="Segoe UI Symbol" w:cs="Segoe UI Symbol"/>
-              </w:rPr>
-              <w:t>⌀</w:t>
-            </w:r>
-          </w:p>
-        </w:tc>
-      </w:tr>
-      <w:tr>
-        <w:trPr>
-          <w:trHeight w:val="252"/>
-        </w:trPr>
-        <w:tc>
-          <w:tcPr>
-            <w:tcW w:w="961" w:type="dxa"/>
-            <w:tcBorders>
-              <w:top w:val="single" w:sz="4" w:space="0" w:color="000000"/>
-              <w:left w:val="single" w:sz="4" w:space="0" w:color="000000"/>
-              <w:bottom w:val="single" w:sz="4" w:space="0" w:color="000000"/>
-              <w:right w:val="single" w:sz="4" w:space="0" w:color="000000"/>
-            </w:tcBorders>
-          </w:tcPr>
-          <w:p>
-            <w:pPr>
-              <w:spacing w:after="0" w:line="276" w:lineRule="auto"/>
-              <w:ind w:left="0" w:firstLine="0"/>
-              <w:jc w:val="center"/>
-            </w:pPr>
-            <w:r>
-              <w:rPr>
-                <w:sz w:val="20"/>
-              </w:rPr>
-              <w:t xml:space="preserve"> </w:t>
-            </w:r>
-          </w:p>
-        </w:tc>
-        <w:tc>
-          <w:tcPr>
-            <w:tcW w:w="844" w:type="dxa"/>
-            <w:tcBorders>
-              <w:top w:val="single" w:sz="4" w:space="0" w:color="000000"/>
-              <w:left w:val="single" w:sz="4" w:space="0" w:color="000000"/>
-              <w:bottom w:val="single" w:sz="4" w:space="0" w:color="000000"/>
-              <w:right w:val="single" w:sz="4" w:space="0" w:color="000000"/>
-            </w:tcBorders>
-          </w:tcPr>
-          <w:p>
-            <w:pPr>
-              <w:spacing w:after="0" w:line="276" w:lineRule="auto"/>
-              <w:ind w:left="0" w:firstLine="0"/>
-              <w:jc w:val="center"/>
-            </w:pPr>
-            <w:r>
-              <w:rPr>
-                <w:sz w:val="20"/>
-              </w:rPr>
-              <w:t xml:space="preserve"> </w:t>
-            </w:r>
-          </w:p>
-        </w:tc>
-        <w:tc>
-          <w:tcPr>
-            <w:tcW w:w="1623" w:type="dxa"/>
-            <w:tcBorders>
-              <w:top w:val="single" w:sz="4" w:space="0" w:color="000000"/>
-              <w:left w:val="single" w:sz="4" w:space="0" w:color="000000"/>
-              <w:bottom w:val="single" w:sz="4" w:space="0" w:color="000000"/>
-              <w:right w:val="single" w:sz="4" w:space="0" w:color="000000"/>
-            </w:tcBorders>
-          </w:tcPr>
-          <w:p>
-            <w:pPr>
-              <w:spacing w:after="0" w:line="276" w:lineRule="auto"/>
-              <w:ind w:left="0" w:firstLine="0"/>
-              <w:jc w:val="center"/>
-            </w:pPr>
-            <w:r>
-              <w:rPr>
-                <w:sz w:val="20"/>
-              </w:rPr>
-              <w:t xml:space="preserve"> </w:t>
-            </w:r>
-          </w:p>
-        </w:tc>
-        <w:tc>
-          <w:tcPr>
-            <w:tcW w:w="1781" w:type="dxa"/>
-            <w:tcBorders>
-              <w:top w:val="single" w:sz="4" w:space="0" w:color="000000"/>
-              <w:left w:val="single" w:sz="4" w:space="0" w:color="000000"/>
-              <w:bottom w:val="single" w:sz="4" w:space="0" w:color="000000"/>
-              <w:right w:val="single" w:sz="4" w:space="0" w:color="000000"/>
-            </w:tcBorders>
-          </w:tcPr>
-          <w:p>
-            <w:pPr>
-              <w:spacing w:after="0" w:line="276" w:lineRule="auto"/>
-              <w:ind w:left="0" w:firstLine="0"/>
-              <w:jc w:val="center"/>
-            </w:pPr>
-            <w:r>
-              <w:rPr>
-                <w:sz w:val="20"/>
-              </w:rPr>
-              <w:t xml:space="preserve"> </w:t>
-            </w:r>
-          </w:p>
-        </w:tc>
-      </w:tr>
-      <w:tr>
-        <w:trPr>
-          <w:trHeight w:val="254"/>
-        </w:trPr>
-        <w:tc>
-          <w:tcPr>
-            <w:tcW w:w="961" w:type="dxa"/>
-            <w:tcBorders>
-              <w:top w:val="single" w:sz="4" w:space="0" w:color="000000"/>
-              <w:left w:val="single" w:sz="4" w:space="0" w:color="000000"/>
-              <w:bottom w:val="single" w:sz="4" w:space="0" w:color="000000"/>
-              <w:right w:val="single" w:sz="4" w:space="0" w:color="000000"/>
-            </w:tcBorders>
-          </w:tcPr>
-          <w:p>
-            <w:pPr>
-              <w:spacing w:after="0" w:line="276" w:lineRule="auto"/>
-              <w:ind w:left="0" w:firstLine="0"/>
-              <w:jc w:val="center"/>
-            </w:pPr>
-            <w:r>
-              <w:rPr>
-                <w:sz w:val="20"/>
-              </w:rPr>
-              <w:t xml:space="preserve"> </w:t>
-            </w:r>
-          </w:p>
-        </w:tc>
-        <w:tc>
-          <w:tcPr>
-            <w:tcW w:w="844" w:type="dxa"/>
-            <w:tcBorders>
-              <w:top w:val="single" w:sz="4" w:space="0" w:color="000000"/>
-              <w:left w:val="single" w:sz="4" w:space="0" w:color="000000"/>
-              <w:bottom w:val="single" w:sz="4" w:space="0" w:color="000000"/>
-              <w:right w:val="single" w:sz="4" w:space="0" w:color="000000"/>
-            </w:tcBorders>
-          </w:tcPr>
-          <w:p>
-            <w:pPr>
-              <w:spacing w:after="0" w:line="276" w:lineRule="auto"/>
-              <w:ind w:left="0" w:firstLine="0"/>
-              <w:jc w:val="center"/>
-            </w:pPr>
-            <w:r>
-              <w:rPr>
-                <w:sz w:val="20"/>
-              </w:rPr>
-              <w:t xml:space="preserve"> </w:t>
-            </w:r>
-          </w:p>
-        </w:tc>
-        <w:tc>
-          <w:tcPr>
-            <w:tcW w:w="1623" w:type="dxa"/>
-            <w:tcBorders>
-              <w:top w:val="single" w:sz="4" w:space="0" w:color="000000"/>
-              <w:left w:val="single" w:sz="4" w:space="0" w:color="000000"/>
-              <w:bottom w:val="single" w:sz="4" w:space="0" w:color="000000"/>
-              <w:right w:val="single" w:sz="4" w:space="0" w:color="000000"/>
-            </w:tcBorders>
-          </w:tcPr>
-          <w:p>
-            <w:pPr>
-              <w:spacing w:after="0" w:line="276" w:lineRule="auto"/>
-              <w:ind w:left="0" w:firstLine="0"/>
-              <w:jc w:val="center"/>
-            </w:pPr>
-            <w:r>
-              <w:rPr>
-                <w:sz w:val="20"/>
-              </w:rPr>
-              <w:t xml:space="preserve"> </w:t>
-            </w:r>
-          </w:p>
-        </w:tc>
-        <w:tc>
-          <w:tcPr>
-            <w:tcW w:w="1781" w:type="dxa"/>
-            <w:tcBorders>
-              <w:top w:val="single" w:sz="4" w:space="0" w:color="000000"/>
-              <w:left w:val="single" w:sz="4" w:space="0" w:color="000000"/>
-              <w:bottom w:val="single" w:sz="4" w:space="0" w:color="000000"/>
-              <w:right w:val="single" w:sz="4" w:space="0" w:color="000000"/>
-            </w:tcBorders>
-          </w:tcPr>
-          <w:p>
-            <w:pPr>
-              <w:spacing w:after="0" w:line="276" w:lineRule="auto"/>
-              <w:ind w:left="0" w:firstLine="0"/>
-              <w:jc w:val="center"/>
-            </w:pPr>
-            <w:r>
-              <w:rPr>
-                <w:sz w:val="20"/>
-              </w:rPr>
-              <w:t xml:space="preserve"> </w:t>
-            </w:r>
-          </w:p>
-        </w:tc>
-      </w:tr>
-      <w:tr>
-        <w:trPr>
-          <w:trHeight w:val="254"/>
-        </w:trPr>
-        <w:tc>
-          <w:tcPr>
-            <w:tcW w:w="961" w:type="dxa"/>
-            <w:tcBorders>
-              <w:top w:val="single" w:sz="4" w:space="0" w:color="000000"/>
-              <w:left w:val="single" w:sz="4" w:space="0" w:color="000000"/>
-              <w:bottom w:val="single" w:sz="4" w:space="0" w:color="000000"/>
-              <w:right w:val="single" w:sz="4" w:space="0" w:color="000000"/>
-            </w:tcBorders>
-          </w:tcPr>
-          <w:p>
-            <w:pPr>
-              <w:spacing w:after="0" w:line="276" w:lineRule="auto"/>
-              <w:ind w:left="0" w:firstLine="0"/>
-              <w:jc w:val="center"/>
-            </w:pPr>
-            <w:r>
-              <w:rPr>
-                <w:sz w:val="20"/>
-              </w:rPr>
-              <w:t xml:space="preserve"> </w:t>
-            </w:r>
-          </w:p>
-        </w:tc>
-        <w:tc>
-          <w:tcPr>
-            <w:tcW w:w="844" w:type="dxa"/>
-            <w:tcBorders>
-              <w:top w:val="single" w:sz="4" w:space="0" w:color="000000"/>
-              <w:left w:val="single" w:sz="4" w:space="0" w:color="000000"/>
-              <w:bottom w:val="single" w:sz="4" w:space="0" w:color="000000"/>
-              <w:right w:val="single" w:sz="4" w:space="0" w:color="000000"/>
-            </w:tcBorders>
-          </w:tcPr>
-          <w:p>
-            <w:pPr>
-              <w:spacing w:after="0" w:line="276" w:lineRule="auto"/>
-              <w:ind w:left="0" w:firstLine="0"/>
-              <w:jc w:val="center"/>
-            </w:pPr>
-            <w:r>
-              <w:rPr>
-                <w:sz w:val="20"/>
-              </w:rPr>
-              <w:t xml:space="preserve"> </w:t>
-            </w:r>
-          </w:p>
-        </w:tc>
-        <w:tc>
-          <w:tcPr>
-            <w:tcW w:w="1623" w:type="dxa"/>
-            <w:tcBorders>
-              <w:top w:val="single" w:sz="4" w:space="0" w:color="000000"/>
-              <w:left w:val="single" w:sz="4" w:space="0" w:color="000000"/>
-              <w:bottom w:val="single" w:sz="4" w:space="0" w:color="000000"/>
-              <w:right w:val="single" w:sz="4" w:space="0" w:color="000000"/>
-            </w:tcBorders>
-          </w:tcPr>
-          <w:p>
-            <w:pPr>
-              <w:spacing w:after="0" w:line="276" w:lineRule="auto"/>
-              <w:ind w:left="0" w:firstLine="0"/>
-              <w:jc w:val="center"/>
-            </w:pPr>
-            <w:r>
-              <w:rPr>
-                <w:sz w:val="20"/>
-              </w:rPr>
-              <w:t xml:space="preserve"> </w:t>
-            </w:r>
-          </w:p>
-        </w:tc>
-        <w:tc>
-          <w:tcPr>
-            <w:tcW w:w="1781" w:type="dxa"/>
-            <w:tcBorders>
-              <w:top w:val="single" w:sz="4" w:space="0" w:color="000000"/>
-              <w:left w:val="single" w:sz="4" w:space="0" w:color="000000"/>
-              <w:bottom w:val="single" w:sz="4" w:space="0" w:color="000000"/>
-              <w:right w:val="single" w:sz="4" w:space="0" w:color="000000"/>
-            </w:tcBorders>
-          </w:tcPr>
-          <w:p>
-            <w:pPr>
-              <w:spacing w:after="0" w:line="276" w:lineRule="auto"/>
-              <w:ind w:left="0" w:firstLine="0"/>
-              <w:jc w:val="center"/>
-            </w:pPr>
-            <w:r>
-              <w:rPr>
-                <w:sz w:val="20"/>
-              </w:rPr>
-              <w:t xml:space="preserve"> </w:t>
-            </w:r>
-          </w:p>
-        </w:tc>
-      </w:tr>
-      <w:tr>
-        <w:trPr>
-          <w:trHeight w:val="254"/>
-        </w:trPr>
-        <w:tc>
-          <w:tcPr>
-            <w:tcW w:w="961" w:type="dxa"/>
-            <w:tcBorders>
-              <w:top w:val="single" w:sz="4" w:space="0" w:color="000000"/>
-              <w:left w:val="single" w:sz="4" w:space="0" w:color="000000"/>
-              <w:bottom w:val="single" w:sz="4" w:space="0" w:color="000000"/>
-              <w:right w:val="single" w:sz="4" w:space="0" w:color="000000"/>
-            </w:tcBorders>
-          </w:tcPr>
-          <w:p>
-            <w:pPr>
-              <w:spacing w:after="0" w:line="276" w:lineRule="auto"/>
-              <w:ind w:left="0" w:firstLine="0"/>
-              <w:jc w:val="center"/>
-            </w:pPr>
-            <w:r>
-              <w:rPr>
-                <w:sz w:val="20"/>
-              </w:rPr>
-              <w:t xml:space="preserve"> </w:t>
-            </w:r>
-          </w:p>
-        </w:tc>
-        <w:tc>
-          <w:tcPr>
-            <w:tcW w:w="844" w:type="dxa"/>
-            <w:tcBorders>
-              <w:top w:val="single" w:sz="4" w:space="0" w:color="000000"/>
-              <w:left w:val="single" w:sz="4" w:space="0" w:color="000000"/>
-              <w:bottom w:val="single" w:sz="4" w:space="0" w:color="000000"/>
-              <w:right w:val="single" w:sz="4" w:space="0" w:color="000000"/>
-            </w:tcBorders>
-          </w:tcPr>
-          <w:p>
-            <w:pPr>
-              <w:spacing w:after="0" w:line="276" w:lineRule="auto"/>
-              <w:ind w:left="0" w:firstLine="0"/>
-              <w:jc w:val="center"/>
-            </w:pPr>
-            <w:r>
-              <w:rPr>
-                <w:sz w:val="20"/>
-              </w:rPr>
-              <w:t xml:space="preserve"> </w:t>
-            </w:r>
-          </w:p>
-        </w:tc>
-        <w:tc>
-          <w:tcPr>
-            <w:tcW w:w="1623" w:type="dxa"/>
-            <w:tcBorders>
-              <w:top w:val="single" w:sz="4" w:space="0" w:color="000000"/>
-              <w:left w:val="single" w:sz="4" w:space="0" w:color="000000"/>
-              <w:bottom w:val="single" w:sz="4" w:space="0" w:color="000000"/>
-              <w:right w:val="single" w:sz="4" w:space="0" w:color="000000"/>
-            </w:tcBorders>
-          </w:tcPr>
-          <w:p>
-            <w:pPr>
-              <w:spacing w:after="0" w:line="276" w:lineRule="auto"/>
-              <w:ind w:left="0" w:firstLine="0"/>
-              <w:jc w:val="center"/>
-            </w:pPr>
-            <w:r>
-              <w:rPr>
-                <w:sz w:val="20"/>
-              </w:rPr>
-              <w:t xml:space="preserve"> </w:t>
-            </w:r>
-          </w:p>
-        </w:tc>
-        <w:tc>
-          <w:tcPr>
-            <w:tcW w:w="1781" w:type="dxa"/>
-            <w:tcBorders>
-              <w:top w:val="single" w:sz="4" w:space="0" w:color="000000"/>
-              <w:left w:val="single" w:sz="4" w:space="0" w:color="000000"/>
-              <w:bottom w:val="single" w:sz="4" w:space="0" w:color="000000"/>
-              <w:right w:val="single" w:sz="4" w:space="0" w:color="000000"/>
-            </w:tcBorders>
-          </w:tcPr>
-          <w:p>
-            <w:pPr>
-              <w:spacing w:after="0" w:line="276" w:lineRule="auto"/>
-              <w:ind w:left="0" w:firstLine="0"/>
-              <w:jc w:val="center"/>
-            </w:pPr>
-            <w:r>
-              <w:rPr>
-                <w:sz w:val="20"/>
-              </w:rPr>
-              <w:t xml:space="preserve"> </w:t>
-            </w:r>
-          </w:p>
-        </w:tc>
-      </w:tr>
-      <w:tr>
-        <w:trPr>
-          <w:trHeight w:val="266"/>
-        </w:trPr>
-        <w:tc>
-          <w:tcPr>
-            <w:tcW w:w="1805" w:type="dxa"/>
-            <w:gridSpan w:val="2"/>
-            <w:tcBorders>
-              <w:top w:val="single" w:sz="4" w:space="0" w:color="000000"/>
-              <w:left w:val="single" w:sz="4" w:space="0" w:color="000000"/>
-              <w:bottom w:val="single" w:sz="4" w:space="0" w:color="000000"/>
-              <w:right w:val="single" w:sz="4" w:space="0" w:color="000000"/>
-            </w:tcBorders>
-          </w:tcPr>
-          <w:p>
-            <w:pPr>
-              <w:spacing w:after="0" w:line="276" w:lineRule="auto"/>
-              <w:ind w:left="0" w:firstLine="0"/>
-              <w:jc w:val="center"/>
-            </w:pPr>
-            <w:r>
-              <w:rPr>
-                <w:sz w:val="20"/>
-              </w:rPr>
-              <w:t xml:space="preserve">∑Comp. </w:t>
-            </w:r>
-          </w:p>
-        </w:tc>
-        <w:tc>
-          <w:tcPr>
-            <w:tcW w:w="1623" w:type="dxa"/>
-            <w:tcBorders>
-              <w:top w:val="single" w:sz="4" w:space="0" w:color="000000"/>
-              <w:left w:val="single" w:sz="4" w:space="0" w:color="000000"/>
-              <w:bottom w:val="single" w:sz="4" w:space="0" w:color="000000"/>
-              <w:right w:val="single" w:sz="4" w:space="0" w:color="000000"/>
-            </w:tcBorders>
-          </w:tcPr>
-          <w:p>
-            <w:pPr>
-              <w:spacing w:after="0" w:line="276" w:lineRule="auto"/>
-              <w:ind w:left="0" w:firstLine="0"/>
-              <w:jc w:val="center"/>
-            </w:pPr>
-            <w:r>
-              <w:rPr>
-                <w:sz w:val="20"/>
-              </w:rPr>
-              <w:t xml:space="preserve"> </w:t>
-            </w:r>
-          </w:p>
-        </w:tc>
-        <w:tc>
-          <w:tcPr>
-            <w:tcW w:w="1781" w:type="dxa"/>
-            <w:tcBorders>
-              <w:top w:val="single" w:sz="4" w:space="0" w:color="000000"/>
-              <w:left w:val="single" w:sz="4" w:space="0" w:color="000000"/>
-              <w:bottom w:val="single" w:sz="4" w:space="0" w:color="000000"/>
-              <w:right w:val="single" w:sz="4" w:space="0" w:color="000000"/>
-            </w:tcBorders>
-          </w:tcPr>
-          <w:p>
-            <w:pPr>
-              <w:spacing w:after="0" w:line="276" w:lineRule="auto"/>
-              <w:ind w:left="0" w:firstLine="0"/>
-              <w:jc w:val="center"/>
-            </w:pPr>
-            <w:r>
-              <w:rPr>
-                <w:sz w:val="20"/>
-              </w:rPr>
-              <w:t xml:space="preserve"> </w:t>
-            </w:r>
-          </w:p>
-        </w:tc>
-      </w:tr>
-    </w:tbl>
-    <w:p/>
     <w:sectPr>
       <w:pgSz w:w="12240" w:h="15840"/>
       <w:pgMar w:top="1417" w:right="1701" w:bottom="1417" w:left="1701" w:header="708" w:footer="708" w:gutter="0"/>
@@ -20219,6 +23034,56 @@
     </w:sectPr>
   </w:body>
 </w:document>
+</file>
+
+<file path=word/endnotes.xml><?xml version="1.0" encoding="utf-8"?>
+<w:endnotes xmlns:wpc="http://schemas.microsoft.com/office/word/2010/wordprocessingCanvas" xmlns:cx="http://schemas.microsoft.com/office/drawing/2014/chartex" xmlns:cx1="http://schemas.microsoft.com/office/drawing/2015/9/8/chartex" xmlns:cx2="http://schemas.microsoft.com/office/drawing/2015/10/21/chartex" xmlns:cx3="http://schemas.microsoft.com/office/drawing/2016/5/9/chartex" xmlns:cx4="http://schemas.microsoft.com/office/drawing/2016/5/10/chartex" xmlns:cx5="http://schemas.microsoft.com/office/drawing/2016/5/11/chartex" xmlns:cx6="http://schemas.microsoft.com/office/drawing/2016/5/12/chartex" xmlns:cx7="http://schemas.microsoft.com/office/drawing/2016/5/13/chartex" xmlns:cx8="http://schemas.microsoft.com/office/drawing/2016/5/14/chartex" xmlns:mc="http://schemas.openxmlformats.org/markup-compatibility/2006" xmlns:aink="http://schemas.microsoft.com/office/drawing/2016/ink" xmlns:am3d="http://schemas.microsoft.com/office/drawing/2017/model3d" xmlns:o="urn:schemas-microsoft-com:office:office" xmlns:oel="http://schemas.microsoft.com/office/2019/extlst" xmlns:r="http://schemas.openxmlformats.org/officeDocument/2006/relationships" xmlns:m="http://schemas.openxmlformats.org/officeDocument/2006/math" xmlns:v="urn:schemas-microsoft-com:vml" xmlns:wp14="http://schemas.microsoft.com/office/word/2010/wordprocessingDrawing" xmlns:wp="http://schemas.openxmlformats.org/drawingml/2006/wordprocessingDrawing" xmlns:w10="urn:schemas-microsoft-com:office:word" xmlns:w="http://schemas.openxmlformats.org/wordprocessingml/2006/main" xmlns:w14="http://schemas.microsoft.com/office/word/2010/wordml" xmlns:w15="http://schemas.microsoft.com/office/word/2012/wordml" xmlns:w16cex="http://schemas.microsoft.com/office/word/2018/wordml/cex" xmlns:w16cid="http://schemas.microsoft.com/office/word/2016/wordml/cid" xmlns:w16="http://schemas.microsoft.com/office/word/2018/wordml" xmlns:w16du="http://schemas.microsoft.com/office/word/2023/wordml/word16du" xmlns:w16sdtdh="http://schemas.microsoft.com/office/word/2020/wordml/sdtdatahash" xmlns:w16sdtfl="http://schemas.microsoft.com/office/word/2024/wordml/sdtformatlock" xmlns:w16se="http://schemas.microsoft.com/office/word/2015/wordml/symex" xmlns:wpg="http://schemas.microsoft.com/office/word/2010/wordprocessingGroup" xmlns:wpi="http://schemas.microsoft.com/office/word/2010/wordprocessingInk" xmlns:wne="http://schemas.microsoft.com/office/word/2006/wordml" xmlns:wps="http://schemas.microsoft.com/office/word/2010/wordprocessingShape" mc:Ignorable="w14 w15 w16se w16cid w16 w16cex w16sdtdh w16sdtfl w16du wp14">
+  <w:endnote w:type="separator" w:id="-1">
+    <w:p>
+      <w:pPr>
+        <w:spacing w:after="0" w:line="240" w:lineRule="auto"/>
+      </w:pPr>
+      <w:r>
+        <w:separator/>
+      </w:r>
+    </w:p>
+  </w:endnote>
+  <w:endnote w:type="continuationSeparator" w:id="0">
+    <w:p>
+      <w:pPr>
+        <w:spacing w:after="0" w:line="240" w:lineRule="auto"/>
+      </w:pPr>
+      <w:r>
+        <w:continuationSeparator/>
+      </w:r>
+    </w:p>
+  </w:endnote>
+</w:endnotes>
+</file>
+
+<file path=word/footnotes.xml><?xml version="1.0" encoding="utf-8"?>
+<w:footnotes xmlns:wpc="http://schemas.microsoft.com/office/word/2010/wordprocessingCanvas" xmlns:cx="http://schemas.microsoft.com/office/drawing/2014/chartex" xmlns:cx1="http://schemas.microsoft.com/office/drawing/2015/9/8/chartex" xmlns:cx2="http://schemas.microsoft.com/office/drawing/2015/10/21/chartex" xmlns:cx3="http://schemas.microsoft.com/office/drawing/2016/5/9/chartex" xmlns:cx4="http://schemas.microsoft.com/office/drawing/2016/5/10/chartex" xmlns:cx5="http://schemas.microsoft.com/office/drawing/2016/5/11/chartex" xmlns:cx6="http://schemas.microsoft.com/office/drawing/2016/5/12/chartex" xmlns:cx7="http://schemas.microsoft.com/office/drawing/2016/5/13/chartex" xmlns:cx8="http://schemas.microsoft.com/office/drawing/2016/5/14/chartex" xmlns:mc="http://schemas.openxmlformats.org/markup-compatibility/2006" xmlns:aink="http://schemas.microsoft.com/office/drawing/2016/ink" xmlns:am3d="http://schemas.microsoft.com/office/drawing/2017/model3d" xmlns:o="urn:schemas-microsoft-com:office:office" xmlns:oel="http://schemas.microsoft.com/office/2019/extlst" xmlns:r="http://schemas.openxmlformats.org/officeDocument/2006/relationships" xmlns:m="http://schemas.openxmlformats.org/officeDocument/2006/math" xmlns:v="urn:schemas-microsoft-com:vml" xmlns:wp14="http://schemas.microsoft.com/office/word/2010/wordprocessingDrawing" xmlns:wp="http://schemas.openxmlformats.org/drawingml/2006/wordprocessingDrawing" xmlns:w10="urn:schemas-microsoft-com:office:word" xmlns:w="http://schemas.openxmlformats.org/wordprocessingml/2006/main" xmlns:w14="http://schemas.microsoft.com/office/word/2010/wordml" xmlns:w15="http://schemas.microsoft.com/office/word/2012/wordml" xmlns:w16cex="http://schemas.microsoft.com/office/word/2018/wordml/cex" xmlns:w16cid="http://schemas.microsoft.com/office/word/2016/wordml/cid" xmlns:w16="http://schemas.microsoft.com/office/word/2018/wordml" xmlns:w16du="http://schemas.microsoft.com/office/word/2023/wordml/word16du" xmlns:w16sdtdh="http://schemas.microsoft.com/office/word/2020/wordml/sdtdatahash" xmlns:w16sdtfl="http://schemas.microsoft.com/office/word/2024/wordml/sdtformatlock" xmlns:w16se="http://schemas.microsoft.com/office/word/2015/wordml/symex" xmlns:wpg="http://schemas.microsoft.com/office/word/2010/wordprocessingGroup" xmlns:wpi="http://schemas.microsoft.com/office/word/2010/wordprocessingInk" xmlns:wne="http://schemas.microsoft.com/office/word/2006/wordml" xmlns:wps="http://schemas.microsoft.com/office/word/2010/wordprocessingShape" mc:Ignorable="w14 w15 w16se w16cid w16 w16cex w16sdtdh w16sdtfl w16du wp14">
+  <w:footnote w:type="separator" w:id="-1">
+    <w:p>
+      <w:pPr>
+        <w:spacing w:after="0" w:line="240" w:lineRule="auto"/>
+      </w:pPr>
+      <w:r>
+        <w:separator/>
+      </w:r>
+    </w:p>
+  </w:footnote>
+  <w:footnote w:type="continuationSeparator" w:id="0">
+    <w:p>
+      <w:pPr>
+        <w:spacing w:after="0" w:line="240" w:lineRule="auto"/>
+      </w:pPr>
+      <w:r>
+        <w:continuationSeparator/>
+      </w:r>
+    </w:p>
+  </w:footnote>
+</w:footnotes>
 </file>
 
 <file path=word/numbering.xml><?xml version="1.0" encoding="utf-8"?>
@@ -21844,6 +24709,7 @@
   <w:style w:type="character" w:default="1" w:styleId="Fuentedeprrafopredeter">
     <w:name w:val="Default Paragraph Font"/>
     <w:uiPriority w:val="1"/>
+    <w:semiHidden/>
     <w:unhideWhenUsed/>
   </w:style>
   <w:style w:type="table" w:default="1" w:styleId="Tablanormal">
@@ -22032,6 +24898,7 @@
       <w:numPr>
         <w:ilvl w:val="1"/>
       </w:numPr>
+      <w:ind w:left="187" w:hanging="10"/>
     </w:pPr>
     <w:rPr>
       <w:rFonts w:eastAsiaTheme="majorEastAsia" w:cstheme="majorBidi"/>
@@ -22224,6 +25091,64 @@
         <w:insideV w:val="single" w:sz="4" w:space="0" w:color="auto"/>
       </w:tblBorders>
     </w:tblPr>
+  </w:style>
+  <w:style w:type="paragraph" w:styleId="Encabezado">
+    <w:name w:val="header"/>
+    <w:basedOn w:val="Normal"/>
+    <w:link w:val="EncabezadoCar"/>
+    <w:uiPriority w:val="99"/>
+    <w:unhideWhenUsed/>
+    <w:rsid w:val="00CA733D"/>
+    <w:pPr>
+      <w:tabs>
+        <w:tab w:val="center" w:pos="4419"/>
+        <w:tab w:val="right" w:pos="8838"/>
+      </w:tabs>
+      <w:spacing w:after="0" w:line="240" w:lineRule="auto"/>
+    </w:pPr>
+  </w:style>
+  <w:style w:type="character" w:customStyle="1" w:styleId="EncabezadoCar">
+    <w:name w:val="Encabezado Car"/>
+    <w:basedOn w:val="Fuentedeprrafopredeter"/>
+    <w:link w:val="Encabezado"/>
+    <w:uiPriority w:val="99"/>
+    <w:rsid w:val="00CA733D"/>
+    <w:rPr>
+      <w:rFonts w:ascii="Calibri" w:eastAsia="Calibri" w:hAnsi="Calibri" w:cs="Calibri"/>
+      <w:color w:val="000000"/>
+      <w:kern w:val="0"/>
+      <w:lang w:val="es-ES" w:eastAsia="es-ES"/>
+      <w14:ligatures w14:val="none"/>
+    </w:rPr>
+  </w:style>
+  <w:style w:type="paragraph" w:styleId="Piedepgina">
+    <w:name w:val="footer"/>
+    <w:basedOn w:val="Normal"/>
+    <w:link w:val="PiedepginaCar"/>
+    <w:uiPriority w:val="99"/>
+    <w:unhideWhenUsed/>
+    <w:rsid w:val="00CA733D"/>
+    <w:pPr>
+      <w:tabs>
+        <w:tab w:val="center" w:pos="4419"/>
+        <w:tab w:val="right" w:pos="8838"/>
+      </w:tabs>
+      <w:spacing w:after="0" w:line="240" w:lineRule="auto"/>
+    </w:pPr>
+  </w:style>
+  <w:style w:type="character" w:customStyle="1" w:styleId="PiedepginaCar">
+    <w:name w:val="Pie de página Car"/>
+    <w:basedOn w:val="Fuentedeprrafopredeter"/>
+    <w:link w:val="Piedepgina"/>
+    <w:uiPriority w:val="99"/>
+    <w:rsid w:val="00CA733D"/>
+    <w:rPr>
+      <w:rFonts w:ascii="Calibri" w:eastAsia="Calibri" w:hAnsi="Calibri" w:cs="Calibri"/>
+      <w:color w:val="000000"/>
+      <w:kern w:val="0"/>
+      <w:lang w:val="es-ES" w:eastAsia="es-ES"/>
+      <w14:ligatures w14:val="none"/>
+    </w:rPr>
   </w:style>
 </w:styles>
 </file>
